--- a/rus/docx/41.content.docx
+++ b/rus/docx/41.content.docx
@@ -11,6 +11,15 @@
         <w:pStyle w:val="Heading2"/>
       </w:pPr>
       <w:r>
+        <w:t>Resource: Заметки к учебнику (Тиндейл)</w:t>
+      </w:r>
+      <w:r/>
+    </w:p>
+    <w:p>
+      <w:pPr>
+        <w:pStyle w:val="Heading2"/>
+      </w:pPr>
+      <w:r>
         <w:t>License Information</w:t>
       </w:r>
       <w:r/>
@@ -21,7 +30,7 @@
         <w:rPr>
           <w:b/>
         </w:rPr>
-        <w:t>Study Notes (Tyndale)</w:t>
+        <w:t>Заметки к учебнику (Тиндейл)</w:t>
       </w:r>
       <w:r>
         <w:t xml:space="preserve"> (Russian) is based on</w:t>
@@ -74,7 +83,7 @@
         <w:pStyle w:val="Heading1"/>
       </w:pPr>
       <w:r>
-        <w:t>Study Notes (Tyndale)</w:t>
+        <w:t>Заметки к учебнику (Тиндейл)</w:t>
       </w:r>
     </w:p>
     <w:p>
@@ -83,6 +92,51 @@
           <w:headerReference w:type="even" r:id="rId8"/>
           <w:headerReference w:type="default" r:id="rId9"/>
           <w:footerReference w:type="default" r:id="rId10"/>
+          <w:footnotePr>
+            <w:numRestart w:val="eachSect"/>
+          </w:footnotePr>
+          <w:type w:val="continuous"/>
+          <w:pgSz w:w="12240" w:h="15840" w:code="1"/>
+          <w:pgMar w:top="1440" w:right="1440" w:bottom="1440" w:left="1440" w:header="504" w:footer="504" w:gutter="0"/>
+          <w:cols w:space="708"/>
+          <w:titlePg/>
+          <w:docGrid w:linePitch="360"/>
+        </w:sectPr>
+      </w:pPr>
+    </w:p>
+    <w:p>
+      <w:r/>
+    </w:p>
+    <w:p>
+      <w:pPr>
+        <w:pStyle w:val="Heading2"/>
+      </w:pPr>
+      <w:r>
+        <w:t>MRK</w:t>
+      </w:r>
+      <w:r/>
+    </w:p>
+    <w:p>
+      <w:r/>
+      <w:r>
+        <w:rPr>
+          <w:i/>
+        </w:rPr>
+        <w:t>Марка 1:1, Марка 1:2–3, Марка 1:2–8, Марка 1:3, Марка 1:4, Марка 1:5, Марка 1:6, Марка 1:7, Марка 1:8, Марка 1:9, Марка 1:10, Марка 1:11, Марка 1:12–13, Марка 1:14, Марка 1:14–15, Марка 1:15, Марка 1:16–20, Марка 1:17, Марка 1:19–20, Марка 1:21, Марка 1:21–28, Марка 1:22, Марка 1:23–24, Марка 1:25, Марка 1:26, Марка 1:27–28, Марка 1:29–30, Марка 1:31, Марка 1:32–34, Марка 1:33, Марка 1:34, Марка 1:35, Марка 1:38–39, Марка 1:40, Марка 1:41, Марка 1:43–45, Марка 2:1, Марка 2:1–12, Марка 2:1–3.6, Марка 2:4, Марка 2:5, Марка 2:6–7, Марка 2:9–11, Марка 2:12, Марка 2:13–15, Марка 2:13–17, Марка 2:16, Марка 2:17, Марка 2:18–22, Марка 2:19–20, Марка 2:21–22, Марка 2:23–28, Марка 2:25–26, Марка 2:27–28, Марка 3:1–2, Марка 3:1–6, Марка 3:3–4, Марка 3:5–6, Марка 3:7–12, Марка 3:9, Марка 3:10, Марка 3:11–12, Марка 3:13–19, Марка 3:14–15, Марка 3:16–18, Марка 3:17, Марка 3:18, Марка 3:19, Марка 3:20, Марка 3:20–35, Марка 3:21, Марка 3:22, Марка 3:23–27, Марка 3:27, Марка 3:28–30, Марка 3:31–35, Марка 3:33–34, Марка 3:35, Марка 4:1, Марка 4:1–34, Марка 4:2, Марка 4:3–9, Марка 4:10, Марка 4:11–12, Марка 4:13, Марка 4:14–20, Марка 4:21, Марка 4:21–25, Марка 4:22–23, Марка 4:24, Марка 4:26–29, Марка 4:26–34, Марка 4:29, Марка 4:30–32, Марка 4:33–34, Марка 4:35–41, Марка 4:35–5.43, Марка 4:38, Марка 4:39–40, Марка 4:41, Марка 5:1, Марка 5:1–20, Марка 5:2–5, Марка 5:6–8, Марка 5:9, Марка 5:10–13, Марка 5:15–16, Марка 5:17, Марка 5:18, Марка 5:19–20, Марка 5:21–22, Марка 5:21–43, Марка 5:23, Марка 5:24–34, Марка 5:27–29, Марка 5:33–34, Марка 5:35–43, Марка 5:36, Марка 5:37, Марка 5:38, Марка 5:39, Марка 5:40, Марка 5:41, Марка 5:42, Марка 5:43, Марка 6:1–2, Марка 6:1–6, Марка 6:3–4, Марка 6:5–6, Марка 6:6, Марка 6:6–8.21, Марка 6:7, Марка 6:7–13, Марка 6:8–9, Марка 6:10, Марка 6:11, Марка 6:12–13, Марка 6:14, Марка 6:14–29, Марка 6:15, Марка 6:17, Марка 6:18, Марка 6:19–28, Марка 6:22, Марка 6:29, Марка 6:30, Марка 6:30–44, Марка 6:31–33, Марка 6:34, Марка 6:35–36, Марка 6:37, Марка 6:41, Марка 6:42–44, Марка 6:45–46, Марка 6:45–52, Марка 6:48, Марка 6:49–50, Марка 6:51, Марка 6:52, Марка 6:53, Марка 6:53–56, Марка 6:56, Марка 7:1, Марка 7:1–23, Марка 7:2–4, Марка 7:5, Марка 7:6–8, Марка 7:9–13, Марка 7:11–12, Марка 7:13, Марка 7:14–23, Марка 7:20–22, Марка 7:24, Марка 7:24–30, Марка 7:25–26, Марка 7:27–28, Марка 7:29–30, Марка 7:31–37, Марка 7:33, Марка 7:34, Марка 7:36–37, Марка 8:1–3, Марка 8:1–10, Марка 8:4, Марка 8:5, Марка 8:6–7, Марка 8:8, Марка 8:10–13, Марка 8:11, Марка 8:12, Марка 8:14, Марка 8:14–21, Марка 8:15, Марка 8:16, Марка 8:17–20, Марка 8:19–20, Марка 8:21, Марка 8:22–26, Марка 8:23, Марка 8:24–25, Марка 8:26, Марка 8:27–28, Марка 8:27–38, Марка 8:27–9.1, Марка 8:29–30, Марка 8:31, Марка 8:31–38, Марка 8:32, Марка 8:33, Марка 8:34–38, Марка 8:35, Марка 8:36–37, Марка 8:38, Марка 9:1, Марка 9:2–8, Марка 9:4, Марка 9:5–6, Марка 9:7, Марка 9:8, Марка 9:9, Марка 9:10, Марка 9:11, Марка 9:12, Марка 9:13, Марка 9:14, Марка 9:14–29, Марка 9:15, Марка 9:18, Марка 9:19, Марка 9:20, Марка 9:21–22, Марка 9:23, Марка 9:24, Марка 9:25, Марка 9:26–27, Марка 9:28–29, Марка 9:30–10.31, Марка 9:31, Марка 9:32, Марка 9:33–34, Марка 9:33–50, Марка 9:35, Марка 9:36–37, Марка 9:38–41, Марка 9:40, Марка 9:42–50, Марка 9:43, Марка 9:43–48, Марка 9:48, Марка 9:49–50, Марка 10:1–2, Марка 10:3, Марка 10:4, Марка 10:5–9, Марка 10:10, Марка 10:11–12, Марка 10:13, Марка 10:13–16, Марка 10:14–15, Марка 10:17, Марка 10:17–31, Марка 10:18, Марка 10:19, Марка 10:20, Марка 10:21, Марка 10:22, Марка 10:23–27, Марка 10:24, Марка 10:25, Марка 10:26, Марка 10:27, Марка 10:28, Марка 10:29–30, Марка 10:31, Марка 10:32–34, Марка 10:33, Марка 10:35–45, Марка 10:37, Марка 10:38, Марка 10:39, Марка 10:40, Марка 10:41, Марка 10:42–44, Марка 10:45, Марка 10:46, Марка 10:46–52, Марка 10:47–48, Марка 10:50, Марка 10:51, Марка 10:52, Марка 11:1, Марка 11:1–13:37, Марка 11:2–3, Марка 11:3, Марка 11:4–6, Марка 11:7–8, Марка 11:9–10, Марка 11:11, Марка 11:12–25, Марка 11:13–14, Марка 11:15–16, Марка 11:15–19, Марка 11:16, Марка 11:17, Марка 11:18, Марка 11:19, Марка 11:20–21, Марка 11:22–23, Марка 11:24–26, Марка 11:27, Марка 11:27–33, Марка 11:28, Марка 11:29–30, Марка 11:31–32, Марка 11:33, Марка 12:1, Марка 12:1–12, Марка 12:2–5, Марка 12:6, Марка 12:7, Марка 12:8, Марка 12:9, Марка 12:10–11, Марка 12:12, Марка 12:13–17, Марка 12:14, Марка 12:15, Марка 12:16, Марка 12:17, Марка 12:18, Марка 12:18–27, Марка 12:19, Марка 12:24–27, Марка 12:28, Марка 12:28–34, Марка 12:29–31, Марка 12:32–33, Марка 12:34, Марка 12:35–37, Марка 12:36, Марка 12:38–39, Марка 12:40, Марка 12:41–42, Марка 12:41–44, Марка 12:43–44, Марка 13:1, Марка 13:1–37, Марка 13:2, Марка 13:3–4, Марка 13:5–6, Марка 13:5–23, Марка 13:7, Марка 13:9, Марка 13:10, Марка 13:11, Марка 13:12–13, Марка 13:14, Марка 13:14–20, Марка 13:15–16, Марка 13:17, Марка 13:18, Марка 13:19, Марка 13:20, Марка 13:21–23, Марка 13:24–25, Марка 13:24–27, Марка 13:27, Марка 13:28–31, Марка 13:29, Марка 13:30, Марка 13:31, Марка 13:32, Марка 13:32–37, Марка 13:33–37, Марка 13:34–35, Марка 13:37, Марка 14:1–2, Марка 14:1–16.8, Марка 14:3–9, Марка 14:4–5, Марка 14:6–8, Марка 14:8, Марка 14:9, Марка 14:10–11, Марка 14:12, Марка 14:12–32, Марка 14:13–15, Марка 14:17, Марка 14:18, Марка 14:19, Марка 14:21, Марка 14:22–25, Марка 14:24, Марка 14:25, Марка 14:26–27, Марка 14:28, Марка 14:29–31, Марка 14:32, Марка 14:33–34, Марка 14:35–36, Марка 14:37–38, Марка 14:41–42, Марка 14:43, Марка 14:44–45, Марка 14:47, Марка 14:49, Марка 14:50, Марка 14:51–52, Марка 14:53–54, Марка 14:53–65, Марка 14:55–59, Марка 14:60–61, Марка 14:62, Марка 14:63–64, Марка 14:65, Марка 14:66–72, Марка 14:67, Марка 14:68, Марка 14:69–70, Марка 14:71, Марка 14:72, Марка 15:1, Марка 15:1–15, Марка 15:2, Марка 15:3–5, Марка 15:6–8, Марка 15:9–14, Марка 15:15, Марка 15:16, Марка 15:16–41, Марка 15:17, Марка 15:18, Марка 15:21–22, Марка 15:23, Марка 15:24, Марка 15:25, Марка 15:26, Марка 15:27, Марка 15:29–32, Марка 15:32, Марка 15:33, Марка 15:34, Марка 15:35–36, Марка 15:37, Марка 15:38, Марка 15:39, Марка 15:40–41, Марка 15:43–45, Марка 15:46, Марка 16:1, Марка 16:3–4, Марка 16:7, Марка 16:8, Марка 16:9–20</w:t>
+      </w:r>
+      <w:r/>
+    </w:p>
+    <w:p>
+      <w:r/>
+      <w:r>
+        <w:t xml:space="preserve"> </w:t>
+      </w:r>
+      <w:r/>
+      <w:r/>
+    </w:p>
+    <w:p>
+      <w:pPr>
+        <w:sectPr>
           <w:footnotePr>
             <w:numRestart w:val="eachSect"/>
           </w:footnotePr>

--- a/rus/docx/41.content.docx
+++ b/rus/docx/41.content.docx
@@ -163,13 +163,6 @@
         <w:rPr>
           <w:lang w:val="ru_RU" w:bidi="ru_RU"/>
         </w:rPr>
-      </w:r>
-      <w:r>
-        <w:rPr>
-          <w:i/>
-          <w:lang w:val="ru_RU" w:bidi="ru_RU"/>
-        </w:rPr>
-        <w:t>Марка 1:1, Марка 1:2–3, Марка 1:2–8, Марка 1:3, Марка 1:4, Марка 1:5, Марка 1:6, Марка 1:7, Марка 1:8, Марка 1:9, Марка 1:10, Марка 1:11, Марка 1:12–13, Марка 1:14, Марка 1:14–15, Марка 1:15, Марка 1:16–20, Марка 1:17, Марка 1:19–20, Марка 1:21, Марка 1:21–28, Марка 1:22, Марка 1:23–24, Марка 1:25, Марка 1:26, Марка 1:27–28, Марка 1:29–30, Марка 1:31, Марка 1:32–34, Марка 1:33, Марка 1:34, Марка 1:35, Марка 1:38–39, Марка 1:40, Марка 1:41, Марка 1:43–45, Марка 2:1, Марка 2:1–12, Марка 2:1–3.6, Марка 2:4, Марка 2:5, Марка 2:6–7, Марка 2:9–11, Марка 2:12, Марка 2:13–15, Марка 2:13–17, Марка 2:16, Марка 2:17, Марка 2:18–22, Марка 2:19–20, Марка 2:21–22, Марка 2:23–28, Марка 2:25–26, Марка 2:27–28, Марка 3:1–2, Марка 3:1–6, Марка 3:3–4, Марка 3:5–6, Марка 3:7–12, Марка 3:9, Марка 3:10, Марка 3:11–12, Марка 3:13–19, Марка 3:14–15, Марка 3:16–18, Марка 3:17, Марка 3:18, Марка 3:19, Марка 3:20, Марка 3:20–35, Марка 3:21, Марка 3:22, Марка 3:23–27, Марка 3:27, Марка 3:28–30, Марка 3:31–35, Марка 3:33–34, Марка 3:35, Марка 4:1, Марка 4:1–34, Марка 4:2, Марка 4:3–9, Марка 4:10, Марка 4:11–12, Марка 4:13, Марка 4:14–20, Марка 4:21, Марка 4:21–25, Марка 4:22–23, Марка 4:24, Марка 4:26–29, Марка 4:26–34, Марка 4:29, Марка 4:30–32, Марка 4:33–34, Марка 4:35–41, Марка 4:35–5.43, Марка 4:38, Марка 4:39–40, Марка 4:41, Марка 5:1, Марка 5:1–20, Марка 5:2–5, Марка 5:6–8, Марка 5:9, Марка 5:10–13, Марка 5:15–16, Марка 5:17, Марка 5:18, Марка 5:19–20, Марка 5:21–22, Марка 5:21–43, Марка 5:23, Марка 5:24–34, Марка 5:27–29, Марка 5:33–34, Марка 5:35–43, Марка 5:36, Марка 5:37, Марка 5:38, Марка 5:39, Марка 5:40, Марка 5:41, Марка 5:42, Марка 5:43, Марка 6:1–2, Марка 6:1–6, Марка 6:3–4, Марка 6:5–6, Марка 6:6, Марка 6:6–8.21, Марка 6:7, Марка 6:7–13, Марка 6:8–9, Марка 6:10, Марка 6:11, Марка 6:12–13, Марка 6:14, Марка 6:14–29, Марка 6:15, Марка 6:17, Марка 6:18, Марка 6:19–28, Марка 6:22, Марка 6:29, Марка 6:30, Марка 6:30–44, Марка 6:31–33, Марка 6:34, Марка 6:35–36, Марка 6:37, Марка 6:41, Марка 6:42–44, Марка 6:45–46, Марка 6:45–52, Марка 6:48, Марка 6:49–50, Марка 6:51, Марка 6:52, Марка 6:53, Марка 6:53–56, Марка 6:56, Марка 7:1, Марка 7:1–23, Марка 7:2–4, Марка 7:5, Марка 7:6–8, Марка 7:9–13, Марка 7:11–12, Марка 7:13, Марка 7:14–23, Марка 7:20–22, Марка 7:24, Марка 7:24–30, Марка 7:25–26, Марка 7:27–28, Марка 7:29–30, Марка 7:31–37, Марка 7:33, Марка 7:34, Марка 7:36–37, Марка 8:1–3, Марка 8:1–10, Марка 8:4, Марка 8:5, Марка 8:6–7, Марка 8:8, Марка 8:10–13, Марка 8:11, Марка 8:12, Марка 8:14, Марка 8:14–21, Марка 8:15, Марка 8:16, Марка 8:17–20, Марка 8:19–20, Марка 8:21, Марка 8:22–26, Марка 8:23, Марка 8:24–25, Марка 8:26, Марка 8:27–28, Марка 8:27–38, Марка 8:27–9.1, Марка 8:29–30, Марка 8:31, Марка 8:31–38, Марка 8:32, Марка 8:33, Марка 8:34–38, Марка 8:35, Марка 8:36–37, Марка 8:38, Марка 9:1, Марка 9:2–8, Марка 9:4, Марка 9:5–6, Марка 9:7, Марка 9:8, Марка 9:9, Марка 9:10, Марка 9:11, Марка 9:12, Марка 9:13, Марка 9:14, Марка 9:14–29, Марка 9:15, Марка 9:18, Марка 9:19, Марка 9:20, Марка 9:21–22, Марка 9:23, Марка 9:24, Марка 9:25, Марка 9:26–27, Марка 9:28–29, Марка 9:30–10.31, Марка 9:31, Марка 9:32, Марка 9:33–34, Марка 9:33–50, Марка 9:35, Марка 9:36–37, Марка 9:38–41, Марка 9:40, Марка 9:42–50, Марка 9:43, Марка 9:43–48, Марка 9:48, Марка 9:49–50, Марка 10:1–2, Марка 10:3, Марка 10:4, Марка 10:5–9, Марка 10:10, Марка 10:11–12, Марка 10:13, Марка 10:13–16, Марка 10:14–15, Марка 10:17, Марка 10:17–31, Марка 10:18, Марка 10:19, Марка 10:20, Марка 10:21, Марка 10:22, Марка 10:23–27, Марка 10:24, Марка 10:25, Марка 10:26, Марка 10:27, Марка 10:28, Марка 10:29–30, Марка 10:31, Марка 10:32–34, Марка 10:33, Марка 10:35–45, Марка 10:37, Марка 10:38, Марка 10:39, Марка 10:40, Марка 10:41, Марка 10:42–44, Марка 10:45, Марка 10:46, Марка 10:46–52, Марка 10:47–48, Марка 10:50, Марка 10:51, Марка 10:52, Марка 11:1, Марка 11:1–13:37, Марка 11:2–3, Марка 11:3, Марка 11:4–6, Марка 11:7–8, Марка 11:9–10, Марка 11:11, Марка 11:12–25, Марка 11:13–14, Марка 11:15–16, Марка 11:15–19, Марка 11:16, Марка 11:17, Марка 11:18, Марка 11:19, Марка 11:20–21, Марка 11:22–23, Марка 11:24–26, Марка 11:27, Марка 11:27–33, Марка 11:28, Марка 11:29–30, Марка 11:31–32, Марка 11:33, Марка 12:1, Марка 12:1–12, Марка 12:2–5, Марка 12:6, Марка 12:7, Марка 12:8, Марка 12:9, Марка 12:10–11, Марка 12:12, Марка 12:13–17, Марка 12:14, Марка 12:15, Марка 12:16, Марка 12:17, Марка 12:18, Марка 12:18–27, Марка 12:19, Марка 12:24–27, Марка 12:28, Марка 12:28–34, Марка 12:29–31, Марка 12:32–33, Марка 12:34, Марка 12:35–37, Марка 12:36, Марка 12:38–39, Марка 12:40, Марка 12:41–42, Марка 12:41–44, Марка 12:43–44, Марка 13:1, Марка 13:1–37, Марка 13:2, Марка 13:3–4, Марка 13:5–6, Марка 13:5–23, Марка 13:7, Марка 13:9, Марка 13:10, Марка 13:11, Марка 13:12–13, Марка 13:14, Марка 13:14–20, Марка 13:15–16, Марка 13:17, Марка 13:18, Марка 13:19, Марка 13:20, Марка 13:21–23, Марка 13:24–25, Марка 13:24–27, Марка 13:27, Марка 13:28–31, Марка 13:29, Марка 13:30, Марка 13:31, Марка 13:32, Марка 13:32–37, Марка 13:33–37, Марка 13:34–35, Марка 13:37, Марка 14:1–2, Марка 14:1–16.8, Марка 14:3–9, Марка 14:4–5, Марка 14:6–8, Марка 14:8, Марка 14:9, Марка 14:10–11, Марка 14:12, Марка 14:12–32, Марка 14:13–15, Марка 14:17, Марка 14:18, Марка 14:19, Марка 14:21, Марка 14:22–25, Марка 14:24, Марка 14:25, Марка 14:26–27, Марка 14:28, Марка 14:29–31, Марка 14:32, Марка 14:33–34, Марка 14:35–36, Марка 14:37–38, Марка 14:41–42, Марка 14:43, Марка 14:44–45, Марка 14:47, Марка 14:49, Марка 14:50, Марка 14:51–52, Марка 14:53–54, Марка 14:53–65, Марка 14:55–59, Марка 14:60–61, Марка 14:62, Марка 14:63–64, Марка 14:65, Марка 14:66–72, Марка 14:67, Марка 14:68, Марка 14:69–70, Марка 14:71, Марка 14:72, Марка 15:1, Марка 15:1–15, Марка 15:2, Марка 15:3–5, Марка 15:6–8, Марка 15:9–14, Марка 15:15, Марка 15:16, Марка 15:16–41, Марка 15:17, Марка 15:18, Марка 15:21–22, Марка 15:23, Марка 15:24, Марка 15:25, Марка 15:26, Марка 15:27, Марка 15:29–32, Марка 15:32, Марка 15:33, Марка 15:34, Марка 15:35–36, Марка 15:37, Марка 15:38, Марка 15:39, Марка 15:40–41, Марка 15:43–45, Марка 15:46, Марка 16:1, Марка 16:3–4, Марка 16:7, Марка 16:8, Марка 16:9–20</w:t>
       </w:r>
       <w:r>
         <w:rPr>

--- a/rus/docx/41.content.docx
+++ b/rus/docx/41.content.docx
@@ -150,19 +150,6 @@
           <w:lang w:val="ru_RU" w:bidi="ru_RU"/>
         </w:rPr>
         <w:t>MRK</w:t>
-      </w:r>
-      <w:r>
-        <w:rPr>
-          <w:lang w:val="ru_RU" w:bidi="ru_RU"/>
-        </w:rPr>
-      </w:r>
-    </w:p>
-    <w:p>
-      <w:pPr/>
-      <w:r>
-        <w:rPr>
-          <w:lang w:val="ru_RU" w:bidi="ru_RU"/>
-        </w:rPr>
       </w:r>
       <w:r>
         <w:rPr>

--- a/rus/docx/41.content.docx
+++ b/rus/docx/41.content.docx
@@ -19,7 +19,7 @@
         <w:rPr>
           <w:lang w:val="ru_RU" w:bidi="ru_RU"/>
         </w:rPr>
-        <w:t>Resource: Заметки к учебнику (Тиндейл)</w:t>
+        <w:t>Resource: Tyndale Open Study Notes</w:t>
       </w:r>
       <w:r>
         <w:rPr>
@@ -112,7 +112,7 @@
         <w:rPr>
           <w:lang w:val="ru_RU" w:bidi="ru_RU"/>
         </w:rPr>
-        <w:t>Заметки к учебнику (Тиндейл)</w:t>
+        <w:t>Tyndale Open Study Notes</w:t>
       </w:r>
     </w:p>
     <w:p>

--- a/rus/docx/41.content.docx
+++ b/rus/docx/41.content.docx
@@ -35283,7 +35283,7 @@
         <w:rPr>
           <w:lang w:val="ru_RU" w:bidi="ru_RU"/>
         </w:rPr>
-        <w:t xml:space="preserve">Что бы ни пришлось пережить Иакову и Иоанну, у Иисуса не было власти исполнить их просьбу. Это мог сделать только Бог-Отец </w:t>
+        <w:t xml:space="preserve">Иисус не исполнил их просьбу, так как Бог-Отец решает, кому должны принадлежать эти места </w:t>
       </w:r>
       <w:r>
         <w:rPr>
@@ -48194,7 +48194,14 @@
         <w:rPr>
           <w:lang w:val="ru_RU" w:bidi="ru_RU"/>
         </w:rPr>
-        <w:t xml:space="preserve"> в греческом языке употребляется в мужском роде, и это означает, что слово относится к человеку, а не предмету. Существуют следующие предположения о том, кто это может быть: </w:t>
+        <w:t xml:space="preserve"> в греческом языке употребляется в мужском роде. Это может указывать на то, что здесь речь идёт о человеке, а не предмете, но это не точно. Эта фраза может означать как событие, так и предмет.</w:t>
+        <w:br/>
+      </w:r>
+      <w:r>
+        <w:rPr>
+          <w:lang w:val="ru_RU" w:bidi="ru_RU"/>
+        </w:rPr>
+        <w:t xml:space="preserve">Существуют следующие предположения о том, кто это может быть: </w:t>
         <w:br/>
       </w:r>
       <w:r>

--- a/rus/docx/41.content.docx
+++ b/rus/docx/41.content.docx
@@ -30937,13 +30937,25 @@
         <w:rPr>
           <w:lang w:val="ru_RU" w:bidi="ru_RU"/>
         </w:rPr>
-        <w:t xml:space="preserve">происходит от названия долины Хинном (досл. долина сыновей Еннома), располагавшаяся на юго-западе от Иерусалима. В какое-то время в прошлом в этой долине располагалась свалка мусора, </w:t>
-      </w:r>
-      <w:r>
-        <w:rPr>
-          <w:lang w:val="ru_RU" w:bidi="ru_RU"/>
-        </w:rPr>
-        <w:t>сжигание которого стало образом последнего места суда для нечестивых людей.</w:t>
+        <w:t>происходит от названия долины Хинном (досл. долина сыновей Еннома), располагавшаяся на юго-западе от Иерусалима. Это место стало прообразом ада, потому что израильтяне приносили там в жертву своих детей (</w:t>
+      </w:r>
+      <w:hyperlink r:id="rId628">
+        <w:r>
+          <w:rPr>
+            <w:lang w:val="ru_RU" w:bidi="ru_RU"/>
+          </w:rPr>
+          <w:rPr>
+            <w:color w:val="0000EE"/>
+            <w:u w:val="single"/>
+          </w:rPr>
+          <w:t>Иер.32:35</w:t>
+        </w:r>
+      </w:hyperlink>
+      <w:r>
+        <w:rPr>
+          <w:lang w:val="ru_RU" w:bidi="ru_RU"/>
+        </w:rPr>
+        <w:t xml:space="preserve">). </w:t>
       </w:r>
       <w:r>
         <w:rPr>
@@ -30993,7 +31005,7 @@
         </w:rPr>
         <w:t xml:space="preserve">В большинстве достоверных рукописей стихи </w:t>
       </w:r>
-      <w:hyperlink r:id="rId628">
+      <w:hyperlink r:id="rId629">
         <w:r>
           <w:rPr>
             <w:lang w:val="ru_RU" w:bidi="ru_RU"/>
@@ -31011,7 +31023,7 @@
         </w:rPr>
         <w:t>,</w:t>
       </w:r>
-      <w:hyperlink r:id="rId629">
+      <w:hyperlink r:id="rId630">
         <w:r>
           <w:rPr>
             <w:lang w:val="ru_RU" w:bidi="ru_RU"/>
@@ -31041,7 +31053,7 @@
         </w:rPr>
         <w:t xml:space="preserve"> </w:t>
       </w:r>
-      <w:hyperlink r:id="rId630">
+      <w:hyperlink r:id="rId631">
         <w:r>
           <w:rPr>
             <w:lang w:val="ru_RU" w:bidi="ru_RU"/>
@@ -31119,7 +31131,7 @@
         </w:rPr>
         <w:t xml:space="preserve"> (cp. </w:t>
       </w:r>
-      <w:hyperlink r:id="rId631">
+      <w:hyperlink r:id="rId632">
         <w:r>
           <w:rPr>
             <w:lang w:val="ru_RU" w:bidi="ru_RU"/>
@@ -31135,19 +31147,7 @@
         <w:rPr>
           <w:lang w:val="ru_RU" w:bidi="ru_RU"/>
         </w:rPr>
-        <w:t xml:space="preserve">). Ужас ада подчёркивается таким образами, как вечный огонь, разложение, место, где черви вечно всё пожирают. За этими образами может стоять реальная картина, которую наблюдали жители в долине Хинном (см. </w:t>
-      </w:r>
-      <w:r>
-        <w:rPr>
-          <w:lang w:val="ru_RU" w:bidi="ru_RU"/>
-        </w:rPr>
-        <w:t>Учебные заметки к Евангелию от Марка 9:43</w:t>
-      </w:r>
-      <w:r>
-        <w:rPr>
-          <w:lang w:val="ru_RU" w:bidi="ru_RU"/>
-        </w:rPr>
-        <w:t>). Этот образ — серьёзное предупреждение людям и призыв покаяться, чтобы избежать наказания ада.</w:t>
+        <w:t>). Ужас ада подчёркивается таким образами, как вечный огонь, разложение, место, где черви вечно всё пожирают. Этот образ — серьёзное предупреждение людям и призыв покаяться, чтобы избежать наказания ада.</w:t>
       </w:r>
       <w:r>
         <w:rPr>
@@ -31225,7 +31225,7 @@
         </w:rPr>
         <w:t xml:space="preserve">; </w:t>
       </w:r>
-      <w:hyperlink r:id="rId632">
+      <w:hyperlink r:id="rId633">
         <w:r>
           <w:rPr>
             <w:lang w:val="ru_RU" w:bidi="ru_RU"/>
@@ -31243,7 +31243,7 @@
         </w:rPr>
         <w:t xml:space="preserve">; </w:t>
       </w:r>
-      <w:hyperlink r:id="rId633">
+      <w:hyperlink r:id="rId634">
         <w:r>
           <w:rPr>
             <w:lang w:val="ru_RU" w:bidi="ru_RU"/>
@@ -31351,7 +31351,7 @@
         </w:rPr>
         <w:t>,</w:t>
       </w:r>
-      <w:hyperlink r:id="rId634">
+      <w:hyperlink r:id="rId635">
         <w:r>
           <w:rPr>
             <w:lang w:val="ru_RU" w:bidi="ru_RU"/>
@@ -31405,7 +31405,7 @@
         </w:rPr>
         <w:t xml:space="preserve">; </w:t>
       </w:r>
-      <w:hyperlink r:id="rId635">
+      <w:hyperlink r:id="rId636">
         <w:r>
           <w:rPr>
             <w:lang w:val="ru_RU" w:bidi="ru_RU"/>
@@ -31441,7 +31441,7 @@
         </w:rPr>
         <w:t>). Иоанн Креститель был казнён за то, что осуждал брак Ирода Антипы, называя его незаконным вместе с разводом (</w:t>
       </w:r>
-      <w:hyperlink r:id="rId636">
+      <w:hyperlink r:id="rId637">
         <w:r>
           <w:rPr>
             <w:lang w:val="ru_RU" w:bidi="ru_RU"/>
@@ -31459,7 +31459,7 @@
         </w:rPr>
         <w:t xml:space="preserve">). Согласно еврейскому историку Иосифу Флавию, Антипа держал Иоанна в крепости Махерон к востоку от реки Иордан, недалеко от того места, где сейчас был Иисус (см. </w:t>
       </w:r>
-      <w:hyperlink r:id="rId637">
+      <w:hyperlink r:id="rId638">
         <w:r>
           <w:rPr>
             <w:lang w:val="ru_RU" w:bidi="ru_RU"/>
@@ -31544,7 +31544,7 @@
         </w:rPr>
         <w:t xml:space="preserve"> (cp. </w:t>
       </w:r>
-      <w:hyperlink r:id="rId638">
+      <w:hyperlink r:id="rId639">
         <w:r>
           <w:rPr>
             <w:lang w:val="ru_RU" w:bidi="ru_RU"/>
@@ -31622,7 +31622,7 @@
         </w:rPr>
         <w:t xml:space="preserve">найти в жене что-то противное» (см. </w:t>
       </w:r>
-      <w:hyperlink r:id="rId639">
+      <w:hyperlink r:id="rId640">
         <w:r>
           <w:rPr>
             <w:lang w:val="ru_RU" w:bidi="ru_RU"/>
@@ -31713,7 +31713,7 @@
         </w:rPr>
         <w:t xml:space="preserve"> (</w:t>
       </w:r>
-      <w:hyperlink r:id="rId640">
+      <w:hyperlink r:id="rId641">
         <w:r>
           <w:rPr>
             <w:lang w:val="ru_RU" w:bidi="ru_RU"/>
@@ -31731,7 +31731,7 @@
         </w:rPr>
         <w:t xml:space="preserve">; </w:t>
       </w:r>
-      <w:hyperlink r:id="rId641">
+      <w:hyperlink r:id="rId642">
         <w:r>
           <w:rPr>
             <w:lang w:val="ru_RU" w:bidi="ru_RU"/>
@@ -31749,7 +31749,7 @@
         </w:rPr>
         <w:t xml:space="preserve">; см. также </w:t>
       </w:r>
-      <w:hyperlink r:id="rId642">
+      <w:hyperlink r:id="rId643">
         <w:r>
           <w:rPr>
             <w:lang w:val="ru_RU" w:bidi="ru_RU"/>
@@ -31827,7 +31827,7 @@
         </w:rPr>
         <w:t xml:space="preserve"> (см. </w:t>
       </w:r>
-      <w:hyperlink r:id="rId643">
+      <w:hyperlink r:id="rId644">
         <w:r>
           <w:rPr>
             <w:lang w:val="ru_RU" w:bidi="ru_RU"/>
@@ -31863,7 +31863,7 @@
         </w:rPr>
         <w:t>,</w:t>
       </w:r>
-      <w:hyperlink r:id="rId644">
+      <w:hyperlink r:id="rId645">
         <w:r>
           <w:rPr>
             <w:lang w:val="ru_RU" w:bidi="ru_RU"/>
@@ -31939,7 +31939,7 @@
         </w:rPr>
         <w:t xml:space="preserve"> параллельное место в Евангелии от </w:t>
       </w:r>
-      <w:hyperlink r:id="rId645">
+      <w:hyperlink r:id="rId646">
         <w:r>
           <w:rPr>
             <w:lang w:val="ru_RU" w:bidi="ru_RU"/>
@@ -31957,7 +31957,7 @@
         </w:rPr>
         <w:t xml:space="preserve"> согласуется с тем, что пишет Марк — нет никаких причин и исключений для развода, тогда как Матфей говорит, что супружеская неверность может стать причиной для развода (</w:t>
       </w:r>
-      <w:hyperlink r:id="rId646">
+      <w:hyperlink r:id="rId647">
         <w:r>
           <w:rPr>
             <w:lang w:val="ru_RU" w:bidi="ru_RU"/>
@@ -31975,7 +31975,7 @@
         </w:rPr>
         <w:t xml:space="preserve">; см. также </w:t>
       </w:r>
-      <w:hyperlink r:id="rId647">
+      <w:hyperlink r:id="rId648">
         <w:r>
           <w:rPr>
             <w:lang w:val="ru_RU" w:bidi="ru_RU"/>
@@ -31993,7 +31993,7 @@
         </w:rPr>
         <w:t>). Апостол Павел также допускает развод, если неверующий супруг хочет развестись (</w:t>
       </w:r>
-      <w:hyperlink r:id="rId648">
+      <w:hyperlink r:id="rId649">
         <w:r>
           <w:rPr>
             <w:lang w:val="ru_RU" w:bidi="ru_RU"/>
@@ -32011,7 +32011,7 @@
         </w:rPr>
         <w:t>). Главный акцент Марка сделан на основных принципах — Бог ненавидит развод (</w:t>
       </w:r>
-      <w:hyperlink r:id="rId642">
+      <w:hyperlink r:id="rId643">
         <w:r>
           <w:rPr>
             <w:lang w:val="ru_RU" w:bidi="ru_RU"/>
@@ -32112,7 +32112,7 @@
         </w:rPr>
         <w:t xml:space="preserve"> может означать как 12-летнего ребёнка (</w:t>
       </w:r>
-      <w:hyperlink r:id="rId649">
+      <w:hyperlink r:id="rId650">
         <w:r>
           <w:rPr>
             <w:lang w:val="ru_RU" w:bidi="ru_RU"/>
@@ -32130,7 +32130,7 @@
         </w:rPr>
         <w:t>), так и 8-дневного младенца (</w:t>
       </w:r>
-      <w:hyperlink r:id="rId650">
+      <w:hyperlink r:id="rId651">
         <w:r>
           <w:rPr>
             <w:lang w:val="ru_RU" w:bidi="ru_RU"/>
@@ -32232,7 +32232,7 @@
         </w:rPr>
         <w:t xml:space="preserve">Ранее уже говорилось о том, что Иисус любит детей и заботится о них, см. </w:t>
       </w:r>
-      <w:hyperlink r:id="rId651">
+      <w:hyperlink r:id="rId652">
         <w:r>
           <w:rPr>
             <w:lang w:val="ru_RU" w:bidi="ru_RU"/>
@@ -32250,7 +32250,7 @@
         </w:rPr>
         <w:t xml:space="preserve">; </w:t>
       </w:r>
-      <w:hyperlink r:id="rId652">
+      <w:hyperlink r:id="rId653">
         <w:r>
           <w:rPr>
             <w:lang w:val="ru_RU" w:bidi="ru_RU"/>
@@ -32268,7 +32268,7 @@
         </w:rPr>
         <w:t>,</w:t>
       </w:r>
-      <w:hyperlink r:id="rId653">
+      <w:hyperlink r:id="rId654">
         <w:r>
           <w:rPr>
             <w:lang w:val="ru_RU" w:bidi="ru_RU"/>
@@ -32340,7 +32340,7 @@
         </w:rPr>
         <w:t xml:space="preserve">Марк не поясняет, какие именно качества детей являются важными для Божьего Царства. В Евангелии от </w:t>
       </w:r>
-      <w:hyperlink r:id="rId654">
+      <w:hyperlink r:id="rId655">
         <w:r>
           <w:rPr>
             <w:lang w:val="ru_RU" w:bidi="ru_RU"/>
@@ -32406,7 +32406,7 @@
         </w:rPr>
         <w:t>Богатый человек (</w:t>
       </w:r>
-      <w:hyperlink r:id="rId655">
+      <w:hyperlink r:id="rId656">
         <w:r>
           <w:rPr>
             <w:lang w:val="ru_RU" w:bidi="ru_RU"/>
@@ -32424,7 +32424,7 @@
         </w:rPr>
         <w:t>) был молодым начальником (</w:t>
       </w:r>
-      <w:hyperlink r:id="rId656">
+      <w:hyperlink r:id="rId657">
         <w:r>
           <w:rPr>
             <w:lang w:val="ru_RU" w:bidi="ru_RU"/>
@@ -32442,7 +32442,7 @@
         </w:rPr>
         <w:t xml:space="preserve">; </w:t>
       </w:r>
-      <w:hyperlink r:id="rId657">
+      <w:hyperlink r:id="rId658">
         <w:r>
           <w:rPr>
             <w:lang w:val="ru_RU" w:bidi="ru_RU"/>
@@ -32473,7 +32473,7 @@
         </w:rPr>
         <w:t xml:space="preserve"> (см. </w:t>
       </w:r>
-      <w:hyperlink r:id="rId658">
+      <w:hyperlink r:id="rId659">
         <w:r>
           <w:rPr>
             <w:lang w:val="ru_RU" w:bidi="ru_RU"/>
@@ -32491,7 +32491,7 @@
         </w:rPr>
         <w:t xml:space="preserve">; </w:t>
       </w:r>
-      <w:hyperlink r:id="rId659">
+      <w:hyperlink r:id="rId660">
         <w:r>
           <w:rPr>
             <w:lang w:val="ru_RU" w:bidi="ru_RU"/>
@@ -32527,7 +32527,7 @@
         </w:rPr>
         <w:t>,</w:t>
       </w:r>
-      <w:hyperlink r:id="rId660">
+      <w:hyperlink r:id="rId661">
         <w:r>
           <w:rPr>
             <w:lang w:val="ru_RU" w:bidi="ru_RU"/>
@@ -32545,7 +32545,7 @@
         </w:rPr>
         <w:t xml:space="preserve">; </w:t>
       </w:r>
-      <w:hyperlink r:id="rId661">
+      <w:hyperlink r:id="rId662">
         <w:r>
           <w:rPr>
             <w:lang w:val="ru_RU" w:bidi="ru_RU"/>
@@ -32563,7 +32563,7 @@
         </w:rPr>
         <w:t>,</w:t>
       </w:r>
-      <w:hyperlink r:id="rId662">
+      <w:hyperlink r:id="rId663">
         <w:r>
           <w:rPr>
             <w:lang w:val="ru_RU" w:bidi="ru_RU"/>
@@ -32599,7 +32599,7 @@
         </w:rPr>
         <w:t>,</w:t>
       </w:r>
-      <w:hyperlink r:id="rId663">
+      <w:hyperlink r:id="rId664">
         <w:r>
           <w:rPr>
             <w:lang w:val="ru_RU" w:bidi="ru_RU"/>
@@ -32617,7 +32617,7 @@
         </w:rPr>
         <w:t>,</w:t>
       </w:r>
-      <w:hyperlink r:id="rId664">
+      <w:hyperlink r:id="rId665">
         <w:r>
           <w:rPr>
             <w:lang w:val="ru_RU" w:bidi="ru_RU"/>
@@ -32635,7 +32635,7 @@
         </w:rPr>
         <w:t xml:space="preserve">; </w:t>
       </w:r>
-      <w:hyperlink r:id="rId665">
+      <w:hyperlink r:id="rId666">
         <w:r>
           <w:rPr>
             <w:lang w:val="ru_RU" w:bidi="ru_RU"/>
@@ -32653,7 +32653,7 @@
         </w:rPr>
         <w:t xml:space="preserve">; </w:t>
       </w:r>
-      <w:hyperlink r:id="rId666">
+      <w:hyperlink r:id="rId667">
         <w:r>
           <w:rPr>
             <w:lang w:val="ru_RU" w:bidi="ru_RU"/>
@@ -32738,7 +32738,7 @@
         </w:rPr>
         <w:t xml:space="preserve"> </w:t>
       </w:r>
-      <w:hyperlink r:id="rId644">
+      <w:hyperlink r:id="rId645">
         <w:r>
           <w:rPr>
             <w:lang w:val="ru_RU" w:bidi="ru_RU"/>
@@ -32895,7 +32895,7 @@
         </w:rPr>
         <w:t xml:space="preserve">(напр., </w:t>
       </w:r>
-      <w:hyperlink r:id="rId667">
+      <w:hyperlink r:id="rId668">
         <w:r>
           <w:rPr>
             <w:lang w:val="ru_RU" w:bidi="ru_RU"/>
@@ -32913,7 +32913,7 @@
         </w:rPr>
         <w:t xml:space="preserve">; </w:t>
       </w:r>
-      <w:hyperlink r:id="rId668">
+      <w:hyperlink r:id="rId669">
         <w:r>
           <w:rPr>
             <w:lang w:val="ru_RU" w:bidi="ru_RU"/>
@@ -32931,7 +32931,7 @@
         </w:rPr>
         <w:t>). Перечисляя пять из десяти заповедей, Иисус не имел в виду, что соблюдение только этих пяти может дать человеку вечную жизнь. Он говорит о Божьих стандартах и даёт богатому человеку возможность оценить в их свете свою жизнь. Человек, который искренне любит Бога всем своим сердцем, душой, разумом и силой и который любит своего ближнего, как самого себя (</w:t>
       </w:r>
-      <w:hyperlink r:id="rId669">
+      <w:hyperlink r:id="rId670">
         <w:r>
           <w:rPr>
             <w:lang w:val="ru_RU" w:bidi="ru_RU"/>
@@ -32967,7 +32967,7 @@
         </w:rPr>
         <w:t xml:space="preserve">; </w:t>
       </w:r>
-      <w:hyperlink r:id="rId670">
+      <w:hyperlink r:id="rId671">
         <w:r>
           <w:rPr>
             <w:lang w:val="ru_RU" w:bidi="ru_RU"/>
@@ -32985,7 +32985,7 @@
         </w:rPr>
         <w:t>), а также соблюдать Его заповеди (</w:t>
       </w:r>
-      <w:hyperlink r:id="rId671">
+      <w:hyperlink r:id="rId672">
         <w:r>
           <w:rPr>
             <w:lang w:val="ru_RU" w:bidi="ru_RU"/>
@@ -33003,7 +33003,7 @@
         </w:rPr>
         <w:t xml:space="preserve">; </w:t>
       </w:r>
-      <w:hyperlink r:id="rId672">
+      <w:hyperlink r:id="rId673">
         <w:r>
           <w:rPr>
             <w:lang w:val="ru_RU" w:bidi="ru_RU"/>
@@ -33021,7 +33021,7 @@
         </w:rPr>
         <w:t xml:space="preserve">; </w:t>
       </w:r>
-      <w:hyperlink r:id="rId673">
+      <w:hyperlink r:id="rId674">
         <w:r>
           <w:rPr>
             <w:lang w:val="ru_RU" w:bidi="ru_RU"/>
@@ -33111,7 +33111,7 @@
         </w:rPr>
         <w:t xml:space="preserve">), при этом он не высокомерный, потому что мы не видим упрёка в его сторону (cp. </w:t>
       </w:r>
-      <w:hyperlink r:id="rId674">
+      <w:hyperlink r:id="rId675">
         <w:r>
           <w:rPr>
             <w:lang w:val="ru_RU" w:bidi="ru_RU"/>
@@ -33129,7 +33129,7 @@
         </w:rPr>
         <w:t xml:space="preserve">; </w:t>
       </w:r>
-      <w:hyperlink r:id="rId675">
+      <w:hyperlink r:id="rId676">
         <w:r>
           <w:rPr>
             <w:lang w:val="ru_RU" w:bidi="ru_RU"/>
@@ -33225,7 +33225,7 @@
         </w:rPr>
         <w:t xml:space="preserve"> — этот человек любит богатство больше, чем Бога, а это нарушает самую первую и самую важную заповедь (</w:t>
       </w:r>
-      <w:hyperlink r:id="rId676">
+      <w:hyperlink r:id="rId677">
         <w:r>
           <w:rPr>
             <w:lang w:val="ru_RU" w:bidi="ru_RU"/>
@@ -33243,7 +33243,7 @@
         </w:rPr>
         <w:t xml:space="preserve">; </w:t>
       </w:r>
-      <w:hyperlink r:id="rId677">
+      <w:hyperlink r:id="rId678">
         <w:r>
           <w:rPr>
             <w:lang w:val="ru_RU" w:bidi="ru_RU"/>
@@ -33261,7 +33261,7 @@
         </w:rPr>
         <w:t xml:space="preserve">; </w:t>
       </w:r>
-      <w:hyperlink r:id="rId678">
+      <w:hyperlink r:id="rId679">
         <w:r>
           <w:rPr>
             <w:lang w:val="ru_RU" w:bidi="ru_RU"/>
@@ -33297,7 +33297,7 @@
         </w:rPr>
         <w:t xml:space="preserve">; </w:t>
       </w:r>
-      <w:hyperlink r:id="rId679">
+      <w:hyperlink r:id="rId680">
         <w:r>
           <w:rPr>
             <w:lang w:val="ru_RU" w:bidi="ru_RU"/>
@@ -33417,6 +33417,104 @@
         </w:rPr>
         <w:t xml:space="preserve">; </w:t>
       </w:r>
+      <w:hyperlink r:id="rId681">
+        <w:r>
+          <w:rPr>
+            <w:lang w:val="ru_RU" w:bidi="ru_RU"/>
+          </w:rPr>
+          <w:rPr>
+            <w:color w:val="0000EE"/>
+            <w:u w:val="single"/>
+          </w:rPr>
+          <w:t>10:28</w:t>
+        </w:r>
+      </w:hyperlink>
+      <w:r>
+        <w:rPr>
+          <w:lang w:val="ru_RU" w:bidi="ru_RU"/>
+        </w:rPr>
+        <w:t xml:space="preserve">; см. также </w:t>
+      </w:r>
+      <w:hyperlink r:id="rId682">
+        <w:r>
+          <w:rPr>
+            <w:lang w:val="ru_RU" w:bidi="ru_RU"/>
+          </w:rPr>
+          <w:rPr>
+            <w:color w:val="0000EE"/>
+            <w:u w:val="single"/>
+          </w:rPr>
+          <w:t>Деян.2:38</w:t>
+        </w:r>
+      </w:hyperlink>
+      <w:r>
+        <w:rPr>
+          <w:lang w:val="ru_RU" w:bidi="ru_RU"/>
+        </w:rPr>
+        <w:t xml:space="preserve">; </w:t>
+      </w:r>
+      <w:hyperlink r:id="rId683">
+        <w:r>
+          <w:rPr>
+            <w:lang w:val="ru_RU" w:bidi="ru_RU"/>
+          </w:rPr>
+          <w:rPr>
+            <w:color w:val="0000EE"/>
+            <w:u w:val="single"/>
+          </w:rPr>
+          <w:t>20:21</w:t>
+        </w:r>
+      </w:hyperlink>
+      <w:r>
+        <w:rPr>
+          <w:lang w:val="ru_RU" w:bidi="ru_RU"/>
+        </w:rPr>
+        <w:t xml:space="preserve">. </w:t>
+      </w:r>
+    </w:p>
+    <w:p>
+      <w:pPr/>
+      <w:r>
+        <w:rPr>
+          <w:lang w:val="ru_RU" w:bidi="ru_RU"/>
+        </w:rPr>
+      </w:r>
+      <w:r>
+        <w:rPr>
+          <w:lang w:val="ru_RU" w:bidi="ru_RU"/>
+        </w:rPr>
+        <w:t xml:space="preserve">То, что сказал Иисус богатому человеку, не является универсальным требованием для всех людей, желающих войти в Божье Царство. Его слова относятся только к этой конкретной ситуации. </w:t>
+      </w:r>
+      <w:r>
+        <w:rPr>
+          <w:lang w:val="ru_RU" w:bidi="ru_RU"/>
+        </w:rPr>
+        <w:t>Он учит, что только тот войдёт в Царство, кто искренне ищет вечной жизни. Покаяние</w:t>
+      </w:r>
+      <w:r>
+        <w:rPr>
+          <w:lang w:val="ru_RU" w:bidi="ru_RU"/>
+        </w:rPr>
+        <w:t xml:space="preserve"> (</w:t>
+      </w:r>
+      <w:hyperlink r:id="rId186">
+        <w:r>
+          <w:rPr>
+            <w:lang w:val="ru_RU" w:bidi="ru_RU"/>
+          </w:rPr>
+          <w:rPr>
+            <w:color w:val="0000EE"/>
+            <w:u w:val="single"/>
+          </w:rPr>
+          <w:t>Мк.1:15</w:t>
+        </w:r>
+      </w:hyperlink>
+      <w:r>
+        <w:rPr>
+          <w:lang w:val="ru_RU" w:bidi="ru_RU"/>
+        </w:rPr>
+        <w:t xml:space="preserve">; </w:t>
+      </w:r>
       <w:hyperlink r:id="rId680">
         <w:r>
           <w:rPr>
@@ -33426,104 +33524,6 @@
             <w:color w:val="0000EE"/>
             <w:u w:val="single"/>
           </w:rPr>
-          <w:t>10:28</w:t>
-        </w:r>
-      </w:hyperlink>
-      <w:r>
-        <w:rPr>
-          <w:lang w:val="ru_RU" w:bidi="ru_RU"/>
-        </w:rPr>
-        <w:t xml:space="preserve">; см. также </w:t>
-      </w:r>
-      <w:hyperlink r:id="rId681">
-        <w:r>
-          <w:rPr>
-            <w:lang w:val="ru_RU" w:bidi="ru_RU"/>
-          </w:rPr>
-          <w:rPr>
-            <w:color w:val="0000EE"/>
-            <w:u w:val="single"/>
-          </w:rPr>
-          <w:t>Деян.2:38</w:t>
-        </w:r>
-      </w:hyperlink>
-      <w:r>
-        <w:rPr>
-          <w:lang w:val="ru_RU" w:bidi="ru_RU"/>
-        </w:rPr>
-        <w:t xml:space="preserve">; </w:t>
-      </w:r>
-      <w:hyperlink r:id="rId682">
-        <w:r>
-          <w:rPr>
-            <w:lang w:val="ru_RU" w:bidi="ru_RU"/>
-          </w:rPr>
-          <w:rPr>
-            <w:color w:val="0000EE"/>
-            <w:u w:val="single"/>
-          </w:rPr>
-          <w:t>20:21</w:t>
-        </w:r>
-      </w:hyperlink>
-      <w:r>
-        <w:rPr>
-          <w:lang w:val="ru_RU" w:bidi="ru_RU"/>
-        </w:rPr>
-        <w:t xml:space="preserve">. </w:t>
-      </w:r>
-    </w:p>
-    <w:p>
-      <w:pPr/>
-      <w:r>
-        <w:rPr>
-          <w:lang w:val="ru_RU" w:bidi="ru_RU"/>
-        </w:rPr>
-      </w:r>
-      <w:r>
-        <w:rPr>
-          <w:lang w:val="ru_RU" w:bidi="ru_RU"/>
-        </w:rPr>
-        <w:t xml:space="preserve">То, что сказал Иисус богатому человеку, не является универсальным требованием для всех людей, желающих войти в Божье Царство. Его слова относятся только к этой конкретной ситуации. </w:t>
-      </w:r>
-      <w:r>
-        <w:rPr>
-          <w:lang w:val="ru_RU" w:bidi="ru_RU"/>
-        </w:rPr>
-        <w:t>Он учит, что только тот войдёт в Царство, кто искренне ищет вечной жизни. Покаяние</w:t>
-      </w:r>
-      <w:r>
-        <w:rPr>
-          <w:lang w:val="ru_RU" w:bidi="ru_RU"/>
-        </w:rPr>
-        <w:t xml:space="preserve"> (</w:t>
-      </w:r>
-      <w:hyperlink r:id="rId186">
-        <w:r>
-          <w:rPr>
-            <w:lang w:val="ru_RU" w:bidi="ru_RU"/>
-          </w:rPr>
-          <w:rPr>
-            <w:color w:val="0000EE"/>
-            <w:u w:val="single"/>
-          </w:rPr>
-          <w:t>Мк.1:15</w:t>
-        </w:r>
-      </w:hyperlink>
-      <w:r>
-        <w:rPr>
-          <w:lang w:val="ru_RU" w:bidi="ru_RU"/>
-        </w:rPr>
-        <w:t xml:space="preserve">; </w:t>
-      </w:r>
-      <w:hyperlink r:id="rId679">
-        <w:r>
-          <w:rPr>
-            <w:lang w:val="ru_RU" w:bidi="ru_RU"/>
-          </w:rPr>
-          <w:rPr>
-            <w:color w:val="0000EE"/>
-            <w:u w:val="single"/>
-          </w:rPr>
           <w:t>6:12</w:t>
         </w:r>
       </w:hyperlink>
@@ -33587,7 +33587,7 @@
         </w:rPr>
         <w:t>(</w:t>
       </w:r>
-      <w:hyperlink r:id="rId683">
+      <w:hyperlink r:id="rId684">
         <w:r>
           <w:rPr>
             <w:lang w:val="ru_RU" w:bidi="ru_RU"/>
@@ -33605,7 +33605,7 @@
         </w:rPr>
         <w:t>), но не владея небесным сокровищем (</w:t>
       </w:r>
-      <w:hyperlink r:id="rId684">
+      <w:hyperlink r:id="rId685">
         <w:r>
           <w:rPr>
             <w:lang w:val="ru_RU" w:bidi="ru_RU"/>
@@ -33803,7 +33803,7 @@
         </w:rPr>
         <w:t xml:space="preserve">Объяснение этого стиха с помощью Иерусалимских ворот, называемых «игольным ушком», кажется неправдоподобным, потому что в Иерусалиме никогда не было таких ворот. Иисус использует здесь литературный приём под названием гипербола, то есть намеренное преувеличение и усиление значения сказанной мысли (см. также </w:t>
       </w:r>
-      <w:hyperlink r:id="rId685">
+      <w:hyperlink r:id="rId686">
         <w:r>
           <w:rPr>
             <w:lang w:val="ru_RU" w:bidi="ru_RU"/>
@@ -33821,7 +33821,7 @@
         </w:rPr>
         <w:t xml:space="preserve">; </w:t>
       </w:r>
-      <w:hyperlink r:id="rId686">
+      <w:hyperlink r:id="rId687">
         <w:r>
           <w:rPr>
             <w:lang w:val="ru_RU" w:bidi="ru_RU"/>
@@ -33952,7 +33952,7 @@
         </w:rPr>
         <w:t>(1) Хотя невозможно спастись собственными усилиями, но люди могут спастись через веру по благодати (</w:t>
       </w:r>
-      <w:hyperlink r:id="rId687">
+      <w:hyperlink r:id="rId688">
         <w:r>
           <w:rPr>
             <w:lang w:val="ru_RU" w:bidi="ru_RU"/>
@@ -34049,7 +34049,7 @@
         </w:rPr>
         <w:t xml:space="preserve">; </w:t>
       </w:r>
-      <w:hyperlink r:id="rId688">
+      <w:hyperlink r:id="rId689">
         <w:r>
           <w:rPr>
             <w:lang w:val="ru_RU" w:bidi="ru_RU"/>
@@ -34203,7 +34203,7 @@
         </w:rPr>
         <w:t xml:space="preserve"> </w:t>
       </w:r>
-      <w:hyperlink r:id="rId689">
+      <w:hyperlink r:id="rId690">
         <w:r>
           <w:rPr>
             <w:lang w:val="ru_RU" w:bidi="ru_RU"/>
@@ -34221,7 +34221,7 @@
         </w:rPr>
         <w:t xml:space="preserve">; </w:t>
       </w:r>
-      <w:hyperlink r:id="rId690">
+      <w:hyperlink r:id="rId691">
         <w:r>
           <w:rPr>
             <w:lang w:val="ru_RU" w:bidi="ru_RU"/>
@@ -34251,7 +34251,7 @@
         </w:rPr>
         <w:t xml:space="preserve"> (</w:t>
       </w:r>
-      <w:hyperlink r:id="rId691">
+      <w:hyperlink r:id="rId692">
         <w:r>
           <w:rPr>
             <w:lang w:val="ru_RU" w:bidi="ru_RU"/>
@@ -34269,7 +34269,7 @@
         </w:rPr>
         <w:t xml:space="preserve">; </w:t>
       </w:r>
-      <w:hyperlink r:id="rId692">
+      <w:hyperlink r:id="rId693">
         <w:r>
           <w:rPr>
             <w:lang w:val="ru_RU" w:bidi="ru_RU"/>
@@ -34359,7 +34359,7 @@
         </w:rPr>
         <w:t xml:space="preserve">; </w:t>
       </w:r>
-      <w:hyperlink r:id="rId693">
+      <w:hyperlink r:id="rId694">
         <w:r>
           <w:rPr>
             <w:lang w:val="ru_RU" w:bidi="ru_RU"/>
@@ -34413,7 +34413,7 @@
         </w:rPr>
         <w:t xml:space="preserve">). Он прекрасно осознавал, что должно случиться. То, что Его ожидало в Иерусалиме, не было ни трагедией, ни судьбой, но волей Бога (см. </w:t>
       </w:r>
-      <w:hyperlink r:id="rId694">
+      <w:hyperlink r:id="rId695">
         <w:r>
           <w:rPr>
             <w:lang w:val="ru_RU" w:bidi="ru_RU"/>
@@ -34431,7 +34431,7 @@
         </w:rPr>
         <w:t xml:space="preserve">; </w:t>
       </w:r>
-      <w:hyperlink r:id="rId695">
+      <w:hyperlink r:id="rId696">
         <w:r>
           <w:rPr>
             <w:lang w:val="ru_RU" w:bidi="ru_RU"/>
@@ -34527,7 +34527,7 @@
         </w:rPr>
         <w:t>о закону они не могли приговорить человека к смертной казни (</w:t>
       </w:r>
-      <w:hyperlink r:id="rId696">
+      <w:hyperlink r:id="rId697">
         <w:r>
           <w:rPr>
             <w:lang w:val="ru_RU" w:bidi="ru_RU"/>
@@ -34599,7 +34599,7 @@
         </w:rPr>
         <w:t>(</w:t>
       </w:r>
-      <w:hyperlink r:id="rId697">
+      <w:hyperlink r:id="rId698">
         <w:r>
           <w:rPr>
             <w:lang w:val="ru_RU" w:bidi="ru_RU"/>
@@ -34617,7 +34617,7 @@
         </w:rPr>
         <w:t xml:space="preserve">) мы видим ещё один пример непонимания учеников (см. </w:t>
       </w:r>
-      <w:hyperlink r:id="rId694">
+      <w:hyperlink r:id="rId695">
         <w:r>
           <w:rPr>
             <w:lang w:val="ru_RU" w:bidi="ru_RU"/>
@@ -34635,7 +34635,7 @@
         </w:rPr>
         <w:t xml:space="preserve">; </w:t>
       </w:r>
-      <w:hyperlink r:id="rId698">
+      <w:hyperlink r:id="rId699">
         <w:r>
           <w:rPr>
             <w:lang w:val="ru_RU" w:bidi="ru_RU"/>
@@ -34671,7 +34671,7 @@
         </w:rPr>
         <w:t>) и ответ Иисуса на их просьбу (</w:t>
       </w:r>
-      <w:hyperlink r:id="rId699">
+      <w:hyperlink r:id="rId700">
         <w:r>
           <w:rPr>
             <w:lang w:val="ru_RU" w:bidi="ru_RU"/>
@@ -34689,7 +34689,7 @@
         </w:rPr>
         <w:t>). После этого Иисус объясняется другим ученикам, кто является главным и первым в Божьем Царстве (</w:t>
       </w:r>
-      <w:hyperlink r:id="rId700">
+      <w:hyperlink r:id="rId701">
         <w:r>
           <w:rPr>
             <w:lang w:val="ru_RU" w:bidi="ru_RU"/>
@@ -34815,7 +34815,7 @@
         </w:rPr>
         <w:t>). При этом они совершенно не поняли, что значит быть первым в Божьем Царстве (</w:t>
       </w:r>
-      <w:hyperlink r:id="rId701">
+      <w:hyperlink r:id="rId702">
         <w:r>
           <w:rPr>
             <w:lang w:val="ru_RU" w:bidi="ru_RU"/>
@@ -34905,7 +34905,7 @@
         </w:rPr>
         <w:t>(</w:t>
       </w:r>
-      <w:hyperlink r:id="rId702">
+      <w:hyperlink r:id="rId703">
         <w:r>
           <w:rPr>
             <w:lang w:val="ru_RU" w:bidi="ru_RU"/>
@@ -34923,7 +34923,7 @@
         </w:rPr>
         <w:t xml:space="preserve">; </w:t>
       </w:r>
-      <w:hyperlink r:id="rId703">
+      <w:hyperlink r:id="rId704">
         <w:r>
           <w:rPr>
             <w:lang w:val="ru_RU" w:bidi="ru_RU"/>
@@ -34941,7 +34941,7 @@
         </w:rPr>
         <w:t>,</w:t>
       </w:r>
-      <w:hyperlink r:id="rId704">
+      <w:hyperlink r:id="rId705">
         <w:r>
           <w:rPr>
             <w:lang w:val="ru_RU" w:bidi="ru_RU"/>
@@ -34959,7 +34959,7 @@
         </w:rPr>
         <w:t xml:space="preserve">; </w:t>
       </w:r>
-      <w:hyperlink r:id="rId705">
+      <w:hyperlink r:id="rId706">
         <w:r>
           <w:rPr>
             <w:lang w:val="ru_RU" w:bidi="ru_RU"/>
@@ -34977,7 +34977,7 @@
         </w:rPr>
         <w:t xml:space="preserve">; </w:t>
       </w:r>
-      <w:hyperlink r:id="rId706">
+      <w:hyperlink r:id="rId707">
         <w:r>
           <w:rPr>
             <w:lang w:val="ru_RU" w:bidi="ru_RU"/>
@@ -34995,7 +34995,7 @@
         </w:rPr>
         <w:t xml:space="preserve">; </w:t>
       </w:r>
-      <w:hyperlink r:id="rId707">
+      <w:hyperlink r:id="rId708">
         <w:r>
           <w:rPr>
             <w:lang w:val="ru_RU" w:bidi="ru_RU"/>
@@ -35013,7 +35013,7 @@
         </w:rPr>
         <w:t xml:space="preserve">; см. также </w:t>
       </w:r>
-      <w:hyperlink r:id="rId670">
+      <w:hyperlink r:id="rId671">
         <w:r>
           <w:rPr>
             <w:lang w:val="ru_RU" w:bidi="ru_RU"/>
@@ -35073,7 +35073,7 @@
         </w:rPr>
         <w:t xml:space="preserve"> крещение Иисуса является полным посвящением Иисуса Божьей воле, тогда как для учеников Иисуса — это крещение в смерть, погребение и воскресение Иисуса (</w:t>
       </w:r>
-      <w:hyperlink r:id="rId708">
+      <w:hyperlink r:id="rId709">
         <w:r>
           <w:rPr>
             <w:lang w:val="ru_RU" w:bidi="ru_RU"/>
@@ -35091,7 +35091,7 @@
         </w:rPr>
         <w:t xml:space="preserve">; </w:t>
       </w:r>
-      <w:hyperlink r:id="rId709">
+      <w:hyperlink r:id="rId710">
         <w:r>
           <w:rPr>
             <w:lang w:val="ru_RU" w:bidi="ru_RU"/>
@@ -35157,7 +35157,7 @@
         </w:rPr>
         <w:t>Иаков и Иоанн действительно выпили чашу страданий, о которой говорил Иисус. Иаков умер за веру (</w:t>
       </w:r>
-      <w:hyperlink r:id="rId710">
+      <w:hyperlink r:id="rId711">
         <w:r>
           <w:rPr>
             <w:lang w:val="ru_RU" w:bidi="ru_RU"/>
@@ -35291,7 +35291,7 @@
         </w:rPr>
         <w:t xml:space="preserve">(см. также </w:t>
       </w:r>
-      <w:hyperlink r:id="rId711">
+      <w:hyperlink r:id="rId712">
         <w:r>
           <w:rPr>
             <w:lang w:val="ru_RU" w:bidi="ru_RU"/>
@@ -35367,7 +35367,7 @@
         </w:rPr>
         <w:t xml:space="preserve"> возможно, они тоже хотели занять почётные места, о которых просили Иаков и Иоанн. Всем ученикам Иисуса необходимо было по-новому осознать, что значит быть первым в Божьем Царстве (</w:t>
       </w:r>
-      <w:hyperlink r:id="rId712">
+      <w:hyperlink r:id="rId713">
         <w:r>
           <w:rPr>
             <w:lang w:val="ru_RU" w:bidi="ru_RU"/>
@@ -35481,7 +35481,7 @@
         </w:rPr>
         <w:t xml:space="preserve">; </w:t>
       </w:r>
-      <w:hyperlink r:id="rId713">
+      <w:hyperlink r:id="rId714">
         <w:r>
           <w:rPr>
             <w:lang w:val="ru_RU" w:bidi="ru_RU"/>
@@ -35535,7 +35535,7 @@
         </w:rPr>
         <w:t xml:space="preserve">; </w:t>
       </w:r>
-      <w:hyperlink r:id="rId714">
+      <w:hyperlink r:id="rId715">
         <w:r>
           <w:rPr>
             <w:lang w:val="ru_RU" w:bidi="ru_RU"/>
@@ -35613,7 +35613,7 @@
         </w:rPr>
         <w:t xml:space="preserve"> Книге пророка </w:t>
       </w:r>
-      <w:hyperlink r:id="rId715">
+      <w:hyperlink r:id="rId716">
         <w:r>
           <w:rPr>
             <w:lang w:val="ru_RU" w:bidi="ru_RU"/>
@@ -35657,7 +35657,7 @@
         </w:rPr>
         <w:t xml:space="preserve"> (cp. </w:t>
       </w:r>
-      <w:hyperlink r:id="rId716">
+      <w:hyperlink r:id="rId717">
         <w:r>
           <w:rPr>
             <w:lang w:val="ru_RU" w:bidi="ru_RU"/>
@@ -35675,7 +35675,7 @@
         </w:rPr>
         <w:t>,</w:t>
       </w:r>
-      <w:hyperlink r:id="rId717">
+      <w:hyperlink r:id="rId718">
         <w:r>
           <w:rPr>
             <w:lang w:val="ru_RU" w:bidi="ru_RU"/>
@@ -35693,7 +35693,7 @@
         </w:rPr>
         <w:t>). Смерть Иисуса заместила собой смерть тех, кто должен был умереть за свои грехи. Позже Иисус будет говорить о Своей крови, пролитой за многих (</w:t>
       </w:r>
-      <w:hyperlink r:id="rId670">
+      <w:hyperlink r:id="rId671">
         <w:r>
           <w:rPr>
             <w:lang w:val="ru_RU" w:bidi="ru_RU"/>
@@ -35765,7 +35765,7 @@
         </w:rPr>
         <w:t xml:space="preserve"> путешествие Иисуса, начатое в </w:t>
       </w:r>
-      <w:hyperlink r:id="rId718">
+      <w:hyperlink r:id="rId719">
         <w:r>
           <w:rPr>
             <w:lang w:val="ru_RU" w:bidi="ru_RU"/>
@@ -35909,7 +35909,7 @@
         </w:rPr>
         <w:t xml:space="preserve">, «Литературные приёмы в Евангелии от Марка»). Это событие также является переходом к рассказу о въезде Иисуса в Иерусалим как Мессии Израиля, начавшееся в </w:t>
       </w:r>
-      <w:hyperlink r:id="rId719">
+      <w:hyperlink r:id="rId720">
         <w:r>
           <w:rPr>
             <w:lang w:val="ru_RU" w:bidi="ru_RU"/>
@@ -35927,7 +35927,7 @@
         </w:rPr>
         <w:t>. Признание Вартимеем Иисуса Сыном Давида готовит читателей к такому же признанию от народа во время въезда Иисуса в Иерусалим (</w:t>
       </w:r>
-      <w:hyperlink r:id="rId720">
+      <w:hyperlink r:id="rId721">
         <w:r>
           <w:rPr>
             <w:lang w:val="ru_RU" w:bidi="ru_RU"/>
@@ -36003,7 +36003,7 @@
         </w:rPr>
         <w:t xml:space="preserve"> огромная слава Иисуса дошла до Иерихона точно также, как она дошла до всех галилейских городов и селений (</w:t>
       </w:r>
-      <w:hyperlink r:id="rId721">
+      <w:hyperlink r:id="rId722">
         <w:r>
           <w:rPr>
             <w:lang w:val="ru_RU" w:bidi="ru_RU"/>
@@ -36039,7 +36039,7 @@
         </w:rPr>
         <w:t>«Иисус, Сын Давидов!» — Марк не объясняет, как Вартимей узнал о том, что Иисус происходит от Давида. Возможно, Вартимей знал, что Иисус — это ожидаемый евреями Мессия, который должен был прийти из рода Давида. Однако слепой не связывал этот титул с политическими или военными целями, как это делало большинство людей в то время. Вартимея больше заботило то, что Иисус принёс Божье Царство бедным, увечным, хромым и слепым, и поэтому он просил Его о милости и исцелении (</w:t>
       </w:r>
-      <w:hyperlink r:id="rId722">
+      <w:hyperlink r:id="rId723">
         <w:r>
           <w:rPr>
             <w:lang w:val="ru_RU" w:bidi="ru_RU"/>
@@ -36069,7 +36069,7 @@
         </w:rPr>
         <w:t xml:space="preserve"> (cp. </w:t>
       </w:r>
-      <w:hyperlink r:id="rId723">
+      <w:hyperlink r:id="rId724">
         <w:r>
           <w:rPr>
             <w:lang w:val="ru_RU" w:bidi="ru_RU"/>
@@ -36250,7 +36250,7 @@
         </w:rPr>
         <w:t xml:space="preserve">; см. </w:t>
       </w:r>
-      <w:hyperlink r:id="rId724">
+      <w:hyperlink r:id="rId725">
         <w:r>
           <w:rPr>
             <w:lang w:val="ru_RU" w:bidi="ru_RU"/>
@@ -36322,7 +36322,7 @@
         </w:rPr>
         <w:t xml:space="preserve">; </w:t>
       </w:r>
-      <w:hyperlink r:id="rId725">
+      <w:hyperlink r:id="rId726">
         <w:r>
           <w:rPr>
             <w:lang w:val="ru_RU" w:bidi="ru_RU"/>
@@ -36340,7 +36340,7 @@
         </w:rPr>
         <w:t xml:space="preserve">; </w:t>
       </w:r>
-      <w:hyperlink r:id="rId726">
+      <w:hyperlink r:id="rId727">
         <w:r>
           <w:rPr>
             <w:lang w:val="ru_RU" w:bidi="ru_RU"/>
@@ -36412,7 +36412,7 @@
         </w:rPr>
         <w:t xml:space="preserve">; </w:t>
       </w:r>
-      <w:hyperlink r:id="rId727">
+      <w:hyperlink r:id="rId728">
         <w:r>
           <w:rPr>
             <w:lang w:val="ru_RU" w:bidi="ru_RU"/>
@@ -36448,7 +36448,7 @@
         </w:rPr>
         <w:t xml:space="preserve">; </w:t>
       </w:r>
-      <w:hyperlink r:id="rId728">
+      <w:hyperlink r:id="rId729">
         <w:r>
           <w:rPr>
             <w:lang w:val="ru_RU" w:bidi="ru_RU"/>
@@ -36466,7 +36466,7 @@
         </w:rPr>
         <w:t>,</w:t>
       </w:r>
-      <w:hyperlink r:id="rId680">
+      <w:hyperlink r:id="rId681">
         <w:r>
           <w:rPr>
             <w:lang w:val="ru_RU" w:bidi="ru_RU"/>
@@ -36502,7 +36502,7 @@
         </w:rPr>
         <w:t xml:space="preserve">) дальше по Его пути (cp. </w:t>
       </w:r>
-      <w:hyperlink r:id="rId729">
+      <w:hyperlink r:id="rId730">
         <w:r>
           <w:rPr>
             <w:lang w:val="ru_RU" w:bidi="ru_RU"/>
@@ -36586,7 +36586,7 @@
         </w:rPr>
         <w:t>Целью Иисуса был Иерусалим. Скорее всего, последнюю неделю до Cвоего распятия Иисус провёл в Вифании вместе со Своими учениками (</w:t>
       </w:r>
-      <w:hyperlink r:id="rId730">
+      <w:hyperlink r:id="rId731">
         <w:r>
           <w:rPr>
             <w:lang w:val="ru_RU" w:bidi="ru_RU"/>
@@ -36604,7 +36604,7 @@
         </w:rPr>
         <w:t xml:space="preserve">; </w:t>
       </w:r>
-      <w:hyperlink r:id="rId731">
+      <w:hyperlink r:id="rId732">
         <w:r>
           <w:rPr>
             <w:lang w:val="ru_RU" w:bidi="ru_RU"/>
@@ -36640,7 +36640,7 @@
         </w:rPr>
         <w:t>Гора Елеонская — часто ассоциируется с местом последнего суда (</w:t>
       </w:r>
-      <w:hyperlink r:id="rId732">
+      <w:hyperlink r:id="rId733">
         <w:r>
           <w:rPr>
             <w:lang w:val="ru_RU" w:bidi="ru_RU"/>
@@ -36658,7 +36658,7 @@
         </w:rPr>
         <w:t>) и местом, где Мессия явит Себя. (</w:t>
       </w:r>
-      <w:hyperlink r:id="rId733">
+      <w:hyperlink r:id="rId734">
         <w:r>
           <w:rPr>
             <w:lang w:val="ru_RU" w:bidi="ru_RU"/>
@@ -36676,7 +36676,7 @@
         </w:rPr>
         <w:t xml:space="preserve">; </w:t>
       </w:r>
-      <w:hyperlink r:id="rId734">
+      <w:hyperlink r:id="rId735">
         <w:r>
           <w:rPr>
             <w:lang w:val="ru_RU" w:bidi="ru_RU"/>
@@ -36803,7 +36803,7 @@
         </w:rPr>
         <w:t xml:space="preserve">Этот раздел посвящён отношению Иисуса к Храму Иерусалима. Всё повествование, события и учение Иисуса в </w:t>
       </w:r>
-      <w:hyperlink r:id="rId735">
+      <w:hyperlink r:id="rId736">
         <w:r>
           <w:rPr>
             <w:lang w:val="ru_RU" w:bidi="ru_RU"/>
@@ -36839,7 +36839,7 @@
         </w:rPr>
         <w:t>Этот отрывок (</w:t>
       </w:r>
-      <w:hyperlink r:id="rId736">
+      <w:hyperlink r:id="rId737">
         <w:r>
           <w:rPr>
             <w:lang w:val="ru_RU" w:bidi="ru_RU"/>
@@ -36857,7 +36857,7 @@
         </w:rPr>
         <w:t xml:space="preserve">) является вторым большим поучительным разделом с учением Иисуса (первый такой раздел см. </w:t>
       </w:r>
-      <w:hyperlink r:id="rId737">
+      <w:hyperlink r:id="rId738">
         <w:r>
           <w:rPr>
             <w:lang w:val="ru_RU" w:bidi="ru_RU"/>
@@ -36875,7 +36875,7 @@
         </w:rPr>
         <w:t xml:space="preserve">). В нём говорится о разрушении Храма и пришествии Сына Человеческого. Сам раздел является кульминацией многих высказываний Иисуса, которые встречаются в </w:t>
       </w:r>
-      <w:hyperlink r:id="rId738">
+      <w:hyperlink r:id="rId739">
         <w:r>
           <w:rPr>
             <w:lang w:val="ru_RU" w:bidi="ru_RU"/>
@@ -36893,7 +36893,7 @@
         </w:rPr>
         <w:t xml:space="preserve"> и которые говорят о скором Божьем суде над Иерусалимом и Храмом (см. особенно </w:t>
       </w:r>
-      <w:hyperlink r:id="rId739">
+      <w:hyperlink r:id="rId740">
         <w:r>
           <w:rPr>
             <w:lang w:val="ru_RU" w:bidi="ru_RU"/>
@@ -36977,7 +36977,7 @@
         </w:rPr>
         <w:t>Иисус обладал сверхъестественным знанием, что подтверждается множеством примеров (</w:t>
       </w:r>
-      <w:hyperlink r:id="rId740">
+      <w:hyperlink r:id="rId741">
         <w:r>
           <w:rPr>
             <w:lang w:val="ru_RU" w:bidi="ru_RU"/>
@@ -37013,7 +37013,7 @@
         </w:rPr>
         <w:t xml:space="preserve">; </w:t>
       </w:r>
-      <w:hyperlink r:id="rId741">
+      <w:hyperlink r:id="rId742">
         <w:r>
           <w:rPr>
             <w:lang w:val="ru_RU" w:bidi="ru_RU"/>
@@ -37031,7 +37031,7 @@
         </w:rPr>
         <w:t xml:space="preserve">, </w:t>
       </w:r>
-      <w:hyperlink r:id="rId742">
+      <w:hyperlink r:id="rId743">
         <w:r>
           <w:rPr>
             <w:lang w:val="ru_RU" w:bidi="ru_RU"/>
@@ -37085,7 +37085,7 @@
         </w:rPr>
         <w:t>). То, что люди приняли ответ «он надобен Господу» (</w:t>
       </w:r>
-      <w:hyperlink r:id="rId743">
+      <w:hyperlink r:id="rId744">
         <w:r>
           <w:rPr>
             <w:lang w:val="ru_RU" w:bidi="ru_RU"/>
@@ -37103,7 +37103,7 @@
         </w:rPr>
         <w:t>,</w:t>
       </w:r>
-      <w:hyperlink r:id="rId744">
+      <w:hyperlink r:id="rId745">
         <w:r>
           <w:rPr>
             <w:lang w:val="ru_RU" w:bidi="ru_RU"/>
@@ -37121,7 +37121,7 @@
         </w:rPr>
         <w:t xml:space="preserve">), означает, что Иисус заранее всё предусмотрел (ср. </w:t>
       </w:r>
-      <w:hyperlink r:id="rId745">
+      <w:hyperlink r:id="rId746">
         <w:r>
           <w:rPr>
             <w:lang w:val="ru_RU" w:bidi="ru_RU"/>
@@ -37139,7 +37139,7 @@
         </w:rPr>
         <w:t xml:space="preserve">). Иисус спланировал вход в Иерусалим как исполнение пророчества из Книги пророка </w:t>
       </w:r>
-      <w:hyperlink r:id="rId746">
+      <w:hyperlink r:id="rId747">
         <w:r>
           <w:rPr>
             <w:lang w:val="ru_RU" w:bidi="ru_RU"/>
@@ -37236,224 +37236,224 @@
         </w:rPr>
         <w:t xml:space="preserve">; </w:t>
       </w:r>
+      <w:hyperlink r:id="rId748">
+        <w:r>
+          <w:rPr>
+            <w:lang w:val="ru_RU" w:bidi="ru_RU"/>
+          </w:rPr>
+          <w:rPr>
+            <w:color w:val="0000EE"/>
+            <w:u w:val="single"/>
+          </w:rPr>
+          <w:t>2:28</w:t>
+        </w:r>
+      </w:hyperlink>
+      <w:r>
+        <w:rPr>
+          <w:lang w:val="ru_RU" w:bidi="ru_RU"/>
+        </w:rPr>
+        <w:t xml:space="preserve">; </w:t>
+      </w:r>
+      <w:hyperlink r:id="rId749">
+        <w:r>
+          <w:rPr>
+            <w:lang w:val="ru_RU" w:bidi="ru_RU"/>
+          </w:rPr>
+          <w:rPr>
+            <w:color w:val="0000EE"/>
+            <w:u w:val="single"/>
+          </w:rPr>
+          <w:t>5:19</w:t>
+        </w:r>
+      </w:hyperlink>
+      <w:r>
+        <w:rPr>
+          <w:lang w:val="ru_RU" w:bidi="ru_RU"/>
+        </w:rPr>
+        <w:t xml:space="preserve">; см. также </w:t>
+      </w:r>
+      <w:hyperlink r:id="rId750">
+        <w:r>
+          <w:rPr>
+            <w:lang w:val="ru_RU" w:bidi="ru_RU"/>
+          </w:rPr>
+          <w:rPr>
+            <w:color w:val="0000EE"/>
+            <w:u w:val="single"/>
+          </w:rPr>
+          <w:t>12:36–37</w:t>
+        </w:r>
+      </w:hyperlink>
+      <w:r>
+        <w:rPr>
+          <w:lang w:val="ru_RU" w:bidi="ru_RU"/>
+        </w:rPr>
+        <w:t xml:space="preserve">; </w:t>
+      </w:r>
+      <w:hyperlink r:id="rId751">
+        <w:r>
+          <w:rPr>
+            <w:lang w:val="ru_RU" w:bidi="ru_RU"/>
+          </w:rPr>
+          <w:rPr>
+            <w:color w:val="0000EE"/>
+            <w:u w:val="single"/>
+          </w:rPr>
+          <w:t>13:35</w:t>
+        </w:r>
+      </w:hyperlink>
+      <w:r>
+        <w:rPr>
+          <w:lang w:val="ru_RU" w:bidi="ru_RU"/>
+        </w:rPr>
+        <w:t xml:space="preserve">), поэтому читатели Евангелия от Марка поняли, что в данном отрывке говорится о Господе Иисусе Христе, Которому был нужен молодой осёл (см. также </w:t>
+      </w:r>
+      <w:hyperlink r:id="rId752">
+        <w:r>
+          <w:rPr>
+            <w:lang w:val="ru_RU" w:bidi="ru_RU"/>
+          </w:rPr>
+          <w:rPr>
+            <w:color w:val="0000EE"/>
+            <w:u w:val="single"/>
+          </w:rPr>
+          <w:t>Рим.10:9</w:t>
+        </w:r>
+      </w:hyperlink>
+      <w:r>
+        <w:rPr>
+          <w:lang w:val="ru_RU" w:bidi="ru_RU"/>
+        </w:rPr>
+        <w:t xml:space="preserve">; </w:t>
+      </w:r>
+      <w:hyperlink r:id="rId753">
+        <w:r>
+          <w:rPr>
+            <w:lang w:val="ru_RU" w:bidi="ru_RU"/>
+          </w:rPr>
+          <w:rPr>
+            <w:color w:val="0000EE"/>
+            <w:u w:val="single"/>
+          </w:rPr>
+          <w:t>Флп.2:11</w:t>
+        </w:r>
+      </w:hyperlink>
+      <w:r>
+        <w:rPr>
+          <w:lang w:val="ru_RU" w:bidi="ru_RU"/>
+        </w:rPr>
+        <w:t>).</w:t>
+      </w:r>
+      <w:r>
+        <w:rPr>
+          <w:lang w:val="ru_RU" w:bidi="ru_RU"/>
+        </w:rPr>
+      </w:r>
+      <w:r>
+        <w:rPr>
+          <w:lang w:val="ru_RU" w:bidi="ru_RU"/>
+        </w:rPr>
+      </w:r>
+    </w:p>
+    <w:p>
+      <w:pPr/>
+      <w:r>
+        <w:rPr>
+          <w:lang w:val="ru_RU" w:bidi="ru_RU"/>
+        </w:rPr>
+      </w:r>
+    </w:p>
+    <w:p>
+      <w:pPr>
+        <w:pStyle w:val="Heading2"/>
+      </w:pPr>
+      <w:r>
+        <w:rPr>
+          <w:lang w:val="ru_RU" w:bidi="ru_RU"/>
+        </w:rPr>
+        <w:t>Марка 11:4–6</w:t>
+      </w:r>
+      <w:r>
+        <w:rPr>
+          <w:lang w:val="ru_RU" w:bidi="ru_RU"/>
+        </w:rPr>
+      </w:r>
+    </w:p>
+    <w:p>
+      <w:pPr/>
+      <w:r>
+        <w:rPr>
+          <w:lang w:val="ru_RU" w:bidi="ru_RU"/>
+        </w:rPr>
+      </w:r>
+      <w:r>
+        <w:rPr>
+          <w:lang w:val="ru_RU" w:bidi="ru_RU"/>
+        </w:rPr>
+        <w:t>Ученики выполнили указание Иисуса. Всё было так, как Он сказал.</w:t>
+      </w:r>
+      <w:r>
+        <w:rPr>
+          <w:lang w:val="ru_RU" w:bidi="ru_RU"/>
+        </w:rPr>
+      </w:r>
+      <w:r>
+        <w:rPr>
+          <w:lang w:val="ru_RU" w:bidi="ru_RU"/>
+        </w:rPr>
+      </w:r>
+    </w:p>
+    <w:p>
+      <w:pPr/>
+      <w:r>
+        <w:rPr>
+          <w:lang w:val="ru_RU" w:bidi="ru_RU"/>
+        </w:rPr>
+      </w:r>
+    </w:p>
+    <w:p>
+      <w:pPr>
+        <w:pStyle w:val="Heading2"/>
+      </w:pPr>
+      <w:r>
+        <w:rPr>
+          <w:lang w:val="ru_RU" w:bidi="ru_RU"/>
+        </w:rPr>
+        <w:t>Марка 11:7–8</w:t>
+      </w:r>
+      <w:r>
+        <w:rPr>
+          <w:lang w:val="ru_RU" w:bidi="ru_RU"/>
+        </w:rPr>
+      </w:r>
+    </w:p>
+    <w:p>
+      <w:pPr/>
+      <w:r>
+        <w:rPr>
+          <w:lang w:val="ru_RU" w:bidi="ru_RU"/>
+        </w:rPr>
+      </w:r>
+      <w:r>
+        <w:rPr>
+          <w:lang w:val="ru_RU" w:bidi="ru_RU"/>
+        </w:rPr>
+        <w:t>«И привели ослёнка к Иисусу...</w:t>
+      </w:r>
+      <w:r>
+        <w:rPr>
+          <w:i/>
+          <w:lang w:val="ru_RU" w:bidi="ru_RU"/>
+        </w:rPr>
+        <w:t>Иисус</w:t>
+      </w:r>
+      <w:r>
+        <w:rPr>
+          <w:lang w:val="ru_RU" w:bidi="ru_RU"/>
+        </w:rPr>
+        <w:t xml:space="preserve"> сел на него» — ср. с Книгой пророка </w:t>
+      </w:r>
       <w:hyperlink r:id="rId747">
-        <w:r>
-          <w:rPr>
-            <w:lang w:val="ru_RU" w:bidi="ru_RU"/>
-          </w:rPr>
-          <w:rPr>
-            <w:color w:val="0000EE"/>
-            <w:u w:val="single"/>
-          </w:rPr>
-          <w:t>2:28</w:t>
-        </w:r>
-      </w:hyperlink>
-      <w:r>
-        <w:rPr>
-          <w:lang w:val="ru_RU" w:bidi="ru_RU"/>
-        </w:rPr>
-        <w:t xml:space="preserve">; </w:t>
-      </w:r>
-      <w:hyperlink r:id="rId748">
-        <w:r>
-          <w:rPr>
-            <w:lang w:val="ru_RU" w:bidi="ru_RU"/>
-          </w:rPr>
-          <w:rPr>
-            <w:color w:val="0000EE"/>
-            <w:u w:val="single"/>
-          </w:rPr>
-          <w:t>5:19</w:t>
-        </w:r>
-      </w:hyperlink>
-      <w:r>
-        <w:rPr>
-          <w:lang w:val="ru_RU" w:bidi="ru_RU"/>
-        </w:rPr>
-        <w:t xml:space="preserve">; см. также </w:t>
-      </w:r>
-      <w:hyperlink r:id="rId749">
-        <w:r>
-          <w:rPr>
-            <w:lang w:val="ru_RU" w:bidi="ru_RU"/>
-          </w:rPr>
-          <w:rPr>
-            <w:color w:val="0000EE"/>
-            <w:u w:val="single"/>
-          </w:rPr>
-          <w:t>12:36–37</w:t>
-        </w:r>
-      </w:hyperlink>
-      <w:r>
-        <w:rPr>
-          <w:lang w:val="ru_RU" w:bidi="ru_RU"/>
-        </w:rPr>
-        <w:t xml:space="preserve">; </w:t>
-      </w:r>
-      <w:hyperlink r:id="rId750">
-        <w:r>
-          <w:rPr>
-            <w:lang w:val="ru_RU" w:bidi="ru_RU"/>
-          </w:rPr>
-          <w:rPr>
-            <w:color w:val="0000EE"/>
-            <w:u w:val="single"/>
-          </w:rPr>
-          <w:t>13:35</w:t>
-        </w:r>
-      </w:hyperlink>
-      <w:r>
-        <w:rPr>
-          <w:lang w:val="ru_RU" w:bidi="ru_RU"/>
-        </w:rPr>
-        <w:t xml:space="preserve">), поэтому читатели Евангелия от Марка поняли, что в данном отрывке говорится о Господе Иисусе Христе, Которому был нужен молодой осёл (см. также </w:t>
-      </w:r>
-      <w:hyperlink r:id="rId751">
-        <w:r>
-          <w:rPr>
-            <w:lang w:val="ru_RU" w:bidi="ru_RU"/>
-          </w:rPr>
-          <w:rPr>
-            <w:color w:val="0000EE"/>
-            <w:u w:val="single"/>
-          </w:rPr>
-          <w:t>Рим.10:9</w:t>
-        </w:r>
-      </w:hyperlink>
-      <w:r>
-        <w:rPr>
-          <w:lang w:val="ru_RU" w:bidi="ru_RU"/>
-        </w:rPr>
-        <w:t xml:space="preserve">; </w:t>
-      </w:r>
-      <w:hyperlink r:id="rId752">
-        <w:r>
-          <w:rPr>
-            <w:lang w:val="ru_RU" w:bidi="ru_RU"/>
-          </w:rPr>
-          <w:rPr>
-            <w:color w:val="0000EE"/>
-            <w:u w:val="single"/>
-          </w:rPr>
-          <w:t>Флп.2:11</w:t>
-        </w:r>
-      </w:hyperlink>
-      <w:r>
-        <w:rPr>
-          <w:lang w:val="ru_RU" w:bidi="ru_RU"/>
-        </w:rPr>
-        <w:t>).</w:t>
-      </w:r>
-      <w:r>
-        <w:rPr>
-          <w:lang w:val="ru_RU" w:bidi="ru_RU"/>
-        </w:rPr>
-      </w:r>
-      <w:r>
-        <w:rPr>
-          <w:lang w:val="ru_RU" w:bidi="ru_RU"/>
-        </w:rPr>
-      </w:r>
-    </w:p>
-    <w:p>
-      <w:pPr/>
-      <w:r>
-        <w:rPr>
-          <w:lang w:val="ru_RU" w:bidi="ru_RU"/>
-        </w:rPr>
-      </w:r>
-    </w:p>
-    <w:p>
-      <w:pPr>
-        <w:pStyle w:val="Heading2"/>
-      </w:pPr>
-      <w:r>
-        <w:rPr>
-          <w:lang w:val="ru_RU" w:bidi="ru_RU"/>
-        </w:rPr>
-        <w:t>Марка 11:4–6</w:t>
-      </w:r>
-      <w:r>
-        <w:rPr>
-          <w:lang w:val="ru_RU" w:bidi="ru_RU"/>
-        </w:rPr>
-      </w:r>
-    </w:p>
-    <w:p>
-      <w:pPr/>
-      <w:r>
-        <w:rPr>
-          <w:lang w:val="ru_RU" w:bidi="ru_RU"/>
-        </w:rPr>
-      </w:r>
-      <w:r>
-        <w:rPr>
-          <w:lang w:val="ru_RU" w:bidi="ru_RU"/>
-        </w:rPr>
-        <w:t>Ученики выполнили указание Иисуса. Всё было так, как Он сказал.</w:t>
-      </w:r>
-      <w:r>
-        <w:rPr>
-          <w:lang w:val="ru_RU" w:bidi="ru_RU"/>
-        </w:rPr>
-      </w:r>
-      <w:r>
-        <w:rPr>
-          <w:lang w:val="ru_RU" w:bidi="ru_RU"/>
-        </w:rPr>
-      </w:r>
-    </w:p>
-    <w:p>
-      <w:pPr/>
-      <w:r>
-        <w:rPr>
-          <w:lang w:val="ru_RU" w:bidi="ru_RU"/>
-        </w:rPr>
-      </w:r>
-    </w:p>
-    <w:p>
-      <w:pPr>
-        <w:pStyle w:val="Heading2"/>
-      </w:pPr>
-      <w:r>
-        <w:rPr>
-          <w:lang w:val="ru_RU" w:bidi="ru_RU"/>
-        </w:rPr>
-        <w:t>Марка 11:7–8</w:t>
-      </w:r>
-      <w:r>
-        <w:rPr>
-          <w:lang w:val="ru_RU" w:bidi="ru_RU"/>
-        </w:rPr>
-      </w:r>
-    </w:p>
-    <w:p>
-      <w:pPr/>
-      <w:r>
-        <w:rPr>
-          <w:lang w:val="ru_RU" w:bidi="ru_RU"/>
-        </w:rPr>
-      </w:r>
-      <w:r>
-        <w:rPr>
-          <w:lang w:val="ru_RU" w:bidi="ru_RU"/>
-        </w:rPr>
-        <w:t>«И привели ослёнка к Иисусу...</w:t>
-      </w:r>
-      <w:r>
-        <w:rPr>
-          <w:i/>
-          <w:lang w:val="ru_RU" w:bidi="ru_RU"/>
-        </w:rPr>
-        <w:t>Иисус</w:t>
-      </w:r>
-      <w:r>
-        <w:rPr>
-          <w:lang w:val="ru_RU" w:bidi="ru_RU"/>
-        </w:rPr>
-        <w:t xml:space="preserve"> сел на него» — ср. с Книгой пророка </w:t>
-      </w:r>
-      <w:hyperlink r:id="rId746">
         <w:r>
           <w:rPr>
             <w:lang w:val="ru_RU" w:bidi="ru_RU"/>
@@ -37489,7 +37489,7 @@
         </w:rPr>
         <w:t xml:space="preserve">Ученики постелили на ослёнка свои верхние одежды, а остальные люди расстилали одежды и ветви с ближайших деревьев, создавая почётный вход для Иисуса в Иерусалим (см. </w:t>
       </w:r>
-      <w:hyperlink r:id="rId753">
+      <w:hyperlink r:id="rId754">
         <w:r>
           <w:rPr>
             <w:lang w:val="ru_RU" w:bidi="ru_RU"/>
@@ -37507,7 +37507,7 @@
         </w:rPr>
         <w:t xml:space="preserve">; </w:t>
       </w:r>
-      <w:hyperlink r:id="rId754">
+      <w:hyperlink r:id="rId755">
         <w:r>
           <w:rPr>
             <w:lang w:val="ru_RU" w:bidi="ru_RU"/>
@@ -37605,7 +37605,7 @@
         </w:rPr>
         <w:t xml:space="preserve"> уже не использовалось как просьба о спасения от врагов, но стало использоваться как выражение радости и ликования (ср. фразу «Слава Господу!», которую люди используют в том же значении сегодня). Люди восхищённо приветствовали (</w:t>
       </w:r>
-      <w:hyperlink r:id="rId755">
+      <w:hyperlink r:id="rId756">
         <w:r>
           <w:rPr>
             <w:lang w:val="ru_RU" w:bidi="ru_RU"/>
@@ -37623,7 +37623,7 @@
         </w:rPr>
         <w:t>) знаменитого пророка из Галилеи (</w:t>
       </w:r>
-      <w:hyperlink r:id="rId756">
+      <w:hyperlink r:id="rId757">
         <w:r>
           <w:rPr>
             <w:lang w:val="ru_RU" w:bidi="ru_RU"/>
@@ -37641,7 +37641,7 @@
         </w:rPr>
         <w:t>). Возможно, к таким восторженным чувствам привело чудо воскрешения Лазаря из мёртвых (</w:t>
       </w:r>
-      <w:hyperlink r:id="rId757">
+      <w:hyperlink r:id="rId758">
         <w:r>
           <w:rPr>
             <w:lang w:val="ru_RU" w:bidi="ru_RU"/>
@@ -37725,7 +37725,7 @@
         </w:rPr>
         <w:t>Повествование заканчивается неожиданно: восторженная толпа исчезает (то, что было описано при торжественном входе в город), а Иисус спокойно входит в Храм. Очевидно, в сознании людей не произошло ничего важного. Иисус осматривается, и это подготавливает читателей к Божьему осуждению того, что происходило в Храме (</w:t>
       </w:r>
-      <w:hyperlink r:id="rId758">
+      <w:hyperlink r:id="rId759">
         <w:r>
           <w:rPr>
             <w:lang w:val="ru_RU" w:bidi="ru_RU"/>
@@ -37791,7 +37791,7 @@
         </w:rPr>
         <w:t xml:space="preserve">В синоптических Евангелиях вход Иисуса в Иерусалим связан с очищением Храма (см. </w:t>
       </w:r>
-      <w:hyperlink r:id="rId758">
+      <w:hyperlink r:id="rId759">
         <w:r>
           <w:rPr>
             <w:lang w:val="ru_RU" w:bidi="ru_RU"/>
@@ -37809,7 +37809,7 @@
         </w:rPr>
         <w:t xml:space="preserve">; ср. </w:t>
       </w:r>
-      <w:hyperlink r:id="rId759">
+      <w:hyperlink r:id="rId760">
         <w:r>
           <w:rPr>
             <w:lang w:val="ru_RU" w:bidi="ru_RU"/>
@@ -37827,7 +37827,7 @@
         </w:rPr>
         <w:t xml:space="preserve">; </w:t>
       </w:r>
-      <w:hyperlink r:id="rId760">
+      <w:hyperlink r:id="rId761">
         <w:r>
           <w:rPr>
             <w:lang w:val="ru_RU" w:bidi="ru_RU"/>
@@ -37845,7 +37845,7 @@
         </w:rPr>
         <w:t>). В Евангелии от Иоанна, история об очищении Храма описана в начале служения Иисуса (</w:t>
       </w:r>
-      <w:hyperlink r:id="rId761">
+      <w:hyperlink r:id="rId762">
         <w:r>
           <w:rPr>
             <w:lang w:val="ru_RU" w:bidi="ru_RU"/>
@@ -37881,7 +37881,7 @@
         </w:rPr>
         <w:t>В Евангелие от Марка проклятие смоковницы (</w:t>
       </w:r>
-      <w:hyperlink r:id="rId762">
+      <w:hyperlink r:id="rId763">
         <w:r>
           <w:rPr>
             <w:lang w:val="ru_RU" w:bidi="ru_RU"/>
@@ -37899,7 +37899,7 @@
         </w:rPr>
         <w:t xml:space="preserve">, </w:t>
       </w:r>
-      <w:hyperlink r:id="rId763">
+      <w:hyperlink r:id="rId764">
         <w:r>
           <w:rPr>
             <w:lang w:val="ru_RU" w:bidi="ru_RU"/>
@@ -37930,7 +37930,7 @@
         </w:rPr>
         <w:t xml:space="preserve"> (литературный приём, когда одна история вставлена в повествование другой истории, так что вторая история обрамляет и создаёт рамки для вставленной истории), т.е. история об очищении Храма (</w:t>
       </w:r>
-      <w:hyperlink r:id="rId764">
+      <w:hyperlink r:id="rId765">
         <w:r>
           <w:rPr>
             <w:lang w:val="ru_RU" w:bidi="ru_RU"/>
@@ -38015,7 +38015,7 @@
         </w:rPr>
         <w:t xml:space="preserve"> Иисус проклял смоковницу не потому, что на ней не было плодов. Он инсценировал пророчество, подобно тому, как это делали ветхозаветные пророки (</w:t>
       </w:r>
-      <w:hyperlink r:id="rId765">
+      <w:hyperlink r:id="rId766">
         <w:r>
           <w:rPr>
             <w:lang w:val="ru_RU" w:bidi="ru_RU"/>
@@ -38033,7 +38033,7 @@
         </w:rPr>
         <w:t xml:space="preserve">; </w:t>
       </w:r>
-      <w:hyperlink r:id="rId766">
+      <w:hyperlink r:id="rId767">
         <w:r>
           <w:rPr>
             <w:lang w:val="ru_RU" w:bidi="ru_RU"/>
@@ -38051,7 +38051,7 @@
         </w:rPr>
         <w:t xml:space="preserve">; </w:t>
       </w:r>
-      <w:hyperlink r:id="rId767">
+      <w:hyperlink r:id="rId768">
         <w:r>
           <w:rPr>
             <w:lang w:val="ru_RU" w:bidi="ru_RU"/>
@@ -38069,7 +38069,7 @@
         </w:rPr>
         <w:t xml:space="preserve">; </w:t>
       </w:r>
-      <w:hyperlink r:id="rId768">
+      <w:hyperlink r:id="rId769">
         <w:r>
           <w:rPr>
             <w:lang w:val="ru_RU" w:bidi="ru_RU"/>
@@ -38135,7 +38135,7 @@
         </w:rPr>
         <w:t xml:space="preserve">«Пришли в Иерусалим» — войдя в Храм, Иисус был возмущён покупкой и продажей жертвенных животных и обменом денег. За всем этим следили священники, потому что только они могли подтвердить, что жертвоприношение будет угодно Богу. Практика продажи жертвенных животных была введена для того, чтобы в жертву приносили только животных без порока. Для этого также ставили столы меновщиков денег, которые вносились на территорию Храма (а именно во двор язычников) пятнадцатого числа месяца Адар, за месяц до Пасхи. Обычно обменный курс включал комиссию от 4 до 8 процентов. Данный бизнес был весьма прибыльным, так как люди должны были приносить ежегодный храмовый налог в размере пол шекеля (см. </w:t>
       </w:r>
-      <w:hyperlink r:id="rId769">
+      <w:hyperlink r:id="rId770">
         <w:r>
           <w:rPr>
             <w:lang w:val="ru_RU" w:bidi="ru_RU"/>
@@ -38153,7 +38153,7 @@
         </w:rPr>
         <w:t>) и покупать необходимое для жертв, поэтому здесь происходил обмен денег на местную валюту и осуществлялась продажа жертвенных животных. Еврейская литература того времени критиковала священников за обогащение, так как они наживались на бедных. Иисус не выступал против Храма и системы жертвоприношений (</w:t>
       </w:r>
-      <w:hyperlink r:id="rId770">
+      <w:hyperlink r:id="rId771">
         <w:r>
           <w:rPr>
             <w:lang w:val="ru_RU" w:bidi="ru_RU"/>
@@ -38171,7 +38171,7 @@
         </w:rPr>
         <w:t xml:space="preserve">; </w:t>
       </w:r>
-      <w:hyperlink r:id="rId771">
+      <w:hyperlink r:id="rId772">
         <w:r>
           <w:rPr>
             <w:lang w:val="ru_RU" w:bidi="ru_RU"/>
@@ -38189,7 +38189,7 @@
         </w:rPr>
         <w:t xml:space="preserve">, </w:t>
       </w:r>
-      <w:hyperlink r:id="rId772">
+      <w:hyperlink r:id="rId773">
         <w:r>
           <w:rPr>
             <w:lang w:val="ru_RU" w:bidi="ru_RU"/>
@@ -38207,7 +38207,7 @@
         </w:rPr>
         <w:t xml:space="preserve">; </w:t>
       </w:r>
-      <w:hyperlink r:id="rId773">
+      <w:hyperlink r:id="rId774">
         <w:r>
           <w:rPr>
             <w:lang w:val="ru_RU" w:bidi="ru_RU"/>
@@ -38225,7 +38225,7 @@
         </w:rPr>
         <w:t xml:space="preserve">; </w:t>
       </w:r>
-      <w:hyperlink r:id="rId774">
+      <w:hyperlink r:id="rId775">
         <w:r>
           <w:rPr>
             <w:lang w:val="ru_RU" w:bidi="ru_RU"/>
@@ -38243,7 +38243,7 @@
         </w:rPr>
         <w:t xml:space="preserve">; </w:t>
       </w:r>
-      <w:hyperlink r:id="rId775">
+      <w:hyperlink r:id="rId776">
         <w:r>
           <w:rPr>
             <w:lang w:val="ru_RU" w:bidi="ru_RU"/>
@@ -38261,7 +38261,7 @@
         </w:rPr>
         <w:t xml:space="preserve">; </w:t>
       </w:r>
-      <w:hyperlink r:id="rId776">
+      <w:hyperlink r:id="rId777">
         <w:r>
           <w:rPr>
             <w:lang w:val="ru_RU" w:bidi="ru_RU"/>
@@ -38497,7 +38497,7 @@
         </w:rPr>
         <w:t xml:space="preserve">Иисус процитировал из Книги пророка </w:t>
       </w:r>
-      <w:hyperlink r:id="rId777">
+      <w:hyperlink r:id="rId778">
         <w:r>
           <w:rPr>
             <w:lang w:val="ru_RU" w:bidi="ru_RU"/>
@@ -38515,7 +38515,7 @@
         </w:rPr>
         <w:t xml:space="preserve"> и Книги пророка </w:t>
       </w:r>
-      <w:hyperlink r:id="rId778">
+      <w:hyperlink r:id="rId779">
         <w:r>
           <w:rPr>
             <w:lang w:val="ru_RU" w:bidi="ru_RU"/>
@@ -38720,7 +38720,7 @@
         </w:rPr>
         <w:t>Иисус с учениками, предположительно, вернулся в Вифанию (</w:t>
       </w:r>
-      <w:hyperlink r:id="rId779">
+      <w:hyperlink r:id="rId780">
         <w:r>
           <w:rPr>
             <w:lang w:val="ru_RU" w:bidi="ru_RU"/>
@@ -38738,7 +38738,7 @@
         </w:rPr>
         <w:t xml:space="preserve">; </w:t>
       </w:r>
-      <w:hyperlink r:id="rId780">
+      <w:hyperlink r:id="rId781">
         <w:r>
           <w:rPr>
             <w:lang w:val="ru_RU" w:bidi="ru_RU"/>
@@ -38864,7 +38864,7 @@
         </w:rPr>
         <w:t xml:space="preserve">истинно говорю вам». Вероятно, здесь говорится о Храмовой горе (или горе Мориа), а не об Елеонской горе. В отрывке </w:t>
       </w:r>
-      <w:hyperlink r:id="rId739">
+      <w:hyperlink r:id="rId740">
         <w:r>
           <w:rPr>
             <w:lang w:val="ru_RU" w:bidi="ru_RU"/>
@@ -38882,7 +38882,7 @@
         </w:rPr>
         <w:t xml:space="preserve"> особое внимание уделяется осуждению Храма, о чём снова будет сказано в </w:t>
       </w:r>
-      <w:hyperlink r:id="rId781">
+      <w:hyperlink r:id="rId782">
         <w:r>
           <w:rPr>
             <w:lang w:val="ru_RU" w:bidi="ru_RU"/>
@@ -38900,7 +38900,7 @@
         </w:rPr>
         <w:t xml:space="preserve"> и более подробно в </w:t>
       </w:r>
-      <w:hyperlink r:id="rId736">
+      <w:hyperlink r:id="rId737">
         <w:r>
           <w:rPr>
             <w:lang w:val="ru_RU" w:bidi="ru_RU"/>
@@ -38936,7 +38936,7 @@
         </w:rPr>
         <w:t>) и Его распятия (</w:t>
       </w:r>
-      <w:hyperlink r:id="rId782">
+      <w:hyperlink r:id="rId783">
         <w:r>
           <w:rPr>
             <w:lang w:val="ru_RU" w:bidi="ru_RU"/>
@@ -39020,7 +39020,7 @@
         </w:rPr>
         <w:t xml:space="preserve"> фразой «имейте веру». В начале (</w:t>
       </w:r>
-      <w:hyperlink r:id="rId783">
+      <w:hyperlink r:id="rId784">
         <w:r>
           <w:rPr>
             <w:lang w:val="ru_RU" w:bidi="ru_RU"/>
@@ -39038,7 +39038,7 @@
         </w:rPr>
         <w:t xml:space="preserve">) нам говорят, что мы получим то, о чём просим (см. </w:t>
       </w:r>
-      <w:hyperlink r:id="rId784">
+      <w:hyperlink r:id="rId785">
         <w:r>
           <w:rPr>
             <w:lang w:val="ru_RU" w:bidi="ru_RU"/>
@@ -39092,7 +39092,7 @@
         </w:rPr>
         <w:t>Прощение — это второе условие, чтобы получить ответ на молитву. Если мы прощаем других, то наша самая важная молитва о том, чтобы Бог простил наши согрешения, будет услышана (</w:t>
       </w:r>
-      <w:hyperlink r:id="rId785">
+      <w:hyperlink r:id="rId786">
         <w:r>
           <w:rPr>
             <w:lang w:val="ru_RU" w:bidi="ru_RU"/>
@@ -39110,7 +39110,7 @@
         </w:rPr>
         <w:t xml:space="preserve">; </w:t>
       </w:r>
-      <w:hyperlink r:id="rId786">
+      <w:hyperlink r:id="rId787">
         <w:r>
           <w:rPr>
             <w:lang w:val="ru_RU" w:bidi="ru_RU"/>
@@ -39128,7 +39128,7 @@
         </w:rPr>
         <w:t>,</w:t>
       </w:r>
-      <w:hyperlink r:id="rId787">
+      <w:hyperlink r:id="rId788">
         <w:r>
           <w:rPr>
             <w:lang w:val="ru_RU" w:bidi="ru_RU"/>
@@ -39146,7 +39146,7 @@
         </w:rPr>
         <w:t xml:space="preserve">; </w:t>
       </w:r>
-      <w:hyperlink r:id="rId788">
+      <w:hyperlink r:id="rId789">
         <w:r>
           <w:rPr>
             <w:lang w:val="ru_RU" w:bidi="ru_RU"/>
@@ -39164,7 +39164,7 @@
         </w:rPr>
         <w:t xml:space="preserve">; </w:t>
       </w:r>
-      <w:hyperlink r:id="rId789">
+      <w:hyperlink r:id="rId790">
         <w:r>
           <w:rPr>
             <w:lang w:val="ru_RU" w:bidi="ru_RU"/>
@@ -39182,7 +39182,7 @@
         </w:rPr>
         <w:t xml:space="preserve">; ср. </w:t>
       </w:r>
-      <w:hyperlink r:id="rId790">
+      <w:hyperlink r:id="rId791">
         <w:r>
           <w:rPr>
             <w:lang w:val="ru_RU" w:bidi="ru_RU"/>
@@ -39200,7 +39200,7 @@
         </w:rPr>
         <w:t xml:space="preserve">, </w:t>
       </w:r>
-      <w:hyperlink r:id="rId791">
+      <w:hyperlink r:id="rId792">
         <w:r>
           <w:rPr>
             <w:lang w:val="ru_RU" w:bidi="ru_RU"/>
@@ -39218,7 +39218,7 @@
         </w:rPr>
         <w:t xml:space="preserve">; </w:t>
       </w:r>
-      <w:hyperlink r:id="rId792">
+      <w:hyperlink r:id="rId793">
         <w:r>
           <w:rPr>
             <w:lang w:val="ru_RU" w:bidi="ru_RU"/>
@@ -39236,7 +39236,7 @@
         </w:rPr>
         <w:t xml:space="preserve">; </w:t>
       </w:r>
-      <w:hyperlink r:id="rId793">
+      <w:hyperlink r:id="rId794">
         <w:r>
           <w:rPr>
             <w:lang w:val="ru_RU" w:bidi="ru_RU"/>
@@ -39302,7 +39302,7 @@
         </w:rPr>
         <w:t xml:space="preserve">«Пришли опять в Иерусалим» (см. </w:t>
       </w:r>
-      <w:hyperlink r:id="rId794">
+      <w:hyperlink r:id="rId795">
         <w:r>
           <w:rPr>
             <w:lang w:val="ru_RU" w:bidi="ru_RU"/>
@@ -39320,7 +39320,7 @@
         </w:rPr>
         <w:t>,</w:t>
       </w:r>
-      <w:hyperlink r:id="rId779">
+      <w:hyperlink r:id="rId780">
         <w:r>
           <w:rPr>
             <w:lang w:val="ru_RU" w:bidi="ru_RU"/>
@@ -39338,7 +39338,7 @@
         </w:rPr>
         <w:t>,</w:t>
       </w:r>
-      <w:hyperlink r:id="rId795">
+      <w:hyperlink r:id="rId796">
         <w:r>
           <w:rPr>
             <w:lang w:val="ru_RU" w:bidi="ru_RU"/>
@@ -39356,7 +39356,7 @@
         </w:rPr>
         <w:t>) — Иисус и ученики вошли в Храм. Частое упоминание Иерусалима напоминает читателям о том, что вскоре произойдёт (</w:t>
       </w:r>
-      <w:hyperlink r:id="rId713">
+      <w:hyperlink r:id="rId714">
         <w:r>
           <w:rPr>
             <w:lang w:val="ru_RU" w:bidi="ru_RU"/>
@@ -39410,7 +39410,7 @@
         </w:rPr>
         <w:t xml:space="preserve">; </w:t>
       </w:r>
-      <w:hyperlink r:id="rId796">
+      <w:hyperlink r:id="rId797">
         <w:r>
           <w:rPr>
             <w:lang w:val="ru_RU" w:bidi="ru_RU"/>
@@ -39500,7 +39500,7 @@
         </w:rPr>
         <w:t xml:space="preserve">; </w:t>
       </w:r>
-      <w:hyperlink r:id="rId797">
+      <w:hyperlink r:id="rId798">
         <w:r>
           <w:rPr>
             <w:lang w:val="ru_RU" w:bidi="ru_RU"/>
@@ -39566,7 +39566,7 @@
         </w:rPr>
         <w:t>После очищения Храма (</w:t>
       </w:r>
-      <w:hyperlink r:id="rId758">
+      <w:hyperlink r:id="rId759">
         <w:r>
           <w:rPr>
             <w:lang w:val="ru_RU" w:bidi="ru_RU"/>
@@ -39584,7 +39584,7 @@
         </w:rPr>
         <w:t xml:space="preserve">; </w:t>
       </w:r>
-      <w:hyperlink r:id="rId798">
+      <w:hyperlink r:id="rId799">
         <w:r>
           <w:rPr>
             <w:lang w:val="ru_RU" w:bidi="ru_RU"/>
@@ -39602,7 +39602,7 @@
         </w:rPr>
         <w:t xml:space="preserve">; </w:t>
       </w:r>
-      <w:hyperlink r:id="rId799">
+      <w:hyperlink r:id="rId800">
         <w:r>
           <w:rPr>
             <w:lang w:val="ru_RU" w:bidi="ru_RU"/>
@@ -39620,7 +39620,7 @@
         </w:rPr>
         <w:t xml:space="preserve">) противники Иисуса задают Ему вопрос о Его власти (см. также </w:t>
       </w:r>
-      <w:hyperlink r:id="rId800">
+      <w:hyperlink r:id="rId801">
         <w:r>
           <w:rPr>
             <w:lang w:val="ru_RU" w:bidi="ru_RU"/>
@@ -39638,7 +39638,7 @@
         </w:rPr>
         <w:t xml:space="preserve">; </w:t>
       </w:r>
-      <w:hyperlink r:id="rId801">
+      <w:hyperlink r:id="rId802">
         <w:r>
           <w:rPr>
             <w:lang w:val="ru_RU" w:bidi="ru_RU"/>
@@ -39656,7 +39656,7 @@
         </w:rPr>
         <w:t xml:space="preserve">; ср. </w:t>
       </w:r>
-      <w:hyperlink r:id="rId802">
+      <w:hyperlink r:id="rId803">
         <w:r>
           <w:rPr>
             <w:lang w:val="ru_RU" w:bidi="ru_RU"/>
@@ -39758,7 +39758,7 @@
         </w:rPr>
         <w:t xml:space="preserve">; </w:t>
       </w:r>
-      <w:hyperlink r:id="rId803">
+      <w:hyperlink r:id="rId804">
         <w:r>
           <w:rPr>
             <w:lang w:val="ru_RU" w:bidi="ru_RU"/>
@@ -39776,7 +39776,7 @@
         </w:rPr>
         <w:t>), исцелять (</w:t>
       </w:r>
-      <w:hyperlink r:id="rId804">
+      <w:hyperlink r:id="rId805">
         <w:r>
           <w:rPr>
             <w:lang w:val="ru_RU" w:bidi="ru_RU"/>
@@ -39794,7 +39794,7 @@
         </w:rPr>
         <w:t xml:space="preserve">; </w:t>
       </w:r>
-      <w:hyperlink r:id="rId805">
+      <w:hyperlink r:id="rId806">
         <w:r>
           <w:rPr>
             <w:lang w:val="ru_RU" w:bidi="ru_RU"/>
@@ -39878,7 +39878,7 @@
         </w:rPr>
         <w:t xml:space="preserve">Иисус часто отвечал своим противникам вопросом на вопрос (напр., </w:t>
       </w:r>
-      <w:hyperlink r:id="rId806">
+      <w:hyperlink r:id="rId807">
         <w:r>
           <w:rPr>
             <w:lang w:val="ru_RU" w:bidi="ru_RU"/>
@@ -39896,7 +39896,7 @@
         </w:rPr>
         <w:t>,</w:t>
       </w:r>
-      <w:hyperlink r:id="rId807">
+      <w:hyperlink r:id="rId808">
         <w:r>
           <w:rPr>
             <w:lang w:val="ru_RU" w:bidi="ru_RU"/>
@@ -39914,7 +39914,7 @@
         </w:rPr>
         <w:t>,</w:t>
       </w:r>
-      <w:hyperlink r:id="rId808">
+      <w:hyperlink r:id="rId809">
         <w:r>
           <w:rPr>
             <w:lang w:val="ru_RU" w:bidi="ru_RU"/>
@@ -39950,7 +39950,7 @@
         </w:rPr>
         <w:t>,</w:t>
       </w:r>
-      <w:hyperlink r:id="rId809">
+      <w:hyperlink r:id="rId810">
         <w:r>
           <w:rPr>
             <w:lang w:val="ru_RU" w:bidi="ru_RU"/>
@@ -39968,7 +39968,7 @@
         </w:rPr>
         <w:t xml:space="preserve">; </w:t>
       </w:r>
-      <w:hyperlink r:id="rId810">
+      <w:hyperlink r:id="rId811">
         <w:r>
           <w:rPr>
             <w:lang w:val="ru_RU" w:bidi="ru_RU"/>
@@ -39986,7 +39986,7 @@
         </w:rPr>
         <w:t>,</w:t>
       </w:r>
-      <w:hyperlink r:id="rId811">
+      <w:hyperlink r:id="rId812">
         <w:r>
           <w:rPr>
             <w:lang w:val="ru_RU" w:bidi="ru_RU"/>
@@ -40004,7 +40004,7 @@
         </w:rPr>
         <w:t xml:space="preserve">; см. также </w:t>
       </w:r>
-      <w:hyperlink r:id="rId812">
+      <w:hyperlink r:id="rId813">
         <w:r>
           <w:rPr>
             <w:lang w:val="ru_RU" w:bidi="ru_RU"/>
@@ -40070,7 +40070,7 @@
         </w:rPr>
         <w:t>Своими вопросами Иисус поставил первосвященников, книжников и старейшин в тупик. И положительный, и отрицательный ответ на Его вопросы навредил бы их репутации и власти. Если бы они не признали Иоанна Крестителя пророком, это вызвало бы возмущение и негодование людей, а если бы они его признали, тогда они должны были бы согласиться и принять учение Иоанна об Иисусе. Такой ответ также бы отвечал и на их собственный вопрос (</w:t>
       </w:r>
-      <w:hyperlink r:id="rId813">
+      <w:hyperlink r:id="rId814">
         <w:r>
           <w:rPr>
             <w:lang w:val="ru_RU" w:bidi="ru_RU"/>
@@ -40154,7 +40154,7 @@
         </w:rPr>
         <w:t xml:space="preserve">; </w:t>
       </w:r>
-      <w:hyperlink r:id="rId814">
+      <w:hyperlink r:id="rId815">
         <w:r>
           <w:rPr>
             <w:lang w:val="ru_RU" w:bidi="ru_RU"/>
@@ -40172,7 +40172,7 @@
         </w:rPr>
         <w:t>), нежелание видеть (</w:t>
       </w:r>
-      <w:hyperlink r:id="rId815">
+      <w:hyperlink r:id="rId816">
         <w:r>
           <w:rPr>
             <w:lang w:val="ru_RU" w:bidi="ru_RU"/>
@@ -40310,7 +40310,7 @@
         </w:rPr>
         <w:t xml:space="preserve">Начало притчи взято из Книги пророка </w:t>
       </w:r>
-      <w:hyperlink r:id="rId816">
+      <w:hyperlink r:id="rId817">
         <w:r>
           <w:rPr>
             <w:lang w:val="ru_RU" w:bidi="ru_RU"/>
@@ -40376,7 +40376,7 @@
         </w:rPr>
         <w:t xml:space="preserve">Все события отрывка </w:t>
       </w:r>
-      <w:hyperlink r:id="rId817">
+      <w:hyperlink r:id="rId818">
         <w:r>
           <w:rPr>
             <w:lang w:val="ru_RU" w:bidi="ru_RU"/>
@@ -40412,7 +40412,7 @@
         </w:rPr>
         <w:t xml:space="preserve">; </w:t>
       </w:r>
-      <w:hyperlink r:id="rId665">
+      <w:hyperlink r:id="rId666">
         <w:r>
           <w:rPr>
             <w:lang w:val="ru_RU" w:bidi="ru_RU"/>
@@ -40443,7 +40443,7 @@
         </w:rPr>
         <w:t>) с предыдущим вопросом о власти Иисуса (</w:t>
       </w:r>
-      <w:hyperlink r:id="rId818">
+      <w:hyperlink r:id="rId819">
         <w:r>
           <w:rPr>
             <w:lang w:val="ru_RU" w:bidi="ru_RU"/>
@@ -40479,7 +40479,7 @@
         </w:rPr>
         <w:t xml:space="preserve">Иисус хотел, чтобы Его слушатели поняли значение этой притчи в свете стихов из Книги пророка </w:t>
       </w:r>
-      <w:hyperlink r:id="rId816">
+      <w:hyperlink r:id="rId817">
         <w:r>
           <w:rPr>
             <w:lang w:val="ru_RU" w:bidi="ru_RU"/>
@@ -40497,7 +40497,7 @@
         </w:rPr>
         <w:t>, так как в ней также говорится о насаждении виноградника, постройке сторожевой башни, установки забора вокруг виноградника и выкапывании ямы под точило. Задаётся похожий вопрос: «Что же сделает хозяин виноградника?» (</w:t>
       </w:r>
-      <w:hyperlink r:id="rId781">
+      <w:hyperlink r:id="rId782">
         <w:r>
           <w:rPr>
             <w:lang w:val="ru_RU" w:bidi="ru_RU"/>
@@ -40515,7 +40515,7 @@
         </w:rPr>
         <w:t xml:space="preserve">; ср. </w:t>
       </w:r>
-      <w:hyperlink r:id="rId819">
+      <w:hyperlink r:id="rId820">
         <w:r>
           <w:rPr>
             <w:lang w:val="ru_RU" w:bidi="ru_RU"/>
@@ -40533,7 +40533,7 @@
         </w:rPr>
         <w:t>). Пророк Исаия называет виноградник израильским народом (</w:t>
       </w:r>
-      <w:hyperlink r:id="rId820">
+      <w:hyperlink r:id="rId821">
         <w:r>
           <w:rPr>
             <w:lang w:val="ru_RU" w:bidi="ru_RU"/>
@@ -40581,7 +40581,7 @@
         </w:rPr>
         <w:t>Другие детали в притче тоже имеют символическое значение: нанятые виноградари представляют собой израильских лидеров; хозяин виноградника — это Бог; слуги — пророки Ветхого Завета; возлюбленный сын — Иисус, Сын Божий; убийство сына — распятие Иисуса; передача виноградника другим — суд над Израилем (</w:t>
       </w:r>
-      <w:hyperlink r:id="rId758">
+      <w:hyperlink r:id="rId759">
         <w:r>
           <w:rPr>
             <w:lang w:val="ru_RU" w:bidi="ru_RU"/>
@@ -40599,7 +40599,7 @@
         </w:rPr>
         <w:t xml:space="preserve">; </w:t>
       </w:r>
-      <w:hyperlink r:id="rId736">
+      <w:hyperlink r:id="rId737">
         <w:r>
           <w:rPr>
             <w:lang w:val="ru_RU" w:bidi="ru_RU"/>
@@ -40713,7 +40713,7 @@
         </w:rPr>
         <w:t>В Ветхом Завете пророков часто называют рабами (</w:t>
       </w:r>
-      <w:hyperlink r:id="rId821">
+      <w:hyperlink r:id="rId822">
         <w:r>
           <w:rPr>
             <w:lang w:val="ru_RU" w:bidi="ru_RU"/>
@@ -40731,7 +40731,7 @@
         </w:rPr>
         <w:t xml:space="preserve">; </w:t>
       </w:r>
-      <w:hyperlink r:id="rId822">
+      <w:hyperlink r:id="rId823">
         <w:r>
           <w:rPr>
             <w:lang w:val="ru_RU" w:bidi="ru_RU"/>
@@ -40749,7 +40749,7 @@
         </w:rPr>
         <w:t xml:space="preserve">; </w:t>
       </w:r>
-      <w:hyperlink r:id="rId823">
+      <w:hyperlink r:id="rId824">
         <w:r>
           <w:rPr>
             <w:lang w:val="ru_RU" w:bidi="ru_RU"/>
@@ -40767,7 +40767,7 @@
         </w:rPr>
         <w:t>); нередко к ним плохо относились, а лидеры Израиля их убивали (</w:t>
       </w:r>
-      <w:hyperlink r:id="rId824">
+      <w:hyperlink r:id="rId825">
         <w:r>
           <w:rPr>
             <w:lang w:val="ru_RU" w:bidi="ru_RU"/>
@@ -40785,7 +40785,7 @@
         </w:rPr>
         <w:t xml:space="preserve">; </w:t>
       </w:r>
-      <w:hyperlink r:id="rId825">
+      <w:hyperlink r:id="rId826">
         <w:r>
           <w:rPr>
             <w:lang w:val="ru_RU" w:bidi="ru_RU"/>
@@ -40803,7 +40803,7 @@
         </w:rPr>
         <w:t>,</w:t>
       </w:r>
-      <w:hyperlink r:id="rId826">
+      <w:hyperlink r:id="rId827">
         <w:r>
           <w:rPr>
             <w:lang w:val="ru_RU" w:bidi="ru_RU"/>
@@ -40821,7 +40821,7 @@
         </w:rPr>
         <w:t xml:space="preserve">; </w:t>
       </w:r>
-      <w:hyperlink r:id="rId827">
+      <w:hyperlink r:id="rId828">
         <w:r>
           <w:rPr>
             <w:lang w:val="ru_RU" w:bidi="ru_RU"/>
@@ -40839,7 +40839,7 @@
         </w:rPr>
         <w:t xml:space="preserve">; </w:t>
       </w:r>
-      <w:hyperlink r:id="rId828">
+      <w:hyperlink r:id="rId829">
         <w:r>
           <w:rPr>
             <w:lang w:val="ru_RU" w:bidi="ru_RU"/>
@@ -40857,7 +40857,7 @@
         </w:rPr>
         <w:t xml:space="preserve">; </w:t>
       </w:r>
-      <w:hyperlink r:id="rId829">
+      <w:hyperlink r:id="rId830">
         <w:r>
           <w:rPr>
             <w:lang w:val="ru_RU" w:bidi="ru_RU"/>
@@ -40875,7 +40875,7 @@
         </w:rPr>
         <w:t xml:space="preserve">; </w:t>
       </w:r>
-      <w:hyperlink r:id="rId830">
+      <w:hyperlink r:id="rId831">
         <w:r>
           <w:rPr>
             <w:lang w:val="ru_RU" w:bidi="ru_RU"/>
@@ -40893,7 +40893,7 @@
         </w:rPr>
         <w:t xml:space="preserve">; см. </w:t>
       </w:r>
-      <w:hyperlink r:id="rId831">
+      <w:hyperlink r:id="rId832">
         <w:r>
           <w:rPr>
             <w:lang w:val="ru_RU" w:bidi="ru_RU"/>
@@ -40911,7 +40911,7 @@
         </w:rPr>
         <w:t xml:space="preserve">, </w:t>
       </w:r>
-      <w:hyperlink r:id="rId832">
+      <w:hyperlink r:id="rId833">
         <w:r>
           <w:rPr>
             <w:lang w:val="ru_RU" w:bidi="ru_RU"/>
@@ -40929,7 +40929,7 @@
         </w:rPr>
         <w:t xml:space="preserve">; </w:t>
       </w:r>
-      <w:hyperlink r:id="rId833">
+      <w:hyperlink r:id="rId834">
         <w:r>
           <w:rPr>
             <w:lang w:val="ru_RU" w:bidi="ru_RU"/>
@@ -41145,7 +41145,7 @@
         </w:rPr>
         <w:t xml:space="preserve">Нам не совсем понятны мысли нанятых виноградарей, но очевидно, что они были понятны первым читателям Евангелия от Марка, поэтому не требовались дальнейшие объяснения (ср. </w:t>
       </w:r>
-      <w:hyperlink r:id="rId834">
+      <w:hyperlink r:id="rId835">
         <w:r>
           <w:rPr>
             <w:lang w:val="ru_RU" w:bidi="ru_RU"/>
@@ -41163,7 +41163,7 @@
         </w:rPr>
         <w:t xml:space="preserve">; </w:t>
       </w:r>
-      <w:hyperlink r:id="rId835">
+      <w:hyperlink r:id="rId836">
         <w:r>
           <w:rPr>
             <w:lang w:val="ru_RU" w:bidi="ru_RU"/>
@@ -41229,7 +41229,7 @@
         </w:rPr>
         <w:t xml:space="preserve">«Выбросили вон из виноградника» — позорное обращение нанятых виноградарей с сыном усугубляется тем, что они даже не похоронили его тело. Ср. с Посланием к </w:t>
       </w:r>
-      <w:hyperlink r:id="rId836">
+      <w:hyperlink r:id="rId837">
         <w:r>
           <w:rPr>
             <w:lang w:val="ru_RU" w:bidi="ru_RU"/>
@@ -41295,7 +41295,7 @@
         </w:rPr>
         <w:t xml:space="preserve">Притча завершается двумя риторическими вопросами (ср. </w:t>
       </w:r>
-      <w:hyperlink r:id="rId809">
+      <w:hyperlink r:id="rId810">
         <w:r>
           <w:rPr>
             <w:lang w:val="ru_RU" w:bidi="ru_RU"/>
@@ -41313,7 +41313,7 @@
         </w:rPr>
         <w:t xml:space="preserve">, </w:t>
       </w:r>
-      <w:hyperlink r:id="rId837">
+      <w:hyperlink r:id="rId838">
         <w:r>
           <w:rPr>
             <w:lang w:val="ru_RU" w:bidi="ru_RU"/>
@@ -41349,7 +41349,7 @@
         </w:rPr>
         <w:t xml:space="preserve">; </w:t>
       </w:r>
-      <w:hyperlink r:id="rId838">
+      <w:hyperlink r:id="rId839">
         <w:r>
           <w:rPr>
             <w:lang w:val="ru_RU" w:bidi="ru_RU"/>
@@ -41385,7 +41385,7 @@
         </w:rPr>
         <w:t>). Первый относится к тому, что говорит «Господь Саваоф» (Господь Воинств) в притче о винограднике (</w:t>
       </w:r>
-      <w:hyperlink r:id="rId839">
+      <w:hyperlink r:id="rId840">
         <w:r>
           <w:rPr>
             <w:lang w:val="ru_RU" w:bidi="ru_RU"/>
@@ -41439,7 +41439,7 @@
         </w:rPr>
         <w:t xml:space="preserve">) на более верных, под которыми первые читатели Евангелия от Марка, скорее всего, понимали христианскую церковь (ср. </w:t>
       </w:r>
-      <w:hyperlink r:id="rId840">
+      <w:hyperlink r:id="rId841">
         <w:r>
           <w:rPr>
             <w:lang w:val="ru_RU" w:bidi="ru_RU"/>
@@ -41457,7 +41457,7 @@
         </w:rPr>
         <w:t xml:space="preserve">; </w:t>
       </w:r>
-      <w:hyperlink r:id="rId841">
+      <w:hyperlink r:id="rId842">
         <w:r>
           <w:rPr>
             <w:lang w:val="ru_RU" w:bidi="ru_RU"/>
@@ -41475,7 +41475,7 @@
         </w:rPr>
         <w:t xml:space="preserve">; </w:t>
       </w:r>
-      <w:hyperlink r:id="rId842">
+      <w:hyperlink r:id="rId843">
         <w:r>
           <w:rPr>
             <w:lang w:val="ru_RU" w:bidi="ru_RU"/>
@@ -41493,7 +41493,7 @@
         </w:rPr>
         <w:t>). Таким образом, эта притча связана с будущим разрушением Иерусалима (</w:t>
       </w:r>
-      <w:hyperlink r:id="rId764">
+      <w:hyperlink r:id="rId765">
         <w:r>
           <w:rPr>
             <w:lang w:val="ru_RU" w:bidi="ru_RU"/>
@@ -41511,7 +41511,7 @@
         </w:rPr>
         <w:t xml:space="preserve">; </w:t>
       </w:r>
-      <w:hyperlink r:id="rId736">
+      <w:hyperlink r:id="rId737">
         <w:r>
           <w:rPr>
             <w:lang w:val="ru_RU" w:bidi="ru_RU"/>
@@ -41547,7 +41547,7 @@
         </w:rPr>
         <w:t xml:space="preserve">; </w:t>
       </w:r>
-      <w:hyperlink r:id="rId782">
+      <w:hyperlink r:id="rId783">
         <w:r>
           <w:rPr>
             <w:lang w:val="ru_RU" w:bidi="ru_RU"/>
@@ -41613,7 +41613,7 @@
         </w:rPr>
         <w:t xml:space="preserve">Во втором риторическом вопросе Иисус цитирует стихи из </w:t>
       </w:r>
-      <w:hyperlink r:id="rId843">
+      <w:hyperlink r:id="rId844">
         <w:r>
           <w:rPr>
             <w:lang w:val="ru_RU" w:bidi="ru_RU"/>
@@ -41643,7 +41643,7 @@
         </w:rPr>
         <w:t xml:space="preserve"> (ср. </w:t>
       </w:r>
-      <w:hyperlink r:id="rId844">
+      <w:hyperlink r:id="rId845">
         <w:r>
           <w:rPr>
             <w:lang w:val="ru_RU" w:bidi="ru_RU"/>
@@ -41661,7 +41661,7 @@
         </w:rPr>
         <w:t xml:space="preserve">; </w:t>
       </w:r>
-      <w:hyperlink r:id="rId845">
+      <w:hyperlink r:id="rId846">
         <w:r>
           <w:rPr>
             <w:lang w:val="ru_RU" w:bidi="ru_RU"/>
@@ -41679,7 +41679,7 @@
         </w:rPr>
         <w:t>,</w:t>
       </w:r>
-      <w:hyperlink r:id="rId846">
+      <w:hyperlink r:id="rId847">
         <w:r>
           <w:rPr>
             <w:lang w:val="ru_RU" w:bidi="ru_RU"/>
@@ -41697,7 +41697,7 @@
         </w:rPr>
         <w:t>). Традиционно данная фраза обозначает закопанный краеугольный камень, который является частью фундамента, но также он может означать замковый камень, который устанавливают последним на вершине здания, знаменую им завершение строительства. Какой бы камень ни имелся в виду, он был самым важным. Несмотря на злые намерения строителей (религиозных лидеров), Бог допустил все их действия, потому что в этом была Его воля (</w:t>
       </w:r>
-      <w:hyperlink r:id="rId847">
+      <w:hyperlink r:id="rId848">
         <w:r>
           <w:rPr>
             <w:lang w:val="ru_RU" w:bidi="ru_RU"/>
@@ -41781,7 +41781,7 @@
         </w:rPr>
         <w:t xml:space="preserve">Это был второй случай, когда народ лишил религиозных лидеров возможности осуществить свои злые намерения (см. </w:t>
       </w:r>
-      <w:hyperlink r:id="rId848">
+      <w:hyperlink r:id="rId849">
         <w:r>
           <w:rPr>
             <w:lang w:val="ru_RU" w:bidi="ru_RU"/>
@@ -41931,7 +41931,7 @@
         </w:rPr>
         <w:t xml:space="preserve">«Подать кесарю» (т.е. оплата налога) — здесь используется греческое слово, означающее подушный налог (ср. </w:t>
       </w:r>
-      <w:hyperlink r:id="rId849">
+      <w:hyperlink r:id="rId850">
         <w:r>
           <w:rPr>
             <w:lang w:val="ru_RU" w:bidi="ru_RU"/>
@@ -41949,7 +41949,7 @@
         </w:rPr>
         <w:t xml:space="preserve">; </w:t>
       </w:r>
-      <w:hyperlink r:id="rId850">
+      <w:hyperlink r:id="rId851">
         <w:r>
           <w:rPr>
             <w:lang w:val="ru_RU" w:bidi="ru_RU"/>
@@ -42142,7 +42142,7 @@
         </w:rPr>
         <w:t xml:space="preserve">«Отдавайте кесарево кесарю» — слова Иисуса нельзя воспринимать как слова представителя анти-римского движения, выступающего против римского налогообложения, которое распространялось на израильский народ. Иисус ясно давал понять, что Он не поддерживал движение зелотов (см. </w:t>
       </w:r>
-      <w:hyperlink r:id="rId851">
+      <w:hyperlink r:id="rId852">
         <w:r>
           <w:rPr>
             <w:lang w:val="ru_RU" w:bidi="ru_RU"/>
@@ -42160,7 +42160,7 @@
         </w:rPr>
         <w:t>,</w:t>
       </w:r>
-      <w:hyperlink r:id="rId852">
+      <w:hyperlink r:id="rId853">
         <w:r>
           <w:rPr>
             <w:lang w:val="ru_RU" w:bidi="ru_RU"/>
@@ -42178,7 +42178,7 @@
         </w:rPr>
         <w:t>,</w:t>
       </w:r>
-      <w:hyperlink r:id="rId853">
+      <w:hyperlink r:id="rId854">
         <w:r>
           <w:rPr>
             <w:lang w:val="ru_RU" w:bidi="ru_RU"/>
@@ -42196,7 +42196,7 @@
         </w:rPr>
         <w:t xml:space="preserve">; </w:t>
       </w:r>
-      <w:hyperlink r:id="rId854">
+      <w:hyperlink r:id="rId855">
         <w:r>
           <w:rPr>
             <w:lang w:val="ru_RU" w:bidi="ru_RU"/>
@@ -42346,7 +42346,7 @@
         </w:rPr>
         <w:t xml:space="preserve">). Саддукеи не верили в воскресение из мёртвых (см. </w:t>
       </w:r>
-      <w:hyperlink r:id="rId855">
+      <w:hyperlink r:id="rId856">
         <w:r>
           <w:rPr>
             <w:lang w:val="ru_RU" w:bidi="ru_RU"/>
@@ -42364,7 +42364,7 @@
         </w:rPr>
         <w:t xml:space="preserve">; </w:t>
       </w:r>
-      <w:hyperlink r:id="rId856">
+      <w:hyperlink r:id="rId857">
         <w:r>
           <w:rPr>
             <w:lang w:val="ru_RU" w:bidi="ru_RU"/>
@@ -42448,7 +42448,7 @@
         </w:rPr>
         <w:t>. Действие происходит в Храме, как и в большинстве других новозаветных историй, в которых упоминаются саддукеи (</w:t>
       </w:r>
-      <w:hyperlink r:id="rId857">
+      <w:hyperlink r:id="rId858">
         <w:r>
           <w:rPr>
             <w:lang w:val="ru_RU" w:bidi="ru_RU"/>
@@ -42460,7 +42460,7 @@
           <w:t xml:space="preserve">Мф.22:23–33; </w:t>
         </w:r>
       </w:hyperlink>
-      <w:hyperlink r:id="rId858">
+      <w:hyperlink r:id="rId859">
         <w:r>
           <w:rPr>
             <w:lang w:val="ru_RU" w:bidi="ru_RU"/>
@@ -42478,7 +42478,7 @@
         </w:rPr>
         <w:t xml:space="preserve">; </w:t>
       </w:r>
-      <w:hyperlink r:id="rId859">
+      <w:hyperlink r:id="rId860">
         <w:r>
           <w:rPr>
             <w:lang w:val="ru_RU" w:bidi="ru_RU"/>
@@ -42496,7 +42496,7 @@
         </w:rPr>
         <w:t xml:space="preserve">; </w:t>
       </w:r>
-      <w:hyperlink r:id="rId860">
+      <w:hyperlink r:id="rId861">
         <w:r>
           <w:rPr>
             <w:lang w:val="ru_RU" w:bidi="ru_RU"/>
@@ -42514,7 +42514,7 @@
         </w:rPr>
         <w:t xml:space="preserve">, </w:t>
       </w:r>
-      <w:hyperlink r:id="rId861">
+      <w:hyperlink r:id="rId862">
         <w:r>
           <w:rPr>
             <w:lang w:val="ru_RU" w:bidi="ru_RU"/>
@@ -42532,7 +42532,7 @@
         </w:rPr>
         <w:t xml:space="preserve">; </w:t>
       </w:r>
-      <w:hyperlink r:id="rId862">
+      <w:hyperlink r:id="rId863">
         <w:r>
           <w:rPr>
             <w:lang w:val="ru_RU" w:bidi="ru_RU"/>
@@ -42550,7 +42550,7 @@
         </w:rPr>
         <w:t xml:space="preserve">; исключения составляют </w:t>
       </w:r>
-      <w:hyperlink r:id="rId863">
+      <w:hyperlink r:id="rId864">
         <w:r>
           <w:rPr>
             <w:lang w:val="ru_RU" w:bidi="ru_RU"/>
@@ -42568,7 +42568,7 @@
         </w:rPr>
         <w:t xml:space="preserve">; </w:t>
       </w:r>
-      <w:hyperlink r:id="rId864">
+      <w:hyperlink r:id="rId865">
         <w:r>
           <w:rPr>
             <w:lang w:val="ru_RU" w:bidi="ru_RU"/>
@@ -42605,7 +42605,7 @@
         </w:rPr>
         <w:t>Вопрос саддукеев (</w:t>
       </w:r>
-      <w:hyperlink r:id="rId865">
+      <w:hyperlink r:id="rId866">
         <w:r>
           <w:rPr>
             <w:lang w:val="ru_RU" w:bidi="ru_RU"/>
@@ -42623,7 +42623,7 @@
         </w:rPr>
         <w:t>) был тщательно сформулирован и основан на заповеди Моисея (</w:t>
       </w:r>
-      <w:hyperlink r:id="rId866">
+      <w:hyperlink r:id="rId867">
         <w:r>
           <w:rPr>
             <w:lang w:val="ru_RU" w:bidi="ru_RU"/>
@@ -42641,7 +42641,7 @@
         </w:rPr>
         <w:t xml:space="preserve">; см. </w:t>
       </w:r>
-      <w:hyperlink r:id="rId867">
+      <w:hyperlink r:id="rId868">
         <w:r>
           <w:rPr>
             <w:lang w:val="ru_RU" w:bidi="ru_RU"/>
@@ -42659,7 +42659,7 @@
         </w:rPr>
         <w:t xml:space="preserve">; </w:t>
       </w:r>
-      <w:hyperlink r:id="rId868">
+      <w:hyperlink r:id="rId869">
         <w:r>
           <w:rPr>
             <w:lang w:val="ru_RU" w:bidi="ru_RU"/>
@@ -42677,7 +42677,7 @@
         </w:rPr>
         <w:t xml:space="preserve">). Поскольку все семь мужчин не могли быть мужьями одной женщины в день воскресения, и никто из них не имел особого права, то саддукеи считали, что доказали абсурдность доктрины воскресения и опровергли учение фарисеев и Иисуса (ср. </w:t>
       </w:r>
-      <w:hyperlink r:id="rId869">
+      <w:hyperlink r:id="rId870">
         <w:r>
           <w:rPr>
             <w:lang w:val="ru_RU" w:bidi="ru_RU"/>
@@ -42695,7 +42695,7 @@
         </w:rPr>
         <w:t xml:space="preserve">; </w:t>
       </w:r>
-      <w:hyperlink r:id="rId870">
+      <w:hyperlink r:id="rId871">
         <w:r>
           <w:rPr>
             <w:lang w:val="ru_RU" w:bidi="ru_RU"/>
@@ -42749,7 +42749,7 @@
         </w:rPr>
         <w:t xml:space="preserve">; </w:t>
       </w:r>
-      <w:hyperlink r:id="rId871">
+      <w:hyperlink r:id="rId872">
         <w:r>
           <w:rPr>
             <w:lang w:val="ru_RU" w:bidi="ru_RU"/>
@@ -42930,7 +42930,7 @@
         </w:rPr>
         <w:t>Во-первых, Он упрекнул саддукеев за их незнание Писания (то есть Ветхого Завета), где воскресение мёртвых упоминается в книгах пророков (</w:t>
       </w:r>
-      <w:hyperlink r:id="rId872">
+      <w:hyperlink r:id="rId873">
         <w:r>
           <w:rPr>
             <w:lang w:val="ru_RU" w:bidi="ru_RU"/>
@@ -42948,7 +42948,7 @@
         </w:rPr>
         <w:t xml:space="preserve">; </w:t>
       </w:r>
-      <w:hyperlink r:id="rId873">
+      <w:hyperlink r:id="rId874">
         <w:r>
           <w:rPr>
             <w:lang w:val="ru_RU" w:bidi="ru_RU"/>
@@ -42966,7 +42966,7 @@
         </w:rPr>
         <w:t>) и Писаниях (</w:t>
       </w:r>
-      <w:hyperlink r:id="rId874">
+      <w:hyperlink r:id="rId875">
         <w:r>
           <w:rPr>
             <w:lang w:val="ru_RU" w:bidi="ru_RU"/>
@@ -42984,7 +42984,7 @@
         </w:rPr>
         <w:t xml:space="preserve">; </w:t>
       </w:r>
-      <w:hyperlink r:id="rId875">
+      <w:hyperlink r:id="rId876">
         <w:r>
           <w:rPr>
             <w:lang w:val="ru_RU" w:bidi="ru_RU"/>
@@ -43002,7 +43002,7 @@
         </w:rPr>
         <w:t xml:space="preserve">; </w:t>
       </w:r>
-      <w:hyperlink r:id="rId876">
+      <w:hyperlink r:id="rId877">
         <w:r>
           <w:rPr>
             <w:lang w:val="ru_RU" w:bidi="ru_RU"/>
@@ -43020,7 +43020,7 @@
         </w:rPr>
         <w:t xml:space="preserve">; </w:t>
       </w:r>
-      <w:hyperlink r:id="rId877">
+      <w:hyperlink r:id="rId878">
         <w:r>
           <w:rPr>
             <w:lang w:val="ru_RU" w:bidi="ru_RU"/>
@@ -43038,7 +43038,7 @@
         </w:rPr>
         <w:t xml:space="preserve">; </w:t>
       </w:r>
-      <w:hyperlink r:id="rId878">
+      <w:hyperlink r:id="rId879">
         <w:r>
           <w:rPr>
             <w:lang w:val="ru_RU" w:bidi="ru_RU"/>
@@ -43056,7 +43056,7 @@
         </w:rPr>
         <w:t xml:space="preserve">). Однако саддукеи признавали только Тору (Пятикнижие Моисея, то есть книги с Бытие по Второзаконие), поэтому Иисус ответил им из Торы. Упоминание Бога как Бога Авраама, Бога Исаака и Бога Иакова (см. </w:t>
       </w:r>
-      <w:hyperlink r:id="rId879">
+      <w:hyperlink r:id="rId880">
         <w:r>
           <w:rPr>
             <w:lang w:val="ru_RU" w:bidi="ru_RU"/>
@@ -43074,7 +43074,7 @@
         </w:rPr>
         <w:t xml:space="preserve">, </w:t>
       </w:r>
-      <w:hyperlink r:id="rId880">
+      <w:hyperlink r:id="rId881">
         <w:r>
           <w:rPr>
             <w:lang w:val="ru_RU" w:bidi="ru_RU"/>
@@ -43092,7 +43092,7 @@
         </w:rPr>
         <w:t>) доказывало, что завет Бога с патриархами не может быть нарушен смертью. Они всё ещё живы (</w:t>
       </w:r>
-      <w:hyperlink r:id="rId881">
+      <w:hyperlink r:id="rId882">
         <w:r>
           <w:rPr>
             <w:lang w:val="ru_RU" w:bidi="ru_RU"/>
@@ -43110,7 +43110,7 @@
         </w:rPr>
         <w:t xml:space="preserve">; </w:t>
       </w:r>
-      <w:hyperlink r:id="rId882">
+      <w:hyperlink r:id="rId883">
         <w:r>
           <w:rPr>
             <w:lang w:val="ru_RU" w:bidi="ru_RU"/>
@@ -43128,7 +43128,7 @@
         </w:rPr>
         <w:t xml:space="preserve">; </w:t>
       </w:r>
-      <w:hyperlink r:id="rId870">
+      <w:hyperlink r:id="rId871">
         <w:r>
           <w:rPr>
             <w:lang w:val="ru_RU" w:bidi="ru_RU"/>
@@ -43146,7 +43146,7 @@
         </w:rPr>
         <w:t xml:space="preserve">; </w:t>
       </w:r>
-      <w:hyperlink r:id="rId883">
+      <w:hyperlink r:id="rId884">
         <w:r>
           <w:rPr>
             <w:lang w:val="ru_RU" w:bidi="ru_RU"/>
@@ -43200,7 +43200,7 @@
         </w:rPr>
         <w:t xml:space="preserve">; </w:t>
       </w:r>
-      <w:hyperlink r:id="rId884">
+      <w:hyperlink r:id="rId885">
         <w:r>
           <w:rPr>
             <w:lang w:val="ru_RU" w:bidi="ru_RU"/>
@@ -43218,7 +43218,7 @@
         </w:rPr>
         <w:t xml:space="preserve">; </w:t>
       </w:r>
-      <w:hyperlink r:id="rId885">
+      <w:hyperlink r:id="rId886">
         <w:r>
           <w:rPr>
             <w:lang w:val="ru_RU" w:bidi="ru_RU"/>
@@ -43236,7 +43236,7 @@
         </w:rPr>
         <w:t xml:space="preserve">; </w:t>
       </w:r>
-      <w:hyperlink r:id="rId886">
+      <w:hyperlink r:id="rId887">
         <w:r>
           <w:rPr>
             <w:lang w:val="ru_RU" w:bidi="ru_RU"/>
@@ -43272,7 +43272,7 @@
         </w:rPr>
         <w:t>Иисус ответил своим противникам с мудростью и дал надежду на воскресение Своим последователям. Иисус есть «воскресение и жизнь» (</w:t>
       </w:r>
-      <w:hyperlink r:id="rId887">
+      <w:hyperlink r:id="rId888">
         <w:r>
           <w:rPr>
             <w:lang w:val="ru_RU" w:bidi="ru_RU"/>
@@ -43290,7 +43290,7 @@
         </w:rPr>
         <w:t>); Он победил смерть и заверил тех, кто верит в Него, что они не погибнут, но будут иметь жизнь вечную (</w:t>
       </w:r>
-      <w:hyperlink r:id="rId888">
+      <w:hyperlink r:id="rId889">
         <w:r>
           <w:rPr>
             <w:lang w:val="ru_RU" w:bidi="ru_RU"/>
@@ -43356,7 +43356,7 @@
         </w:rPr>
         <w:t xml:space="preserve">«Из всех заповедей» — Тора (книги с Бытие по Второзаконие) содержит 613 отдельных заповедей, и еврейские учителя часто спорили о том, какие из них самые важные. Все заповеди считались важными, но некоторые признавались более приоритетными (см. </w:t>
       </w:r>
-      <w:hyperlink r:id="rId889">
+      <w:hyperlink r:id="rId890">
         <w:r>
           <w:rPr>
             <w:lang w:val="ru_RU" w:bidi="ru_RU"/>
@@ -43400,7 +43400,7 @@
         </w:rPr>
         <w:t xml:space="preserve"> 4:15). Другие предполагаемые ответы на заданный вопрос можно найти в </w:t>
       </w:r>
-      <w:hyperlink r:id="rId890">
+      <w:hyperlink r:id="rId891">
         <w:r>
           <w:rPr>
             <w:lang w:val="ru_RU" w:bidi="ru_RU"/>
@@ -43418,7 +43418,7 @@
         </w:rPr>
         <w:t xml:space="preserve"> </w:t>
       </w:r>
-      <w:hyperlink r:id="rId891">
+      <w:hyperlink r:id="rId892">
         <w:r>
           <w:rPr>
             <w:lang w:val="ru_RU" w:bidi="ru_RU"/>
@@ -43436,7 +43436,7 @@
         </w:rPr>
         <w:t xml:space="preserve"> </w:t>
       </w:r>
-      <w:hyperlink r:id="rId892">
+      <w:hyperlink r:id="rId893">
         <w:r>
           <w:rPr>
             <w:lang w:val="ru_RU" w:bidi="ru_RU"/>
@@ -43448,7 +43448,7 @@
           <w:t xml:space="preserve">56:1, </w:t>
         </w:r>
       </w:hyperlink>
-      <w:hyperlink r:id="rId893">
+      <w:hyperlink r:id="rId894">
         <w:r>
           <w:rPr>
             <w:lang w:val="ru_RU" w:bidi="ru_RU"/>
@@ -43466,7 +43466,7 @@
         </w:rPr>
         <w:t xml:space="preserve"> </w:t>
       </w:r>
-      <w:hyperlink r:id="rId894">
+      <w:hyperlink r:id="rId895">
         <w:r>
           <w:rPr>
             <w:lang w:val="ru_RU" w:bidi="ru_RU"/>
@@ -43484,7 +43484,7 @@
         </w:rPr>
         <w:t xml:space="preserve"> и </w:t>
       </w:r>
-      <w:hyperlink r:id="rId895">
+      <w:hyperlink r:id="rId896">
         <w:r>
           <w:rPr>
             <w:lang w:val="ru_RU" w:bidi="ru_RU"/>
@@ -43550,7 +43550,7 @@
         </w:rPr>
         <w:t xml:space="preserve">После трёх вопросов от противников Иисуса, которые встречаются в отрывке </w:t>
       </w:r>
-      <w:hyperlink r:id="rId896">
+      <w:hyperlink r:id="rId897">
         <w:r>
           <w:rPr>
             <w:lang w:val="ru_RU" w:bidi="ru_RU"/>
@@ -43568,7 +43568,7 @@
         </w:rPr>
         <w:t xml:space="preserve">, читатель ожидает, что следующий задаваемый Иисусу вопрос также будет враждебным (см. </w:t>
       </w:r>
-      <w:hyperlink r:id="rId813">
+      <w:hyperlink r:id="rId814">
         <w:r>
           <w:rPr>
             <w:lang w:val="ru_RU" w:bidi="ru_RU"/>
@@ -43622,7 +43622,7 @@
         </w:rPr>
         <w:t>,</w:t>
       </w:r>
-      <w:hyperlink r:id="rId865">
+      <w:hyperlink r:id="rId866">
         <w:r>
           <w:rPr>
             <w:lang w:val="ru_RU" w:bidi="ru_RU"/>
@@ -43640,7 +43640,7 @@
         </w:rPr>
         <w:t>). Однако вопрос был не таким. Более ранние упоминания в Евангелие от Марка представляли учителей закона как противников Иисуса (</w:t>
       </w:r>
-      <w:hyperlink r:id="rId897">
+      <w:hyperlink r:id="rId898">
         <w:r>
           <w:rPr>
             <w:lang w:val="ru_RU" w:bidi="ru_RU"/>
@@ -43694,7 +43694,7 @@
         </w:rPr>
         <w:t xml:space="preserve">; </w:t>
       </w:r>
-      <w:hyperlink r:id="rId898">
+      <w:hyperlink r:id="rId899">
         <w:r>
           <w:rPr>
             <w:lang w:val="ru_RU" w:bidi="ru_RU"/>
@@ -43748,7 +43748,7 @@
         </w:rPr>
         <w:t xml:space="preserve">; </w:t>
       </w:r>
-      <w:hyperlink r:id="rId899">
+      <w:hyperlink r:id="rId900">
         <w:r>
           <w:rPr>
             <w:lang w:val="ru_RU" w:bidi="ru_RU"/>
@@ -43820,7 +43820,7 @@
         </w:rPr>
         <w:t>), и Иисус предупреждает народ об их лицемерии (</w:t>
       </w:r>
-      <w:hyperlink r:id="rId900">
+      <w:hyperlink r:id="rId901">
         <w:r>
           <w:rPr>
             <w:lang w:val="ru_RU" w:bidi="ru_RU"/>
@@ -43838,7 +43838,7 @@
         </w:rPr>
         <w:t>), однако данный книжник был положительно настроен к Иисусу (</w:t>
       </w:r>
-      <w:hyperlink r:id="rId901">
+      <w:hyperlink r:id="rId902">
         <w:r>
           <w:rPr>
             <w:lang w:val="ru_RU" w:bidi="ru_RU"/>
@@ -43856,7 +43856,7 @@
         </w:rPr>
         <w:t xml:space="preserve">, </w:t>
       </w:r>
-      <w:hyperlink r:id="rId664">
+      <w:hyperlink r:id="rId665">
         <w:r>
           <w:rPr>
             <w:lang w:val="ru_RU" w:bidi="ru_RU"/>
@@ -43874,7 +43874,7 @@
         </w:rPr>
         <w:t>) и одобрил Его слова (</w:t>
       </w:r>
-      <w:hyperlink r:id="rId902">
+      <w:hyperlink r:id="rId903">
         <w:r>
           <w:rPr>
             <w:lang w:val="ru_RU" w:bidi="ru_RU"/>
@@ -43892,7 +43892,7 @@
         </w:rPr>
         <w:t>). Иисус охарактеризовал этого книжника как человека разумного и сказал, что этот учитель недалеко от Божьего Царства (</w:t>
       </w:r>
-      <w:hyperlink r:id="rId903">
+      <w:hyperlink r:id="rId904">
         <w:r>
           <w:rPr>
             <w:lang w:val="ru_RU" w:bidi="ru_RU"/>
@@ -43976,7 +43976,7 @@
         </w:rPr>
         <w:t xml:space="preserve">Первая заповедь взята из </w:t>
       </w:r>
-      <w:hyperlink r:id="rId904">
+      <w:hyperlink r:id="rId905">
         <w:r>
           <w:rPr>
             <w:lang w:val="ru_RU" w:bidi="ru_RU"/>
@@ -44019,7 +44019,7 @@
         </w:rPr>
         <w:t>слушай». Эта первая заповедь соотносится с первой заповедью из Десяти заповедей (</w:t>
       </w:r>
-      <w:hyperlink r:id="rId905">
+      <w:hyperlink r:id="rId906">
         <w:r>
           <w:rPr>
             <w:lang w:val="ru_RU" w:bidi="ru_RU"/>
@@ -44073,7 +44073,7 @@
         </w:rPr>
         <w:t>Вторая заповедь основана на естественном стремлении людей заботиться о себе. Её важность для ранней церкви можно увидеть в частом повторении (</w:t>
       </w:r>
-      <w:hyperlink r:id="rId906">
+      <w:hyperlink r:id="rId907">
         <w:r>
           <w:rPr>
             <w:lang w:val="ru_RU" w:bidi="ru_RU"/>
@@ -44091,7 +44091,7 @@
         </w:rPr>
         <w:t xml:space="preserve">; </w:t>
       </w:r>
-      <w:hyperlink r:id="rId907">
+      <w:hyperlink r:id="rId908">
         <w:r>
           <w:rPr>
             <w:lang w:val="ru_RU" w:bidi="ru_RU"/>
@@ -44127,7 +44127,7 @@
         </w:rPr>
         <w:t xml:space="preserve">; </w:t>
       </w:r>
-      <w:hyperlink r:id="rId908">
+      <w:hyperlink r:id="rId909">
         <w:r>
           <w:rPr>
             <w:lang w:val="ru_RU" w:bidi="ru_RU"/>
@@ -44145,7 +44145,7 @@
         </w:rPr>
         <w:t xml:space="preserve">; </w:t>
       </w:r>
-      <w:hyperlink r:id="rId909">
+      <w:hyperlink r:id="rId910">
         <w:r>
           <w:rPr>
             <w:lang w:val="ru_RU" w:bidi="ru_RU"/>
@@ -44163,7 +44163,7 @@
         </w:rPr>
         <w:t xml:space="preserve">; </w:t>
       </w:r>
-      <w:hyperlink r:id="rId910">
+      <w:hyperlink r:id="rId911">
         <w:r>
           <w:rPr>
             <w:lang w:val="ru_RU" w:bidi="ru_RU"/>
@@ -44290,7 +44290,7 @@
         </w:rPr>
         <w:t xml:space="preserve">Повествование заканчивается тем, что Иисус хвалит книжника за то, что он признаёт важность этой заповеди больше, чем всесожжения и жертвы (см. </w:t>
       </w:r>
-      <w:hyperlink r:id="rId911">
+      <w:hyperlink r:id="rId912">
         <w:r>
           <w:rPr>
             <w:lang w:val="ru_RU" w:bidi="ru_RU"/>
@@ -44369,7 +44369,7 @@
         </w:rPr>
         <w:t xml:space="preserve"> задаёт Свой вопрос (см. </w:t>
       </w:r>
-      <w:hyperlink r:id="rId912">
+      <w:hyperlink r:id="rId913">
         <w:r>
           <w:rPr>
             <w:lang w:val="ru_RU" w:bidi="ru_RU"/>
@@ -44387,7 +44387,7 @@
         </w:rPr>
         <w:t xml:space="preserve">; </w:t>
       </w:r>
-      <w:hyperlink r:id="rId913">
+      <w:hyperlink r:id="rId914">
         <w:r>
           <w:rPr>
             <w:lang w:val="ru_RU" w:bidi="ru_RU"/>
@@ -44405,7 +44405,7 @@
         </w:rPr>
         <w:t xml:space="preserve">; </w:t>
       </w:r>
-      <w:hyperlink r:id="rId914">
+      <w:hyperlink r:id="rId915">
         <w:r>
           <w:rPr>
             <w:lang w:val="ru_RU" w:bidi="ru_RU"/>
@@ -44423,7 +44423,7 @@
         </w:rPr>
         <w:t xml:space="preserve">; </w:t>
       </w:r>
-      <w:hyperlink r:id="rId915">
+      <w:hyperlink r:id="rId916">
         <w:r>
           <w:rPr>
             <w:lang w:val="ru_RU" w:bidi="ru_RU"/>
@@ -44453,7 +44453,7 @@
         </w:rPr>
         <w:t xml:space="preserve">: </w:t>
       </w:r>
-      <w:hyperlink r:id="rId916">
+      <w:hyperlink r:id="rId917">
         <w:r>
           <w:rPr>
             <w:lang w:val="ru_RU" w:bidi="ru_RU"/>
@@ -44471,7 +44471,7 @@
         </w:rPr>
         <w:t xml:space="preserve">; </w:t>
       </w:r>
-      <w:hyperlink r:id="rId917">
+      <w:hyperlink r:id="rId918">
         <w:r>
           <w:rPr>
             <w:lang w:val="ru_RU" w:bidi="ru_RU"/>
@@ -44489,7 +44489,7 @@
         </w:rPr>
         <w:t xml:space="preserve">; </w:t>
       </w:r>
-      <w:hyperlink r:id="rId918">
+      <w:hyperlink r:id="rId919">
         <w:r>
           <w:rPr>
             <w:lang w:val="ru_RU" w:bidi="ru_RU"/>
@@ -44507,7 +44507,7 @@
         </w:rPr>
         <w:t xml:space="preserve">; </w:t>
       </w:r>
-      <w:hyperlink r:id="rId919">
+      <w:hyperlink r:id="rId920">
         <w:r>
           <w:rPr>
             <w:lang w:val="ru_RU" w:bidi="ru_RU"/>
@@ -44525,7 +44525,7 @@
         </w:rPr>
         <w:t xml:space="preserve">; </w:t>
       </w:r>
-      <w:hyperlink r:id="rId920">
+      <w:hyperlink r:id="rId921">
         <w:r>
           <w:rPr>
             <w:lang w:val="ru_RU" w:bidi="ru_RU"/>
@@ -44543,7 +44543,7 @@
         </w:rPr>
         <w:t xml:space="preserve">; </w:t>
       </w:r>
-      <w:hyperlink r:id="rId921">
+      <w:hyperlink r:id="rId922">
         <w:r>
           <w:rPr>
             <w:lang w:val="ru_RU" w:bidi="ru_RU"/>
@@ -44561,7 +44561,7 @@
         </w:rPr>
         <w:t>. Своим вопросом Иисус не отрицал, что Мессия должен быть из рода Давида (</w:t>
       </w:r>
-      <w:hyperlink r:id="rId922">
+      <w:hyperlink r:id="rId923">
         <w:r>
           <w:rPr>
             <w:lang w:val="ru_RU" w:bidi="ru_RU"/>
@@ -44579,7 +44579,7 @@
         </w:rPr>
         <w:t xml:space="preserve">; </w:t>
       </w:r>
-      <w:hyperlink r:id="rId720">
+      <w:hyperlink r:id="rId721">
         <w:r>
           <w:rPr>
             <w:lang w:val="ru_RU" w:bidi="ru_RU"/>
@@ -44597,7 +44597,7 @@
         </w:rPr>
         <w:t xml:space="preserve">; см. </w:t>
       </w:r>
-      <w:hyperlink r:id="rId923">
+      <w:hyperlink r:id="rId924">
         <w:r>
           <w:rPr>
             <w:lang w:val="ru_RU" w:bidi="ru_RU"/>
@@ -44657,7 +44657,7 @@
           <w:lang w:val="ru_RU" w:bidi="ru_RU"/>
         </w:rPr>
       </w:r>
-      <w:hyperlink r:id="rId924">
+      <w:hyperlink r:id="rId925">
         <w:r>
           <w:rPr>
             <w:lang w:val="ru_RU" w:bidi="ru_RU"/>
@@ -44723,7 +44723,7 @@
         </w:rPr>
         <w:t xml:space="preserve">; </w:t>
       </w:r>
-      <w:hyperlink r:id="rId925">
+      <w:hyperlink r:id="rId926">
         <w:r>
           <w:rPr>
             <w:lang w:val="ru_RU" w:bidi="ru_RU"/>
@@ -44741,7 +44741,7 @@
         </w:rPr>
         <w:t>,</w:t>
       </w:r>
-      <w:hyperlink r:id="rId926">
+      <w:hyperlink r:id="rId927">
         <w:r>
           <w:rPr>
             <w:lang w:val="ru_RU" w:bidi="ru_RU"/>
@@ -44843,7 +44843,7 @@
         </w:rPr>
         <w:t>касалось фарисеев и иродиан. Книжники нарушили две величайшие заповеди (</w:t>
       </w:r>
-      <w:hyperlink r:id="rId669">
+      <w:hyperlink r:id="rId670">
         <w:r>
           <w:rPr>
             <w:lang w:val="ru_RU" w:bidi="ru_RU"/>
@@ -44879,7 +44879,7 @@
         </w:rPr>
         <w:t xml:space="preserve">Длинные одежды, вероятно, носили набожные мужчины; обращение к ним «учитель» означало уважительное приветствие в их адрес (см. </w:t>
       </w:r>
-      <w:hyperlink r:id="rId927">
+      <w:hyperlink r:id="rId928">
         <w:r>
           <w:rPr>
             <w:lang w:val="ru_RU" w:bidi="ru_RU"/>
@@ -44945,7 +44945,7 @@
         </w:rPr>
         <w:t>Книжники нарушили вторую заповедь, потому что они не возлюбили своих ближних, что проявлялось в их отношении к вдовам, которых они обманывали и лишали имущества. Они обманывали самых уязвимых и нуждающихся людей, несмотря на заботу Бога о вдовах (</w:t>
       </w:r>
-      <w:hyperlink r:id="rId928">
+      <w:hyperlink r:id="rId929">
         <w:r>
           <w:rPr>
             <w:lang w:val="ru_RU" w:bidi="ru_RU"/>
@@ -44963,7 +44963,7 @@
         </w:rPr>
         <w:t xml:space="preserve">; </w:t>
       </w:r>
-      <w:hyperlink r:id="rId929">
+      <w:hyperlink r:id="rId930">
         <w:r>
           <w:rPr>
             <w:lang w:val="ru_RU" w:bidi="ru_RU"/>
@@ -44981,7 +44981,7 @@
         </w:rPr>
         <w:t xml:space="preserve">; </w:t>
       </w:r>
-      <w:hyperlink r:id="rId930">
+      <w:hyperlink r:id="rId931">
         <w:r>
           <w:rPr>
             <w:lang w:val="ru_RU" w:bidi="ru_RU"/>
@@ -44999,7 +44999,7 @@
         </w:rPr>
         <w:t xml:space="preserve">; </w:t>
       </w:r>
-      <w:hyperlink r:id="rId931">
+      <w:hyperlink r:id="rId932">
         <w:r>
           <w:rPr>
             <w:lang w:val="ru_RU" w:bidi="ru_RU"/>
@@ -45017,7 +45017,7 @@
         </w:rPr>
         <w:t xml:space="preserve">; </w:t>
       </w:r>
-      <w:hyperlink r:id="rId932">
+      <w:hyperlink r:id="rId933">
         <w:r>
           <w:rPr>
             <w:lang w:val="ru_RU" w:bidi="ru_RU"/>
@@ -45035,7 +45035,7 @@
         </w:rPr>
         <w:t xml:space="preserve">; </w:t>
       </w:r>
-      <w:hyperlink r:id="rId933">
+      <w:hyperlink r:id="rId934">
         <w:r>
           <w:rPr>
             <w:lang w:val="ru_RU" w:bidi="ru_RU"/>
@@ -45053,7 +45053,7 @@
         </w:rPr>
         <w:t>) и Его осуждение тех, кто плохо с ними обращается (</w:t>
       </w:r>
-      <w:hyperlink r:id="rId934">
+      <w:hyperlink r:id="rId935">
         <w:r>
           <w:rPr>
             <w:lang w:val="ru_RU" w:bidi="ru_RU"/>
@@ -45071,7 +45071,7 @@
         </w:rPr>
         <w:t xml:space="preserve">; </w:t>
       </w:r>
-      <w:hyperlink r:id="rId935">
+      <w:hyperlink r:id="rId936">
         <w:r>
           <w:rPr>
             <w:lang w:val="ru_RU" w:bidi="ru_RU"/>
@@ -45089,7 +45089,7 @@
         </w:rPr>
         <w:t xml:space="preserve">; </w:t>
       </w:r>
-      <w:hyperlink r:id="rId936">
+      <w:hyperlink r:id="rId937">
         <w:r>
           <w:rPr>
             <w:lang w:val="ru_RU" w:bidi="ru_RU"/>
@@ -45107,7 +45107,7 @@
         </w:rPr>
         <w:t xml:space="preserve">; </w:t>
       </w:r>
-      <w:hyperlink r:id="rId937">
+      <w:hyperlink r:id="rId938">
         <w:r>
           <w:rPr>
             <w:lang w:val="ru_RU" w:bidi="ru_RU"/>
@@ -45125,7 +45125,7 @@
         </w:rPr>
         <w:t xml:space="preserve">). Книжники одевали на себя вид ложного благочестия (см. </w:t>
       </w:r>
-      <w:hyperlink r:id="rId938">
+      <w:hyperlink r:id="rId939">
         <w:r>
           <w:rPr>
             <w:lang w:val="ru_RU" w:bidi="ru_RU"/>
@@ -45143,7 +45143,7 @@
         </w:rPr>
         <w:t xml:space="preserve">; </w:t>
       </w:r>
-      <w:hyperlink r:id="rId939">
+      <w:hyperlink r:id="rId940">
         <w:r>
           <w:rPr>
             <w:lang w:val="ru_RU" w:bidi="ru_RU"/>
@@ -45191,7 +45191,7 @@
         </w:rPr>
         <w:t>ни будут более сурово наказаны на последнем суде (</w:t>
       </w:r>
-      <w:hyperlink r:id="rId940">
+      <w:hyperlink r:id="rId941">
         <w:r>
           <w:rPr>
             <w:lang w:val="ru_RU" w:bidi="ru_RU"/>
@@ -45209,7 +45209,7 @@
         </w:rPr>
         <w:t xml:space="preserve">; см. </w:t>
       </w:r>
-      <w:hyperlink r:id="rId941">
+      <w:hyperlink r:id="rId942">
         <w:r>
           <w:rPr>
             <w:lang w:val="ru_RU" w:bidi="ru_RU"/>
@@ -45326,7 +45326,7 @@
         </w:rPr>
         <w:t>, средней дневной платы за труд (</w:t>
       </w:r>
-      <w:hyperlink r:id="rId942">
+      <w:hyperlink r:id="rId943">
         <w:r>
           <w:rPr>
             <w:lang w:val="ru_RU" w:bidi="ru_RU"/>
@@ -45392,7 +45392,7 @@
         </w:rPr>
         <w:t>Повествование о бедной вдове подчёркивает разницу между ложно набожными религиозными лидерами (</w:t>
       </w:r>
-      <w:hyperlink r:id="rId900">
+      <w:hyperlink r:id="rId901">
         <w:r>
           <w:rPr>
             <w:lang w:val="ru_RU" w:bidi="ru_RU"/>
@@ -45458,7 +45458,7 @@
         </w:rPr>
         <w:t xml:space="preserve">Иисус призвал Своих учеников, чтобы дать им наставление (см. </w:t>
       </w:r>
-      <w:hyperlink r:id="rId809">
+      <w:hyperlink r:id="rId810">
         <w:r>
           <w:rPr>
             <w:lang w:val="ru_RU" w:bidi="ru_RU"/>
@@ -45512,7 +45512,7 @@
         </w:rPr>
         <w:t xml:space="preserve">; </w:t>
       </w:r>
-      <w:hyperlink r:id="rId943">
+      <w:hyperlink r:id="rId944">
         <w:r>
           <w:rPr>
             <w:lang w:val="ru_RU" w:bidi="ru_RU"/>
@@ -45530,7 +45530,7 @@
         </w:rPr>
         <w:t xml:space="preserve">; см. также </w:t>
       </w:r>
-      <w:hyperlink r:id="rId944">
+      <w:hyperlink r:id="rId945">
         <w:r>
           <w:rPr>
             <w:lang w:val="ru_RU" w:bidi="ru_RU"/>
@@ -45584,7 +45584,7 @@
         </w:rPr>
         <w:t xml:space="preserve"> показывает колоссальное отличие между мышлением Иисуса и мышлением мира. Никто бы не заметил заслуги бедной вдовы, отдавшей последнее, что у неё было, пожертвование из двух мелких монет, но Иисус и Его Отец смотрят на сердце человека (</w:t>
       </w:r>
-      <w:hyperlink r:id="rId945">
+      <w:hyperlink r:id="rId946">
         <w:r>
           <w:rPr>
             <w:lang w:val="ru_RU" w:bidi="ru_RU"/>
@@ -45602,7 +45602,7 @@
         </w:rPr>
         <w:t>). Вдова сделала именно то, что Иисус сказал сделать богатому юноше (</w:t>
       </w:r>
-      <w:hyperlink r:id="rId728">
+      <w:hyperlink r:id="rId729">
         <w:r>
           <w:rPr>
             <w:lang w:val="ru_RU" w:bidi="ru_RU"/>
@@ -45656,7 +45656,7 @@
         </w:rPr>
         <w:t xml:space="preserve">; </w:t>
       </w:r>
-      <w:hyperlink r:id="rId946">
+      <w:hyperlink r:id="rId947">
         <w:r>
           <w:rPr>
             <w:lang w:val="ru_RU" w:bidi="ru_RU"/>
@@ -45674,7 +45674,7 @@
         </w:rPr>
         <w:t xml:space="preserve">; </w:t>
       </w:r>
-      <w:hyperlink r:id="rId947">
+      <w:hyperlink r:id="rId948">
         <w:r>
           <w:rPr>
             <w:lang w:val="ru_RU" w:bidi="ru_RU"/>
@@ -45692,7 +45692,7 @@
         </w:rPr>
         <w:t xml:space="preserve">). Подобно женщине из </w:t>
       </w:r>
-      <w:hyperlink r:id="rId731">
+      <w:hyperlink r:id="rId732">
         <w:r>
           <w:rPr>
             <w:lang w:val="ru_RU" w:bidi="ru_RU"/>
@@ -45710,7 +45710,7 @@
         </w:rPr>
         <w:t>, бедная вдова любила Бога всем сердцем, душою, разумением и всей крепостью (</w:t>
       </w:r>
-      <w:hyperlink r:id="rId948">
+      <w:hyperlink r:id="rId949">
         <w:r>
           <w:rPr>
             <w:lang w:val="ru_RU" w:bidi="ru_RU"/>
@@ -45905,7 +45905,7 @@
         </w:rPr>
         <w:t xml:space="preserve">Этот отрывок завершает раздел, начатый в стихе Евангелия от Марка </w:t>
       </w:r>
-      <w:hyperlink r:id="rId794">
+      <w:hyperlink r:id="rId795">
         <w:r>
           <w:rPr>
             <w:lang w:val="ru_RU" w:bidi="ru_RU"/>
@@ -45923,7 +45923,7 @@
         </w:rPr>
         <w:t>. Неспособность Израиля приносить плоды (</w:t>
       </w:r>
-      <w:hyperlink r:id="rId949">
+      <w:hyperlink r:id="rId950">
         <w:r>
           <w:rPr>
             <w:lang w:val="ru_RU" w:bidi="ru_RU"/>
@@ -45941,7 +45941,7 @@
         </w:rPr>
         <w:t xml:space="preserve">; </w:t>
       </w:r>
-      <w:hyperlink r:id="rId900">
+      <w:hyperlink r:id="rId901">
         <w:r>
           <w:rPr>
             <w:lang w:val="ru_RU" w:bidi="ru_RU"/>
@@ -45959,7 +45959,7 @@
         </w:rPr>
         <w:t>) и враждебность религиозных лидеров к Божьему Помазаннику, Христу (</w:t>
       </w:r>
-      <w:hyperlink r:id="rId719">
+      <w:hyperlink r:id="rId720">
         <w:r>
           <w:rPr>
             <w:lang w:val="ru_RU" w:bidi="ru_RU"/>
@@ -45977,7 +45977,7 @@
         </w:rPr>
         <w:t xml:space="preserve">, </w:t>
       </w:r>
-      <w:hyperlink r:id="rId818">
+      <w:hyperlink r:id="rId819">
         <w:r>
           <w:rPr>
             <w:lang w:val="ru_RU" w:bidi="ru_RU"/>
@@ -45995,7 +45995,7 @@
         </w:rPr>
         <w:t xml:space="preserve">; </w:t>
       </w:r>
-      <w:hyperlink r:id="rId674">
+      <w:hyperlink r:id="rId675">
         <w:r>
           <w:rPr>
             <w:lang w:val="ru_RU" w:bidi="ru_RU"/>
@@ -46013,7 +46013,7 @@
         </w:rPr>
         <w:t>,</w:t>
       </w:r>
-      <w:hyperlink r:id="rId950">
+      <w:hyperlink r:id="rId951">
         <w:r>
           <w:rPr>
             <w:lang w:val="ru_RU" w:bidi="ru_RU"/>
@@ -46243,7 +46243,7 @@
         </w:rPr>
         <w:t xml:space="preserve">; </w:t>
       </w:r>
-      <w:hyperlink r:id="rId951">
+      <w:hyperlink r:id="rId952">
         <w:r>
           <w:rPr>
             <w:lang w:val="ru_RU" w:bidi="ru_RU"/>
@@ -46291,7 +46291,7 @@
         </w:rPr>
         <w:t xml:space="preserve">ти два вопроса с перспективы времени и признаков разрушения Иерусалима и Храма (ср. </w:t>
       </w:r>
-      <w:hyperlink r:id="rId952">
+      <w:hyperlink r:id="rId953">
         <w:r>
           <w:rPr>
             <w:lang w:val="ru_RU" w:bidi="ru_RU"/>
@@ -46309,7 +46309,7 @@
         </w:rPr>
         <w:t xml:space="preserve">; </w:t>
       </w:r>
-      <w:hyperlink r:id="rId953">
+      <w:hyperlink r:id="rId954">
         <w:r>
           <w:rPr>
             <w:lang w:val="ru_RU" w:bidi="ru_RU"/>
@@ -46339,7 +46339,7 @@
         </w:rPr>
         <w:t xml:space="preserve">в </w:t>
       </w:r>
-      <w:hyperlink r:id="rId954">
+      <w:hyperlink r:id="rId955">
         <w:r>
           <w:rPr>
             <w:lang w:val="ru_RU" w:bidi="ru_RU"/>
@@ -46417,7 +46417,7 @@
         </w:rPr>
         <w:t>Лжехристы будут утверждать, что они долгожданный еврейский мессия (не лично Иисус) или что они говорят от имени такого мессии. Среди таких лжехристов были Февда Галилеянин (</w:t>
       </w:r>
-      <w:hyperlink r:id="rId955">
+      <w:hyperlink r:id="rId956">
         <w:r>
           <w:rPr>
             <w:lang w:val="ru_RU" w:bidi="ru_RU"/>
@@ -46531,7 +46531,7 @@
         </w:rPr>
         <w:t xml:space="preserve">Этот раздел часто делится на две части, </w:t>
       </w:r>
-      <w:hyperlink r:id="rId956">
+      <w:hyperlink r:id="rId957">
         <w:r>
           <w:rPr>
             <w:lang w:val="ru_RU" w:bidi="ru_RU"/>
@@ -46549,7 +46549,7 @@
         </w:rPr>
         <w:t xml:space="preserve"> и </w:t>
       </w:r>
-      <w:hyperlink r:id="rId957">
+      <w:hyperlink r:id="rId958">
         <w:r>
           <w:rPr>
             <w:lang w:val="ru_RU" w:bidi="ru_RU"/>
@@ -46567,7 +46567,7 @@
         </w:rPr>
         <w:t xml:space="preserve">. Первую часть часто понимают как описание разрушения Иерусалима, которое произошло в 70 году н.э., в то время как вторую часть толкуют как описание пришествия Сына Человеческого в будущем. Однако лучше толковать весь отрывок </w:t>
       </w:r>
-      <w:hyperlink r:id="rId958">
+      <w:hyperlink r:id="rId959">
         <w:r>
           <w:rPr>
             <w:lang w:val="ru_RU" w:bidi="ru_RU"/>
@@ -46592,7 +46592,7 @@
         </w:rPr>
         <w:t xml:space="preserve">(1) </w:t>
       </w:r>
-      <w:hyperlink r:id="rId958">
+      <w:hyperlink r:id="rId959">
         <w:r>
           <w:rPr>
             <w:lang w:val="ru_RU" w:bidi="ru_RU"/>
@@ -46610,7 +46610,7 @@
         </w:rPr>
         <w:t xml:space="preserve"> является ответом Иисуса на два вопроса (</w:t>
       </w:r>
-      <w:hyperlink r:id="rId959">
+      <w:hyperlink r:id="rId960">
         <w:r>
           <w:rPr>
             <w:lang w:val="ru_RU" w:bidi="ru_RU"/>
@@ -46628,7 +46628,7 @@
         </w:rPr>
         <w:t>), которые касаются разрушения Иерусалима (</w:t>
       </w:r>
-      <w:hyperlink r:id="rId954">
+      <w:hyperlink r:id="rId955">
         <w:r>
           <w:rPr>
             <w:lang w:val="ru_RU" w:bidi="ru_RU"/>
@@ -46653,7 +46653,7 @@
         </w:rPr>
         <w:t xml:space="preserve"> (2) повеление бежать из Иудеи (</w:t>
       </w:r>
-      <w:hyperlink r:id="rId960">
+      <w:hyperlink r:id="rId961">
         <w:r>
           <w:rPr>
             <w:lang w:val="ru_RU" w:bidi="ru_RU"/>
@@ -46683,7 +46683,7 @@
         </w:rPr>
         <w:t xml:space="preserve"> (</w:t>
       </w:r>
-      <w:hyperlink r:id="rId961">
+      <w:hyperlink r:id="rId962">
         <w:r>
           <w:rPr>
             <w:lang w:val="ru_RU" w:bidi="ru_RU"/>
@@ -46713,7 +46713,7 @@
         </w:rPr>
         <w:t xml:space="preserve"> (</w:t>
       </w:r>
-      <w:hyperlink r:id="rId962">
+      <w:hyperlink r:id="rId963">
         <w:r>
           <w:rPr>
             <w:lang w:val="ru_RU" w:bidi="ru_RU"/>
@@ -46738,7 +46738,7 @@
         </w:rPr>
         <w:t>(3) три повеления быть бдительными (</w:t>
       </w:r>
-      <w:hyperlink r:id="rId963">
+      <w:hyperlink r:id="rId964">
         <w:r>
           <w:rPr>
             <w:lang w:val="ru_RU" w:bidi="ru_RU"/>
@@ -46756,7 +46756,7 @@
         </w:rPr>
         <w:t>,</w:t>
       </w:r>
-      <w:hyperlink r:id="rId964">
+      <w:hyperlink r:id="rId965">
         <w:r>
           <w:rPr>
             <w:lang w:val="ru_RU" w:bidi="ru_RU"/>
@@ -46774,7 +46774,7 @@
         </w:rPr>
         <w:t>,</w:t>
       </w:r>
-      <w:hyperlink r:id="rId965">
+      <w:hyperlink r:id="rId966">
         <w:r>
           <w:rPr>
             <w:lang w:val="ru_RU" w:bidi="ru_RU"/>
@@ -46792,7 +46792,7 @@
         </w:rPr>
         <w:t xml:space="preserve">) связывают этот отрывок воедино и указывают на то, что </w:t>
       </w:r>
-      <w:hyperlink r:id="rId958">
+      <w:hyperlink r:id="rId959">
         <w:r>
           <w:rPr>
             <w:lang w:val="ru_RU" w:bidi="ru_RU"/>
@@ -46835,7 +46835,7 @@
         </w:rPr>
         <w:t>A: Появление лжецов, утверждающих, что они Христос (</w:t>
       </w:r>
-      <w:hyperlink r:id="rId966">
+      <w:hyperlink r:id="rId967">
         <w:r>
           <w:rPr>
             <w:lang w:val="ru_RU" w:bidi="ru_RU"/>
@@ -46860,7 +46860,7 @@
         </w:rPr>
         <w:t>B: Известия о войнах и природных катастрофах (</w:t>
       </w:r>
-      <w:hyperlink r:id="rId967">
+      <w:hyperlink r:id="rId968">
         <w:r>
           <w:rPr>
             <w:lang w:val="ru_RU" w:bidi="ru_RU"/>
@@ -46885,7 +46885,7 @@
         </w:rPr>
         <w:t>С: Преследование верующих (</w:t>
       </w:r>
-      <w:hyperlink r:id="rId968">
+      <w:hyperlink r:id="rId969">
         <w:r>
           <w:rPr>
             <w:lang w:val="ru_RU" w:bidi="ru_RU"/>
@@ -46910,7 +46910,7 @@
         </w:rPr>
         <w:t>B': Начинается война в Иудее и последующие бедствия (</w:t>
       </w:r>
-      <w:hyperlink r:id="rId969">
+      <w:hyperlink r:id="rId970">
         <w:r>
           <w:rPr>
             <w:lang w:val="ru_RU" w:bidi="ru_RU"/>
@@ -46935,7 +46935,7 @@
         </w:rPr>
         <w:t>A': Появление лжецов, утверждающих, что они Христос (</w:t>
       </w:r>
-      <w:hyperlink r:id="rId970">
+      <w:hyperlink r:id="rId971">
         <w:r>
           <w:rPr>
             <w:lang w:val="ru_RU" w:bidi="ru_RU"/>
@@ -47116,7 +47116,7 @@
         </w:rPr>
         <w:t xml:space="preserve">; </w:t>
       </w:r>
-      <w:hyperlink r:id="rId688">
+      <w:hyperlink r:id="rId689">
         <w:r>
           <w:rPr>
             <w:lang w:val="ru_RU" w:bidi="ru_RU"/>
@@ -47134,7 +47134,7 @@
         </w:rPr>
         <w:t xml:space="preserve">; </w:t>
       </w:r>
-      <w:hyperlink r:id="rId971">
+      <w:hyperlink r:id="rId972">
         <w:r>
           <w:rPr>
             <w:lang w:val="ru_RU" w:bidi="ru_RU"/>
@@ -47170,7 +47170,7 @@
         </w:rPr>
         <w:t xml:space="preserve">). Уверовавшие евреи предстанут в местных судах (малых советах, в состав которых входили еврейские религиозные лидеры), которые управляли еврейскими общинами в разных городах. Мы читаем о таких судах в </w:t>
       </w:r>
-      <w:hyperlink r:id="rId972">
+      <w:hyperlink r:id="rId973">
         <w:r>
           <w:rPr>
             <w:lang w:val="ru_RU" w:bidi="ru_RU"/>
@@ -47188,7 +47188,7 @@
         </w:rPr>
         <w:t xml:space="preserve"> и </w:t>
       </w:r>
-      <w:hyperlink r:id="rId973">
+      <w:hyperlink r:id="rId974">
         <w:r>
           <w:rPr>
             <w:lang w:val="ru_RU" w:bidi="ru_RU"/>
@@ -47206,7 +47206,7 @@
         </w:rPr>
         <w:t xml:space="preserve"> (см. также </w:t>
       </w:r>
-      <w:hyperlink r:id="rId974">
+      <w:hyperlink r:id="rId975">
         <w:r>
           <w:rPr>
             <w:lang w:val="ru_RU" w:bidi="ru_RU"/>
@@ -47242,7 +47242,7 @@
         </w:rPr>
         <w:t xml:space="preserve">«бить в синагогах» — избиение Павла во </w:t>
       </w:r>
-      <w:hyperlink r:id="rId975">
+      <w:hyperlink r:id="rId976">
         <w:r>
           <w:rPr>
             <w:lang w:val="ru_RU" w:bidi="ru_RU"/>
@@ -47278,7 +47278,7 @@
         </w:rPr>
         <w:t xml:space="preserve">Последователи Иисуса также предстанут перед правителями и царями в суде (см. </w:t>
       </w:r>
-      <w:hyperlink r:id="rId976">
+      <w:hyperlink r:id="rId977">
         <w:r>
           <w:rPr>
             <w:lang w:val="ru_RU" w:bidi="ru_RU"/>
@@ -47296,7 +47296,7 @@
         </w:rPr>
         <w:t xml:space="preserve">; </w:t>
       </w:r>
-      <w:hyperlink r:id="rId977">
+      <w:hyperlink r:id="rId978">
         <w:r>
           <w:rPr>
             <w:lang w:val="ru_RU" w:bidi="ru_RU"/>
@@ -47314,7 +47314,7 @@
         </w:rPr>
         <w:t xml:space="preserve">; </w:t>
       </w:r>
-      <w:hyperlink r:id="rId978">
+      <w:hyperlink r:id="rId979">
         <w:r>
           <w:rPr>
             <w:lang w:val="ru_RU" w:bidi="ru_RU"/>
@@ -47332,7 +47332,7 @@
         </w:rPr>
         <w:t>). Их будут судить за то, что они стали Его учениками (</w:t>
       </w:r>
-      <w:hyperlink r:id="rId964">
+      <w:hyperlink r:id="rId965">
         <w:r>
           <w:rPr>
             <w:lang w:val="ru_RU" w:bidi="ru_RU"/>
@@ -47368,7 +47368,7 @@
         </w:rPr>
         <w:t xml:space="preserve">), а не за нарушение закона (см. </w:t>
       </w:r>
-      <w:hyperlink r:id="rId979">
+      <w:hyperlink r:id="rId980">
         <w:r>
           <w:rPr>
             <w:lang w:val="ru_RU" w:bidi="ru_RU"/>
@@ -47434,7 +47434,7 @@
         </w:rPr>
         <w:t>Посредством таких испытаний (</w:t>
       </w:r>
-      <w:hyperlink r:id="rId964">
+      <w:hyperlink r:id="rId965">
         <w:r>
           <w:rPr>
             <w:lang w:val="ru_RU" w:bidi="ru_RU"/>
@@ -47452,7 +47452,7 @@
         </w:rPr>
         <w:t>,</w:t>
       </w:r>
-      <w:hyperlink r:id="rId980">
+      <w:hyperlink r:id="rId981">
         <w:r>
           <w:rPr>
             <w:lang w:val="ru_RU" w:bidi="ru_RU"/>
@@ -47470,7 +47470,7 @@
         </w:rPr>
         <w:t xml:space="preserve">) будет проповедано Евангелие (Благая Весть) всем народам. Сначала произойдут все перечисленные выше события, а затем будет разрушен Иерусалим. Во времена Павла Евангелие уже было проповедано всем людям, см. </w:t>
       </w:r>
-      <w:hyperlink r:id="rId981">
+      <w:hyperlink r:id="rId982">
         <w:r>
           <w:rPr>
             <w:lang w:val="ru_RU" w:bidi="ru_RU"/>
@@ -47488,7 +47488,7 @@
         </w:rPr>
         <w:t xml:space="preserve">; </w:t>
       </w:r>
-      <w:hyperlink r:id="rId982">
+      <w:hyperlink r:id="rId983">
         <w:r>
           <w:rPr>
             <w:lang w:val="ru_RU" w:bidi="ru_RU"/>
@@ -47506,7 +47506,7 @@
         </w:rPr>
         <w:t>,</w:t>
       </w:r>
-      <w:hyperlink r:id="rId983">
+      <w:hyperlink r:id="rId984">
         <w:r>
           <w:rPr>
             <w:lang w:val="ru_RU" w:bidi="ru_RU"/>
@@ -47524,7 +47524,7 @@
         </w:rPr>
         <w:t xml:space="preserve"> (см. также </w:t>
       </w:r>
-      <w:hyperlink r:id="rId984">
+      <w:hyperlink r:id="rId985">
         <w:r>
           <w:rPr>
             <w:lang w:val="ru_RU" w:bidi="ru_RU"/>
@@ -47542,7 +47542,7 @@
         </w:rPr>
         <w:t>,</w:t>
       </w:r>
-      <w:hyperlink r:id="rId985">
+      <w:hyperlink r:id="rId986">
         <w:r>
           <w:rPr>
             <w:lang w:val="ru_RU" w:bidi="ru_RU"/>
@@ -47560,7 +47560,7 @@
         </w:rPr>
         <w:t xml:space="preserve">; </w:t>
       </w:r>
-      <w:hyperlink r:id="rId986">
+      <w:hyperlink r:id="rId987">
         <w:r>
           <w:rPr>
             <w:lang w:val="ru_RU" w:bidi="ru_RU"/>
@@ -47578,7 +47578,7 @@
         </w:rPr>
         <w:t xml:space="preserve">; </w:t>
       </w:r>
-      <w:hyperlink r:id="rId987">
+      <w:hyperlink r:id="rId988">
         <w:r>
           <w:rPr>
             <w:lang w:val="ru_RU" w:bidi="ru_RU"/>
@@ -47596,7 +47596,7 @@
         </w:rPr>
         <w:t>,</w:t>
       </w:r>
-      <w:hyperlink r:id="rId988">
+      <w:hyperlink r:id="rId989">
         <w:r>
           <w:rPr>
             <w:lang w:val="ru_RU" w:bidi="ru_RU"/>
@@ -47662,7 +47662,7 @@
         </w:rPr>
         <w:t xml:space="preserve">После предостережений в </w:t>
       </w:r>
-      <w:hyperlink r:id="rId964">
+      <w:hyperlink r:id="rId965">
         <w:r>
           <w:rPr>
             <w:lang w:val="ru_RU" w:bidi="ru_RU"/>
@@ -47680,7 +47680,7 @@
         </w:rPr>
         <w:t xml:space="preserve">идут слова ободрения. Последователи Иисуса не должны бояться того, что им следует говорить в данных обстоятельствах. Первые последователи Иисуса в основном были необразованными людьми и не имели политического влияния (см. </w:t>
       </w:r>
-      <w:hyperlink r:id="rId989">
+      <w:hyperlink r:id="rId990">
         <w:r>
           <w:rPr>
             <w:lang w:val="ru_RU" w:bidi="ru_RU"/>
@@ -47698,7 +47698,7 @@
         </w:rPr>
         <w:t xml:space="preserve">; </w:t>
       </w:r>
-      <w:hyperlink r:id="rId990">
+      <w:hyperlink r:id="rId991">
         <w:r>
           <w:rPr>
             <w:lang w:val="ru_RU" w:bidi="ru_RU"/>
@@ -47764,7 +47764,7 @@
         </w:rPr>
         <w:t xml:space="preserve">Преследуемых христиан никто не поддержит, даже их собственные семьи, и они не смогут ни к кому обратиться за помощью (см. </w:t>
       </w:r>
-      <w:hyperlink r:id="rId991">
+      <w:hyperlink r:id="rId992">
         <w:r>
           <w:rPr>
             <w:lang w:val="ru_RU" w:bidi="ru_RU"/>
@@ -47782,7 +47782,7 @@
         </w:rPr>
         <w:t xml:space="preserve">; </w:t>
       </w:r>
-      <w:hyperlink r:id="rId992">
+      <w:hyperlink r:id="rId993">
         <w:r>
           <w:rPr>
             <w:lang w:val="ru_RU" w:bidi="ru_RU"/>
@@ -47854,7 +47854,7 @@
         </w:rPr>
         <w:t>,</w:t>
       </w:r>
-      <w:hyperlink r:id="rId993">
+      <w:hyperlink r:id="rId994">
         <w:r>
           <w:rPr>
             <w:lang w:val="ru_RU" w:bidi="ru_RU"/>
@@ -47872,7 +47872,7 @@
         </w:rPr>
         <w:t>,</w:t>
       </w:r>
-      <w:hyperlink r:id="rId994">
+      <w:hyperlink r:id="rId995">
         <w:r>
           <w:rPr>
             <w:lang w:val="ru_RU" w:bidi="ru_RU"/>
@@ -47890,7 +47890,7 @@
         </w:rPr>
         <w:t xml:space="preserve">; </w:t>
       </w:r>
-      <w:hyperlink r:id="rId995">
+      <w:hyperlink r:id="rId996">
         <w:r>
           <w:rPr>
             <w:lang w:val="ru_RU" w:bidi="ru_RU"/>
@@ -47908,7 +47908,7 @@
         </w:rPr>
         <w:t>,</w:t>
       </w:r>
-      <w:hyperlink r:id="rId996">
+      <w:hyperlink r:id="rId997">
         <w:r>
           <w:rPr>
             <w:lang w:val="ru_RU" w:bidi="ru_RU"/>
@@ -47926,7 +47926,7 @@
         </w:rPr>
         <w:t>,</w:t>
       </w:r>
-      <w:hyperlink r:id="rId997">
+      <w:hyperlink r:id="rId998">
         <w:r>
           <w:rPr>
             <w:lang w:val="ru_RU" w:bidi="ru_RU"/>
@@ -47992,7 +47992,7 @@
         </w:rPr>
         <w:t>«Когда же увидите мерзость запустения» — Марк не объяснил, что имеется в виду. Однако еврейские читатели первого века были знакомы с этим термином. Пророк Даниил предсказал, что мерзость будет находиться в Храме в Иерусалиме (</w:t>
       </w:r>
-      <w:hyperlink r:id="rId998">
+      <w:hyperlink r:id="rId999">
         <w:r>
           <w:rPr>
             <w:lang w:val="ru_RU" w:bidi="ru_RU"/>
@@ -48010,7 +48010,7 @@
         </w:rPr>
         <w:t xml:space="preserve">; </w:t>
       </w:r>
-      <w:hyperlink r:id="rId999">
+      <w:hyperlink r:id="rId1000">
         <w:r>
           <w:rPr>
             <w:lang w:val="ru_RU" w:bidi="ru_RU"/>
@@ -48084,7 +48084,7 @@
         </w:rPr>
         <w:t>«стоящую, где не должно» — в свете исторического контекста и ссылки на Иерусалим (</w:t>
       </w:r>
-      <w:hyperlink r:id="rId954">
+      <w:hyperlink r:id="rId955">
         <w:r>
           <w:rPr>
             <w:lang w:val="ru_RU" w:bidi="ru_RU"/>
@@ -48102,7 +48102,7 @@
         </w:rPr>
         <w:t>,</w:t>
       </w:r>
-      <w:hyperlink r:id="rId959">
+      <w:hyperlink r:id="rId960">
         <w:r>
           <w:rPr>
             <w:lang w:val="ru_RU" w:bidi="ru_RU"/>
@@ -48120,7 +48120,7 @@
         </w:rPr>
         <w:t>) и Иудею (</w:t>
       </w:r>
-      <w:hyperlink r:id="rId1000">
+      <w:hyperlink r:id="rId1001">
         <w:r>
           <w:rPr>
             <w:lang w:val="ru_RU" w:bidi="ru_RU"/>
@@ -48354,7 +48354,7 @@
         </w:rPr>
         <w:t xml:space="preserve">(7) Будущее событие, связанное с приходом Антихриста (см. </w:t>
       </w:r>
-      <w:hyperlink r:id="rId1001">
+      <w:hyperlink r:id="rId1002">
         <w:r>
           <w:rPr>
             <w:lang w:val="ru_RU" w:bidi="ru_RU"/>
@@ -48410,7 +48410,7 @@
         </w:rPr>
         <w:t xml:space="preserve"> В </w:t>
       </w:r>
-      <w:hyperlink r:id="rId969">
+      <w:hyperlink r:id="rId970">
         <w:r>
           <w:rPr>
             <w:lang w:val="ru_RU" w:bidi="ru_RU"/>
@@ -48428,7 +48428,7 @@
         </w:rPr>
         <w:t xml:space="preserve"> это знак для людей бежать из Иудеи в горы, и то, к чему он относится, должно произойти, пока ещё есть время бежать (т.е. до того, как римская армия оккупировала Иудею и осадила Иерусалим). Предположения 1 и 2 относятся к очень ранним событиям и не могут служить признаком для бегства из Иудеи, потому что фактического осквернения Храма не произошло, а христиане не бежали из Иерусалима. Предположения 4–6 произошли слишком поздно. После того, как Тит вошёл в Иерусалим, уже не было возможности бежать из города. Предположение 7 не относится к разрушению Иерусалима в 70 г. н.э., о чём говорится в </w:t>
       </w:r>
-      <w:hyperlink r:id="rId969">
+      <w:hyperlink r:id="rId970">
         <w:r>
           <w:rPr>
             <w:lang w:val="ru_RU" w:bidi="ru_RU"/>
@@ -48561,7 +48561,7 @@
         </w:rPr>
         <w:t xml:space="preserve">Теперь Иисус говорит о признаке, о котором спросили в </w:t>
       </w:r>
-      <w:hyperlink r:id="rId959">
+      <w:hyperlink r:id="rId960">
         <w:r>
           <w:rPr>
             <w:lang w:val="ru_RU" w:bidi="ru_RU"/>
@@ -48579,7 +48579,7 @@
         </w:rPr>
         <w:t xml:space="preserve"> и даёт указания Своим последователям как реагировать, когда этот признак будет виден. В </w:t>
       </w:r>
-      <w:hyperlink r:id="rId956">
+      <w:hyperlink r:id="rId957">
         <w:r>
           <w:rPr>
             <w:lang w:val="ru_RU" w:bidi="ru_RU"/>
@@ -48663,7 +48663,7 @@
         </w:rPr>
         <w:t xml:space="preserve"> </w:t>
       </w:r>
-      <w:hyperlink r:id="rId1000">
+      <w:hyperlink r:id="rId1001">
         <w:r>
           <w:rPr>
             <w:lang w:val="ru_RU" w:bidi="ru_RU"/>
@@ -48729,7 +48729,7 @@
         </w:rPr>
         <w:t xml:space="preserve">Силу приближающихся бедствий подчёркивают страдания, которые испытают самые уязвимые слои населения. В тот день радость материнства (см. </w:t>
       </w:r>
-      <w:hyperlink r:id="rId1002">
+      <w:hyperlink r:id="rId1003">
         <w:r>
           <w:rPr>
             <w:lang w:val="ru_RU" w:bidi="ru_RU"/>
@@ -48747,7 +48747,7 @@
         </w:rPr>
         <w:t>,</w:t>
       </w:r>
-      <w:hyperlink r:id="rId1003">
+      <w:hyperlink r:id="rId1004">
         <w:r>
           <w:rPr>
             <w:lang w:val="ru_RU" w:bidi="ru_RU"/>
@@ -48879,7 +48879,7 @@
         </w:rPr>
         <w:t xml:space="preserve">«Даже доныне, и не будет» — события из </w:t>
       </w:r>
-      <w:hyperlink r:id="rId957">
+      <w:hyperlink r:id="rId958">
         <w:r>
           <w:rPr>
             <w:lang w:val="ru_RU" w:bidi="ru_RU"/>
@@ -49055,7 +49055,7 @@
         </w:rPr>
         <w:t>Большой раздел (</w:t>
       </w:r>
-      <w:hyperlink r:id="rId958">
+      <w:hyperlink r:id="rId959">
         <w:r>
           <w:rPr>
             <w:lang w:val="ru_RU" w:bidi="ru_RU"/>
@@ -49085,7 +49085,7 @@
         </w:rPr>
         <w:t xml:space="preserve">в </w:t>
       </w:r>
-      <w:hyperlink r:id="rId966">
+      <w:hyperlink r:id="rId967">
         <w:r>
           <w:rPr>
             <w:lang w:val="ru_RU" w:bidi="ru_RU"/>
@@ -49115,7 +49115,7 @@
         </w:rPr>
         <w:t>повседневной жизни. Вместе с лжехристами появятся лжепророки, которые будут творить чудеса и знамения (</w:t>
       </w:r>
-      <w:hyperlink r:id="rId1004">
+      <w:hyperlink r:id="rId1005">
         <w:r>
           <w:rPr>
             <w:lang w:val="ru_RU" w:bidi="ru_RU"/>
@@ -49151,7 +49151,7 @@
         </w:rPr>
         <w:t xml:space="preserve">), то все это увидят и узнают (см. </w:t>
       </w:r>
-      <w:hyperlink r:id="rId1005">
+      <w:hyperlink r:id="rId1006">
         <w:r>
           <w:rPr>
             <w:lang w:val="ru_RU" w:bidi="ru_RU"/>
@@ -49187,7 +49187,7 @@
         </w:rPr>
         <w:t>«Вы же берегитесь» — это предупреждение объединяет весь раздел (</w:t>
       </w:r>
-      <w:hyperlink r:id="rId958">
+      <w:hyperlink r:id="rId959">
         <w:r>
           <w:rPr>
             <w:lang w:val="ru_RU" w:bidi="ru_RU"/>
@@ -49248,7 +49248,7 @@
         </w:rPr>
         <w:t>Послание Иисуса имело другое значение для первых читателей Евангелия от Марка в Риме. Марк хотел, чтобы его читатели остерегались тех, кто называл точное время исполнения пророчеств. Они не могли знать ни день, ни час второго пришествия Христа (</w:t>
       </w:r>
-      <w:hyperlink r:id="rId711">
+      <w:hyperlink r:id="rId712">
         <w:r>
           <w:rPr>
             <w:lang w:val="ru_RU" w:bidi="ru_RU"/>
@@ -49266,7 +49266,7 @@
         </w:rPr>
         <w:t>), существовало много домыслов, и верующие должны быть осторожными (</w:t>
       </w:r>
-      <w:hyperlink r:id="rId1006">
+      <w:hyperlink r:id="rId1007">
         <w:r>
           <w:rPr>
             <w:lang w:val="ru_RU" w:bidi="ru_RU"/>
@@ -49284,7 +49284,7 @@
         </w:rPr>
         <w:t>) и готовыми к преследованиям (</w:t>
       </w:r>
-      <w:hyperlink r:id="rId968">
+      <w:hyperlink r:id="rId969">
         <w:r>
           <w:rPr>
             <w:lang w:val="ru_RU" w:bidi="ru_RU"/>
@@ -49302,7 +49302,7 @@
         </w:rPr>
         <w:t xml:space="preserve">; см. </w:t>
       </w:r>
-      <w:hyperlink r:id="rId688">
+      <w:hyperlink r:id="rId689">
         <w:r>
           <w:rPr>
             <w:lang w:val="ru_RU" w:bidi="ru_RU"/>
@@ -49320,7 +49320,7 @@
         </w:rPr>
         <w:t>) согласно словам ободрения Иисуса (</w:t>
       </w:r>
-      <w:hyperlink r:id="rId980">
+      <w:hyperlink r:id="rId981">
         <w:r>
           <w:rPr>
             <w:lang w:val="ru_RU" w:bidi="ru_RU"/>
@@ -49404,7 +49404,7 @@
         </w:rPr>
         <w:t>Некоторые из выражений в Новом Завете, описывающие второе пришествия Иисуса, например, «труба Божья» (</w:t>
       </w:r>
-      <w:hyperlink r:id="rId1007">
+      <w:hyperlink r:id="rId1008">
         <w:r>
           <w:rPr>
             <w:lang w:val="ru_RU" w:bidi="ru_RU"/>
@@ -49422,7 +49422,7 @@
         </w:rPr>
         <w:t xml:space="preserve">), являются метафорами (скрытыми сравнениями). В Ветхом Завете космические небесные тела также необходимо толковать как метафоры, которые часто использовались для описания исторических событий (см. </w:t>
       </w:r>
-      <w:hyperlink r:id="rId1008">
+      <w:hyperlink r:id="rId1009">
         <w:r>
           <w:rPr>
             <w:lang w:val="ru_RU" w:bidi="ru_RU"/>
@@ -49440,7 +49440,7 @@
         </w:rPr>
         <w:t xml:space="preserve">; </w:t>
       </w:r>
-      <w:hyperlink r:id="rId1009">
+      <w:hyperlink r:id="rId1010">
         <w:r>
           <w:rPr>
             <w:lang w:val="ru_RU" w:bidi="ru_RU"/>
@@ -49458,7 +49458,7 @@
         </w:rPr>
         <w:t xml:space="preserve">; </w:t>
       </w:r>
-      <w:hyperlink r:id="rId1010">
+      <w:hyperlink r:id="rId1011">
         <w:r>
           <w:rPr>
             <w:lang w:val="ru_RU" w:bidi="ru_RU"/>
@@ -49476,7 +49476,7 @@
         </w:rPr>
         <w:t xml:space="preserve">; </w:t>
       </w:r>
-      <w:hyperlink r:id="rId1011">
+      <w:hyperlink r:id="rId1012">
         <w:r>
           <w:rPr>
             <w:lang w:val="ru_RU" w:bidi="ru_RU"/>
@@ -49506,7 +49506,7 @@
         </w:rPr>
         <w:t xml:space="preserve"> если таково значение отрывка в </w:t>
       </w:r>
-      <w:hyperlink r:id="rId925">
+      <w:hyperlink r:id="rId926">
         <w:r>
           <w:rPr>
             <w:lang w:val="ru_RU" w:bidi="ru_RU"/>
@@ -49524,7 +49524,7 @@
         </w:rPr>
         <w:t xml:space="preserve">. Однако, авторы Нового Завета считали, что второе пришествие Иисуса Христа будет видимым, и это будет Его физическое пришествие в будущем (см. </w:t>
       </w:r>
-      <w:hyperlink r:id="rId1012">
+      <w:hyperlink r:id="rId1013">
         <w:r>
           <w:rPr>
             <w:lang w:val="ru_RU" w:bidi="ru_RU"/>
@@ -49590,7 +49590,7 @@
         </w:rPr>
         <w:t xml:space="preserve">«Но в те дни, после скорби той» — многие исследователи утверждают, что знамения на небе в </w:t>
       </w:r>
-      <w:hyperlink r:id="rId1013">
+      <w:hyperlink r:id="rId1014">
         <w:r>
           <w:rPr>
             <w:lang w:val="ru_RU" w:bidi="ru_RU"/>
@@ -49638,7 +49638,7 @@
         </w:rPr>
         <w:t xml:space="preserve">в </w:t>
       </w:r>
-      <w:hyperlink r:id="rId1014">
+      <w:hyperlink r:id="rId1015">
         <w:r>
           <w:rPr>
             <w:lang w:val="ru_RU" w:bidi="ru_RU"/>
@@ -49703,7 +49703,7 @@
         <w:t xml:space="preserve"> </w:t>
         <w:br/>
       </w:r>
-      <w:hyperlink r:id="rId958">
+      <w:hyperlink r:id="rId959">
         <w:r>
           <w:rPr>
             <w:lang w:val="ru_RU" w:bidi="ru_RU"/>
@@ -49794,7 +49794,7 @@
         </w:rPr>
         <w:t>(3) христиане ранней церкви ожидали возвращения Иисуса Христа и молились об этом (</w:t>
       </w:r>
-      <w:hyperlink r:id="rId1015">
+      <w:hyperlink r:id="rId1016">
         <w:r>
           <w:rPr>
             <w:lang w:val="ru_RU" w:bidi="ru_RU"/>
@@ -49812,7 +49812,7 @@
         </w:rPr>
         <w:t xml:space="preserve">; </w:t>
       </w:r>
-      <w:hyperlink r:id="rId1016">
+      <w:hyperlink r:id="rId1017">
         <w:r>
           <w:rPr>
             <w:lang w:val="ru_RU" w:bidi="ru_RU"/>
@@ -49848,7 +49848,7 @@
         </w:rPr>
         <w:t xml:space="preserve"> как второе пришествие Иисуса, которое завершит историю. Пророки, Иисус и авторы Евангелий описывали это событие так, как будто они смотрели в телескоп, и расстояние между событиями неясно; никто не знает времени этого события, кроме самого Бога (</w:t>
       </w:r>
-      <w:hyperlink r:id="rId711">
+      <w:hyperlink r:id="rId712">
         <w:r>
           <w:rPr>
             <w:lang w:val="ru_RU" w:bidi="ru_RU"/>
@@ -49878,7 +49878,7 @@
         </w:rPr>
         <w:t xml:space="preserve"> </w:t>
       </w:r>
-      <w:hyperlink r:id="rId958">
+      <w:hyperlink r:id="rId959">
         <w:r>
           <w:rPr>
             <w:lang w:val="ru_RU" w:bidi="ru_RU"/>
@@ -49896,7 +49896,7 @@
         </w:rPr>
         <w:t xml:space="preserve"> и </w:t>
       </w:r>
-      <w:hyperlink r:id="rId925">
+      <w:hyperlink r:id="rId926">
         <w:r>
           <w:rPr>
             <w:lang w:val="ru_RU" w:bidi="ru_RU"/>
@@ -49992,7 +49992,7 @@
         </w:rPr>
         <w:t xml:space="preserve">Когда придёт Сын Человеческий, Он соберёт Своих избранных (тех, кто верит в Него и следует за Ним) со всего мира (см. </w:t>
       </w:r>
-      <w:hyperlink r:id="rId1017">
+      <w:hyperlink r:id="rId1018">
         <w:r>
           <w:rPr>
             <w:lang w:val="ru_RU" w:bidi="ru_RU"/>
@@ -50022,7 +50022,7 @@
         </w:rPr>
         <w:t xml:space="preserve">(см. </w:t>
       </w:r>
-      <w:hyperlink r:id="rId1018">
+      <w:hyperlink r:id="rId1019">
         <w:r>
           <w:rPr>
             <w:lang w:val="ru_RU" w:bidi="ru_RU"/>
@@ -50040,7 +50040,7 @@
         </w:rPr>
         <w:t xml:space="preserve">; </w:t>
       </w:r>
-      <w:hyperlink r:id="rId1019">
+      <w:hyperlink r:id="rId1020">
         <w:r>
           <w:rPr>
             <w:lang w:val="ru_RU" w:bidi="ru_RU"/>
@@ -50058,7 +50058,7 @@
         </w:rPr>
         <w:t xml:space="preserve">; </w:t>
       </w:r>
-      <w:hyperlink r:id="rId1020">
+      <w:hyperlink r:id="rId1021">
         <w:r>
           <w:rPr>
             <w:lang w:val="ru_RU" w:bidi="ru_RU"/>
@@ -50076,7 +50076,7 @@
         </w:rPr>
         <w:t xml:space="preserve">; </w:t>
       </w:r>
-      <w:hyperlink r:id="rId1021">
+      <w:hyperlink r:id="rId1022">
         <w:r>
           <w:rPr>
             <w:lang w:val="ru_RU" w:bidi="ru_RU"/>
@@ -50094,7 +50094,7 @@
         </w:rPr>
         <w:t xml:space="preserve">). Надежда на это часто выражается в Ветхом Завете (напр., </w:t>
       </w:r>
-      <w:hyperlink r:id="rId1022">
+      <w:hyperlink r:id="rId1023">
         <w:r>
           <w:rPr>
             <w:lang w:val="ru_RU" w:bidi="ru_RU"/>
@@ -50112,7 +50112,7 @@
         </w:rPr>
         <w:t xml:space="preserve">; </w:t>
       </w:r>
-      <w:hyperlink r:id="rId1023">
+      <w:hyperlink r:id="rId1024">
         <w:r>
           <w:rPr>
             <w:lang w:val="ru_RU" w:bidi="ru_RU"/>
@@ -50130,7 +50130,7 @@
         </w:rPr>
         <w:t xml:space="preserve">; </w:t>
       </w:r>
-      <w:hyperlink r:id="rId1024">
+      <w:hyperlink r:id="rId1025">
         <w:r>
           <w:rPr>
             <w:lang w:val="ru_RU" w:bidi="ru_RU"/>
@@ -50148,7 +50148,7 @@
         </w:rPr>
         <w:t xml:space="preserve">; </w:t>
       </w:r>
-      <w:hyperlink r:id="rId1025">
+      <w:hyperlink r:id="rId1026">
         <w:r>
           <w:rPr>
             <w:lang w:val="ru_RU" w:bidi="ru_RU"/>
@@ -50166,7 +50166,7 @@
         </w:rPr>
         <w:t xml:space="preserve">; </w:t>
       </w:r>
-      <w:hyperlink r:id="rId1026">
+      <w:hyperlink r:id="rId1027">
         <w:r>
           <w:rPr>
             <w:lang w:val="ru_RU" w:bidi="ru_RU"/>
@@ -50184,7 +50184,7 @@
         </w:rPr>
         <w:t xml:space="preserve">; </w:t>
       </w:r>
-      <w:hyperlink r:id="rId1027">
+      <w:hyperlink r:id="rId1028">
         <w:r>
           <w:rPr>
             <w:lang w:val="ru_RU" w:bidi="ru_RU"/>
@@ -50202,7 +50202,7 @@
         </w:rPr>
         <w:t xml:space="preserve">; </w:t>
       </w:r>
-      <w:hyperlink r:id="rId1028">
+      <w:hyperlink r:id="rId1029">
         <w:r>
           <w:rPr>
             <w:lang w:val="ru_RU" w:bidi="ru_RU"/>
@@ -50220,7 +50220,7 @@
         </w:rPr>
         <w:t xml:space="preserve">). Этот отрывок служил ободрением для первых читателей Евангелия от Марка, чтобы им оставаться верными до конца, несмотря на предсказанные гонения в </w:t>
       </w:r>
-      <w:hyperlink r:id="rId968">
+      <w:hyperlink r:id="rId969">
         <w:r>
           <w:rPr>
             <w:lang w:val="ru_RU" w:bidi="ru_RU"/>
@@ -50268,6 +50268,362 @@
         </w:rPr>
         <w:t xml:space="preserve">; </w:t>
       </w:r>
+      <w:hyperlink r:id="rId927">
+        <w:r>
+          <w:rPr>
+            <w:lang w:val="ru_RU" w:bidi="ru_RU"/>
+          </w:rPr>
+          <w:rPr>
+            <w:color w:val="0000EE"/>
+            <w:u w:val="single"/>
+          </w:rPr>
+          <w:t>13:32–37</w:t>
+        </w:r>
+      </w:hyperlink>
+      <w:r>
+        <w:rPr>
+          <w:lang w:val="ru_RU" w:bidi="ru_RU"/>
+        </w:rPr>
+        <w:t xml:space="preserve">; </w:t>
+      </w:r>
+      <w:hyperlink r:id="rId1030">
+        <w:r>
+          <w:rPr>
+            <w:lang w:val="ru_RU" w:bidi="ru_RU"/>
+          </w:rPr>
+          <w:rPr>
+            <w:color w:val="0000EE"/>
+            <w:u w:val="single"/>
+          </w:rPr>
+          <w:t>Мф.13:41–43</w:t>
+        </w:r>
+      </w:hyperlink>
+      <w:r>
+        <w:rPr>
+          <w:lang w:val="ru_RU" w:bidi="ru_RU"/>
+        </w:rPr>
+        <w:t xml:space="preserve">; </w:t>
+      </w:r>
+      <w:hyperlink r:id="rId1031">
+        <w:r>
+          <w:rPr>
+            <w:lang w:val="ru_RU" w:bidi="ru_RU"/>
+          </w:rPr>
+          <w:rPr>
+            <w:color w:val="0000EE"/>
+            <w:u w:val="single"/>
+          </w:rPr>
+          <w:t>24:36–51</w:t>
+        </w:r>
+      </w:hyperlink>
+      <w:r>
+        <w:rPr>
+          <w:lang w:val="ru_RU" w:bidi="ru_RU"/>
+        </w:rPr>
+        <w:t xml:space="preserve">; </w:t>
+      </w:r>
+      <w:hyperlink r:id="rId1032">
+        <w:r>
+          <w:rPr>
+            <w:lang w:val="ru_RU" w:bidi="ru_RU"/>
+          </w:rPr>
+          <w:rPr>
+            <w:color w:val="0000EE"/>
+            <w:u w:val="single"/>
+          </w:rPr>
+          <w:t>25:1–12</w:t>
+        </w:r>
+      </w:hyperlink>
+      <w:r>
+        <w:rPr>
+          <w:lang w:val="ru_RU" w:bidi="ru_RU"/>
+        </w:rPr>
+        <w:t>,</w:t>
+      </w:r>
+      <w:hyperlink r:id="rId616">
+        <w:r>
+          <w:rPr>
+            <w:lang w:val="ru_RU" w:bidi="ru_RU"/>
+          </w:rPr>
+          <w:rPr>
+            <w:color w:val="0000EE"/>
+            <w:u w:val="single"/>
+          </w:rPr>
+          <w:t>31–46</w:t>
+        </w:r>
+      </w:hyperlink>
+      <w:r>
+        <w:rPr>
+          <w:lang w:val="ru_RU" w:bidi="ru_RU"/>
+        </w:rPr>
+        <w:t>).</w:t>
+      </w:r>
+      <w:r>
+        <w:rPr>
+          <w:lang w:val="ru_RU" w:bidi="ru_RU"/>
+        </w:rPr>
+      </w:r>
+      <w:r>
+        <w:rPr>
+          <w:lang w:val="ru_RU" w:bidi="ru_RU"/>
+        </w:rPr>
+      </w:r>
+    </w:p>
+    <w:p>
+      <w:pPr/>
+      <w:r>
+        <w:rPr>
+          <w:lang w:val="ru_RU" w:bidi="ru_RU"/>
+        </w:rPr>
+      </w:r>
+    </w:p>
+    <w:p>
+      <w:pPr>
+        <w:pStyle w:val="Heading2"/>
+      </w:pPr>
+      <w:r>
+        <w:rPr>
+          <w:lang w:val="ru_RU" w:bidi="ru_RU"/>
+        </w:rPr>
+        <w:t>Марка 13:28–31</w:t>
+      </w:r>
+      <w:r>
+        <w:rPr>
+          <w:lang w:val="ru_RU" w:bidi="ru_RU"/>
+        </w:rPr>
+      </w:r>
+    </w:p>
+    <w:p>
+      <w:pPr/>
+      <w:r>
+        <w:rPr>
+          <w:lang w:val="ru_RU" w:bidi="ru_RU"/>
+        </w:rPr>
+      </w:r>
+      <w:r>
+        <w:rPr>
+          <w:lang w:val="ru_RU" w:bidi="ru_RU"/>
+        </w:rPr>
+        <w:t xml:space="preserve">Этот отрывок содержит урок (буквально, </w:t>
+      </w:r>
+      <w:r>
+        <w:rPr>
+          <w:i/>
+          <w:lang w:val="ru_RU" w:bidi="ru_RU"/>
+        </w:rPr>
+        <w:t>притчу</w:t>
+      </w:r>
+      <w:r>
+        <w:rPr>
+          <w:lang w:val="ru_RU" w:bidi="ru_RU"/>
+        </w:rPr>
+        <w:t>) о смоковнице (</w:t>
+      </w:r>
+      <w:hyperlink r:id="rId1033">
+        <w:r>
+          <w:rPr>
+            <w:lang w:val="ru_RU" w:bidi="ru_RU"/>
+          </w:rPr>
+          <w:rPr>
+            <w:color w:val="0000EE"/>
+            <w:u w:val="single"/>
+          </w:rPr>
+          <w:t>13:28–30</w:t>
+        </w:r>
+      </w:hyperlink>
+      <w:r>
+        <w:rPr>
+          <w:lang w:val="ru_RU" w:bidi="ru_RU"/>
+        </w:rPr>
+        <w:t>) и два высказывания (</w:t>
+      </w:r>
+      <w:hyperlink r:id="rId1034">
+        <w:r>
+          <w:rPr>
+            <w:lang w:val="ru_RU" w:bidi="ru_RU"/>
+          </w:rPr>
+          <w:rPr>
+            <w:color w:val="0000EE"/>
+            <w:u w:val="single"/>
+          </w:rPr>
+          <w:t>13:30–31</w:t>
+        </w:r>
+      </w:hyperlink>
+      <w:r>
+        <w:rPr>
+          <w:lang w:val="ru_RU" w:bidi="ru_RU"/>
+        </w:rPr>
+        <w:t xml:space="preserve">). Он связан с </w:t>
+      </w:r>
+      <w:hyperlink r:id="rId1035">
+        <w:r>
+          <w:rPr>
+            <w:lang w:val="ru_RU" w:bidi="ru_RU"/>
+          </w:rPr>
+          <w:rPr>
+            <w:color w:val="0000EE"/>
+            <w:u w:val="single"/>
+          </w:rPr>
+          <w:t>13:4–23</w:t>
+        </w:r>
+      </w:hyperlink>
+      <w:r>
+        <w:rPr>
+          <w:lang w:val="ru_RU" w:bidi="ru_RU"/>
+        </w:rPr>
+        <w:t xml:space="preserve"> посредством слов «всё сие» (</w:t>
+      </w:r>
+      <w:hyperlink r:id="rId960">
+        <w:r>
+          <w:rPr>
+            <w:lang w:val="ru_RU" w:bidi="ru_RU"/>
+          </w:rPr>
+          <w:rPr>
+            <w:color w:val="0000EE"/>
+            <w:u w:val="single"/>
+          </w:rPr>
+          <w:t>13:4</w:t>
+        </w:r>
+      </w:hyperlink>
+      <w:r>
+        <w:rPr>
+          <w:lang w:val="ru_RU" w:bidi="ru_RU"/>
+        </w:rPr>
+        <w:t>) и фразой «когда вы увидите то сбывающимся» (</w:t>
+      </w:r>
+      <w:hyperlink r:id="rId1036">
+        <w:r>
+          <w:rPr>
+            <w:lang w:val="ru_RU" w:bidi="ru_RU"/>
+          </w:rPr>
+          <w:rPr>
+            <w:color w:val="0000EE"/>
+            <w:u w:val="single"/>
+          </w:rPr>
+          <w:t>13:29</w:t>
+        </w:r>
+      </w:hyperlink>
+      <w:r>
+        <w:rPr>
+          <w:lang w:val="ru_RU" w:bidi="ru_RU"/>
+        </w:rPr>
+        <w:t xml:space="preserve">; ср. </w:t>
+      </w:r>
+      <w:hyperlink r:id="rId1001">
+        <w:r>
+          <w:rPr>
+            <w:lang w:val="ru_RU" w:bidi="ru_RU"/>
+          </w:rPr>
+          <w:rPr>
+            <w:color w:val="0000EE"/>
+            <w:u w:val="single"/>
+          </w:rPr>
+          <w:t>13:14</w:t>
+        </w:r>
+      </w:hyperlink>
+      <w:r>
+        <w:rPr>
+          <w:lang w:val="ru_RU" w:bidi="ru_RU"/>
+        </w:rPr>
+        <w:t>).</w:t>
+      </w:r>
+      <w:r>
+        <w:rPr>
+          <w:lang w:val="ru_RU" w:bidi="ru_RU"/>
+        </w:rPr>
+      </w:r>
+      <w:r>
+        <w:rPr>
+          <w:lang w:val="ru_RU" w:bidi="ru_RU"/>
+        </w:rPr>
+      </w:r>
+    </w:p>
+    <w:p>
+      <w:pPr/>
+      <w:r>
+        <w:rPr>
+          <w:lang w:val="ru_RU" w:bidi="ru_RU"/>
+        </w:rPr>
+      </w:r>
+    </w:p>
+    <w:p>
+      <w:pPr>
+        <w:pStyle w:val="Heading2"/>
+      </w:pPr>
+      <w:r>
+        <w:rPr>
+          <w:lang w:val="ru_RU" w:bidi="ru_RU"/>
+        </w:rPr>
+        <w:t>Марка 13:29</w:t>
+      </w:r>
+      <w:r>
+        <w:rPr>
+          <w:lang w:val="ru_RU" w:bidi="ru_RU"/>
+        </w:rPr>
+      </w:r>
+    </w:p>
+    <w:p>
+      <w:pPr/>
+      <w:r>
+        <w:rPr>
+          <w:lang w:val="ru_RU" w:bidi="ru_RU"/>
+        </w:rPr>
+      </w:r>
+      <w:r>
+        <w:rPr>
+          <w:lang w:val="ru_RU" w:bidi="ru_RU"/>
+        </w:rPr>
+        <w:t>«То сбывающимся» (буквально «</w:t>
+      </w:r>
+      <w:r>
+        <w:rPr>
+          <w:i/>
+          <w:lang w:val="ru_RU" w:bidi="ru_RU"/>
+        </w:rPr>
+        <w:t>близко, при дверях</w:t>
+      </w:r>
+      <w:r>
+        <w:rPr>
+          <w:lang w:val="ru_RU" w:bidi="ru_RU"/>
+        </w:rPr>
+        <w:t xml:space="preserve">») — в греческом переводе отсутствует подлежащее, поэтому определить используется мужской или средний род мы можем только в контексте, и он зависит от того, относится ли </w:t>
+      </w:r>
+      <w:hyperlink r:id="rId953">
+        <w:r>
+          <w:rPr>
+            <w:lang w:val="ru_RU" w:bidi="ru_RU"/>
+          </w:rPr>
+          <w:rPr>
+            <w:color w:val="0000EE"/>
+            <w:u w:val="single"/>
+          </w:rPr>
+          <w:t>13:29–30</w:t>
+        </w:r>
+      </w:hyperlink>
+      <w:r>
+        <w:rPr>
+          <w:lang w:val="ru_RU" w:bidi="ru_RU"/>
+        </w:rPr>
+        <w:t xml:space="preserve"> к </w:t>
+      </w:r>
+      <w:hyperlink r:id="rId1035">
+        <w:r>
+          <w:rPr>
+            <w:lang w:val="ru_RU" w:bidi="ru_RU"/>
+          </w:rPr>
+          <w:rPr>
+            <w:color w:val="0000EE"/>
+            <w:u w:val="single"/>
+          </w:rPr>
+          <w:t>13:4–23</w:t>
+        </w:r>
+      </w:hyperlink>
+      <w:r>
+        <w:rPr>
+          <w:lang w:val="ru_RU" w:bidi="ru_RU"/>
+        </w:rPr>
+        <w:t xml:space="preserve"> или к </w:t>
+      </w:r>
       <w:hyperlink r:id="rId926">
         <w:r>
           <w:rPr>
@@ -50277,7 +50633,296 @@
             <w:color w:val="0000EE"/>
             <w:u w:val="single"/>
           </w:rPr>
-          <w:t>13:32–37</w:t>
+          <w:t>13:24–27</w:t>
+        </w:r>
+      </w:hyperlink>
+      <w:r>
+        <w:rPr>
+          <w:lang w:val="ru_RU" w:bidi="ru_RU"/>
+        </w:rPr>
+        <w:t xml:space="preserve">. Контекст New Life Translation (современный перевод на английском языке) относит эту фразу к возвращению Иисуса Христа. Но есть и другая версия: поскольку слова в стихе </w:t>
+      </w:r>
+      <w:hyperlink r:id="rId960">
+        <w:r>
+          <w:rPr>
+            <w:lang w:val="ru_RU" w:bidi="ru_RU"/>
+          </w:rPr>
+          <w:rPr>
+            <w:color w:val="0000EE"/>
+            <w:u w:val="single"/>
+          </w:rPr>
+          <w:t>13:4</w:t>
+        </w:r>
+      </w:hyperlink>
+      <w:r>
+        <w:rPr>
+          <w:lang w:val="ru_RU" w:bidi="ru_RU"/>
+        </w:rPr>
+        <w:t xml:space="preserve"> повторяются в </w:t>
+      </w:r>
+      <w:hyperlink r:id="rId1036">
+        <w:r>
+          <w:rPr>
+            <w:lang w:val="ru_RU" w:bidi="ru_RU"/>
+          </w:rPr>
+          <w:rPr>
+            <w:color w:val="0000EE"/>
+            <w:u w:val="single"/>
+          </w:rPr>
+          <w:t>13:29</w:t>
+        </w:r>
+      </w:hyperlink>
+      <w:r>
+        <w:rPr>
+          <w:lang w:val="ru_RU" w:bidi="ru_RU"/>
+        </w:rPr>
+        <w:t xml:space="preserve"> и </w:t>
+      </w:r>
+      <w:hyperlink r:id="rId281">
+        <w:r>
+          <w:rPr>
+            <w:lang w:val="ru_RU" w:bidi="ru_RU"/>
+          </w:rPr>
+          <w:rPr>
+            <w:color w:val="0000EE"/>
+            <w:u w:val="single"/>
+          </w:rPr>
+          <w:t>30</w:t>
+        </w:r>
+      </w:hyperlink>
+      <w:r>
+        <w:rPr>
+          <w:lang w:val="ru_RU" w:bidi="ru_RU"/>
+        </w:rPr>
+        <w:t xml:space="preserve"> (См. </w:t>
+      </w:r>
+      <w:r>
+        <w:rPr>
+          <w:lang w:val="ru_RU" w:bidi="ru_RU"/>
+        </w:rPr>
+        <w:t>Учебные заметки к Евангелию от Марка 13:28–31</w:t>
+      </w:r>
+      <w:r>
+        <w:rPr>
+          <w:lang w:val="ru_RU" w:bidi="ru_RU"/>
+        </w:rPr>
+        <w:t xml:space="preserve">), то их относят к разрушению Иерусалима. </w:t>
+      </w:r>
+      <w:r>
+        <w:rPr>
+          <w:lang w:val="ru_RU" w:bidi="ru_RU"/>
+        </w:rPr>
+        <w:t>Точно так же, как появление молодых листьев на смоковнице является предвестником лета, то и «</w:t>
+      </w:r>
+      <w:r>
+        <w:rPr>
+          <w:lang w:val="ru_RU" w:bidi="ru_RU"/>
+        </w:rPr>
+        <w:t>мерзость запустения» (</w:t>
+      </w:r>
+      <w:hyperlink r:id="rId1001">
+        <w:r>
+          <w:rPr>
+            <w:lang w:val="ru_RU" w:bidi="ru_RU"/>
+          </w:rPr>
+          <w:rPr>
+            <w:color w:val="0000EE"/>
+            <w:u w:val="single"/>
+          </w:rPr>
+          <w:t>13:14</w:t>
+        </w:r>
+      </w:hyperlink>
+      <w:r>
+        <w:rPr>
+          <w:lang w:val="ru_RU" w:bidi="ru_RU"/>
+        </w:rPr>
+        <w:t>) будет предвестником разрушения Иерусалима.</w:t>
+      </w:r>
+      <w:r>
+        <w:rPr>
+          <w:lang w:val="ru_RU" w:bidi="ru_RU"/>
+        </w:rPr>
+      </w:r>
+      <w:r>
+        <w:rPr>
+          <w:lang w:val="ru_RU" w:bidi="ru_RU"/>
+        </w:rPr>
+      </w:r>
+    </w:p>
+    <w:p>
+      <w:pPr/>
+      <w:r>
+        <w:rPr>
+          <w:lang w:val="ru_RU" w:bidi="ru_RU"/>
+        </w:rPr>
+      </w:r>
+    </w:p>
+    <w:p>
+      <w:pPr>
+        <w:pStyle w:val="Heading2"/>
+      </w:pPr>
+      <w:r>
+        <w:rPr>
+          <w:lang w:val="ru_RU" w:bidi="ru_RU"/>
+        </w:rPr>
+        <w:t>Марка 13:30</w:t>
+      </w:r>
+      <w:r>
+        <w:rPr>
+          <w:lang w:val="ru_RU" w:bidi="ru_RU"/>
+        </w:rPr>
+      </w:r>
+    </w:p>
+    <w:p>
+      <w:pPr/>
+      <w:r>
+        <w:rPr>
+          <w:lang w:val="ru_RU" w:bidi="ru_RU"/>
+        </w:rPr>
+      </w:r>
+      <w:r>
+        <w:rPr>
+          <w:lang w:val="ru_RU" w:bidi="ru_RU"/>
+        </w:rPr>
+        <w:t xml:space="preserve">Поколение времён Иисуса должно было увидеть исполнение этих событий. Люди того поколения действительно стали свидетелями разрушения Иерусалима. Однако те, кто считает, что здесь говорится о втором пришествии Иисуса Христа, должны под словом </w:t>
+      </w:r>
+      <w:r>
+        <w:rPr>
+          <w:i/>
+          <w:lang w:val="ru_RU" w:bidi="ru_RU"/>
+        </w:rPr>
+        <w:t>род</w:t>
+      </w:r>
+      <w:r>
+        <w:rPr>
+          <w:lang w:val="ru_RU" w:bidi="ru_RU"/>
+        </w:rPr>
+        <w:t xml:space="preserve"> понимать нечто иное, чем «людей, живших в то время». Это может относиться к еврейскому народу, всему человечеству, христианской общине или к поколению последнего времени.</w:t>
+      </w:r>
+      <w:r>
+        <w:rPr>
+          <w:lang w:val="ru_RU" w:bidi="ru_RU"/>
+        </w:rPr>
+      </w:r>
+      <w:r>
+        <w:rPr>
+          <w:lang w:val="ru_RU" w:bidi="ru_RU"/>
+        </w:rPr>
+      </w:r>
+    </w:p>
+    <w:p>
+      <w:pPr/>
+      <w:r>
+        <w:rPr>
+          <w:lang w:val="ru_RU" w:bidi="ru_RU"/>
+        </w:rPr>
+      </w:r>
+    </w:p>
+    <w:p>
+      <w:pPr>
+        <w:pStyle w:val="Heading2"/>
+      </w:pPr>
+      <w:r>
+        <w:rPr>
+          <w:lang w:val="ru_RU" w:bidi="ru_RU"/>
+        </w:rPr>
+        <w:t>Марка 13:31</w:t>
+      </w:r>
+      <w:r>
+        <w:rPr>
+          <w:lang w:val="ru_RU" w:bidi="ru_RU"/>
+        </w:rPr>
+      </w:r>
+    </w:p>
+    <w:p>
+      <w:pPr/>
+      <w:r>
+        <w:rPr>
+          <w:lang w:val="ru_RU" w:bidi="ru_RU"/>
+        </w:rPr>
+      </w:r>
+      <w:r>
+        <w:rPr>
+          <w:lang w:val="ru_RU" w:bidi="ru_RU"/>
+        </w:rPr>
+        <w:t xml:space="preserve">Иисус гарантировал достоверность Своих слов. Фраза «слова Мои не прейдут» относится ко всему, чтобы было сказано Им в </w:t>
+      </w:r>
+      <w:hyperlink r:id="rId737">
+        <w:r>
+          <w:rPr>
+            <w:lang w:val="ru_RU" w:bidi="ru_RU"/>
+          </w:rPr>
+          <w:rPr>
+            <w:color w:val="0000EE"/>
+            <w:u w:val="single"/>
+          </w:rPr>
+          <w:t>Мк.13:1–37</w:t>
+        </w:r>
+      </w:hyperlink>
+      <w:r>
+        <w:rPr>
+          <w:lang w:val="ru_RU" w:bidi="ru_RU"/>
+        </w:rPr>
+        <w:t>. Возможно, первоначальные читатели Евангелия от Марка понимали, что здесь говорится об истинности всего учения Иисуса, которое было им известно (</w:t>
+      </w:r>
+      <w:hyperlink r:id="rId389">
+        <w:r>
+          <w:rPr>
+            <w:lang w:val="ru_RU" w:bidi="ru_RU"/>
+          </w:rPr>
+          <w:rPr>
+            <w:color w:val="0000EE"/>
+            <w:u w:val="single"/>
+          </w:rPr>
+          <w:t>Лк.1:2</w:t>
+        </w:r>
+      </w:hyperlink>
+      <w:r>
+        <w:rPr>
+          <w:lang w:val="ru_RU" w:bidi="ru_RU"/>
+        </w:rPr>
+        <w:t xml:space="preserve">). </w:t>
+      </w:r>
+      <w:r>
+        <w:rPr>
+          <w:lang w:val="ru_RU" w:bidi="ru_RU"/>
+        </w:rPr>
+        <w:t>Подобно Священным Писаниям Ветхого Завета</w:t>
+      </w:r>
+      <w:r>
+        <w:rPr>
+          <w:lang w:val="ru_RU" w:bidi="ru_RU"/>
+        </w:rPr>
+        <w:t xml:space="preserve"> (см. </w:t>
+      </w:r>
+      <w:hyperlink r:id="rId1037">
+        <w:r>
+          <w:rPr>
+            <w:lang w:val="ru_RU" w:bidi="ru_RU"/>
+          </w:rPr>
+          <w:rPr>
+            <w:color w:val="0000EE"/>
+            <w:u w:val="single"/>
+          </w:rPr>
+          <w:t>Ис.40:8</w:t>
+        </w:r>
+      </w:hyperlink>
+      <w:r>
+        <w:rPr>
+          <w:lang w:val="ru_RU" w:bidi="ru_RU"/>
+        </w:rPr>
+        <w:t xml:space="preserve">), слова Иисуса вечны, а Его учение неизменно, в отличие от сотворённых неба и земли, которые исчезнут (см. также </w:t>
+      </w:r>
+      <w:hyperlink r:id="rId1038">
+        <w:r>
+          <w:rPr>
+            <w:lang w:val="ru_RU" w:bidi="ru_RU"/>
+          </w:rPr>
+          <w:rPr>
+            <w:color w:val="0000EE"/>
+            <w:u w:val="single"/>
+          </w:rPr>
+          <w:t>Пс.101:26–27</w:t>
         </w:r>
       </w:hyperlink>
       <w:r>
@@ -50286,16 +50931,16 @@
         </w:rPr>
         <w:t xml:space="preserve">; </w:t>
       </w:r>
-      <w:hyperlink r:id="rId1029">
-        <w:r>
-          <w:rPr>
-            <w:lang w:val="ru_RU" w:bidi="ru_RU"/>
-          </w:rPr>
-          <w:rPr>
-            <w:color w:val="0000EE"/>
-            <w:u w:val="single"/>
-          </w:rPr>
-          <w:t>Мф.13:41–43</w:t>
+      <w:hyperlink r:id="rId1039">
+        <w:r>
+          <w:rPr>
+            <w:lang w:val="ru_RU" w:bidi="ru_RU"/>
+          </w:rPr>
+          <w:rPr>
+            <w:color w:val="0000EE"/>
+            <w:u w:val="single"/>
+          </w:rPr>
+          <w:t>Ис.40:6–8</w:t>
         </w:r>
       </w:hyperlink>
       <w:r>
@@ -50304,16 +50949,16 @@
         </w:rPr>
         <w:t xml:space="preserve">; </w:t>
       </w:r>
-      <w:hyperlink r:id="rId1030">
-        <w:r>
-          <w:rPr>
-            <w:lang w:val="ru_RU" w:bidi="ru_RU"/>
-          </w:rPr>
-          <w:rPr>
-            <w:color w:val="0000EE"/>
-            <w:u w:val="single"/>
-          </w:rPr>
-          <w:t>24:36–51</w:t>
+      <w:hyperlink r:id="rId1040">
+        <w:r>
+          <w:rPr>
+            <w:lang w:val="ru_RU" w:bidi="ru_RU"/>
+          </w:rPr>
+          <w:rPr>
+            <w:color w:val="0000EE"/>
+            <w:u w:val="single"/>
+          </w:rPr>
+          <w:t>51:6</w:t>
         </w:r>
       </w:hyperlink>
       <w:r>
@@ -50322,16 +50967,52 @@
         </w:rPr>
         <w:t xml:space="preserve">; </w:t>
       </w:r>
-      <w:hyperlink r:id="rId1031">
-        <w:r>
-          <w:rPr>
-            <w:lang w:val="ru_RU" w:bidi="ru_RU"/>
-          </w:rPr>
-          <w:rPr>
-            <w:color w:val="0000EE"/>
-            <w:u w:val="single"/>
-          </w:rPr>
-          <w:t>25:1–12</w:t>
+      <w:hyperlink r:id="rId1041">
+        <w:r>
+          <w:rPr>
+            <w:lang w:val="ru_RU" w:bidi="ru_RU"/>
+          </w:rPr>
+          <w:rPr>
+            <w:color w:val="0000EE"/>
+            <w:u w:val="single"/>
+          </w:rPr>
+          <w:t>Мф.5:18</w:t>
+        </w:r>
+      </w:hyperlink>
+      <w:r>
+        <w:rPr>
+          <w:lang w:val="ru_RU" w:bidi="ru_RU"/>
+        </w:rPr>
+        <w:t xml:space="preserve">; </w:t>
+      </w:r>
+      <w:hyperlink r:id="rId1042">
+        <w:r>
+          <w:rPr>
+            <w:lang w:val="ru_RU" w:bidi="ru_RU"/>
+          </w:rPr>
+          <w:rPr>
+            <w:color w:val="0000EE"/>
+            <w:u w:val="single"/>
+          </w:rPr>
+          <w:t>Лк.16:17</w:t>
+        </w:r>
+      </w:hyperlink>
+      <w:r>
+        <w:rPr>
+          <w:lang w:val="ru_RU" w:bidi="ru_RU"/>
+        </w:rPr>
+        <w:t xml:space="preserve">; </w:t>
+      </w:r>
+      <w:hyperlink r:id="rId1043">
+        <w:r>
+          <w:rPr>
+            <w:lang w:val="ru_RU" w:bidi="ru_RU"/>
+          </w:rPr>
+          <w:rPr>
+            <w:color w:val="0000EE"/>
+            <w:u w:val="single"/>
+          </w:rPr>
+          <w:t>2 Петр.3:7</w:t>
         </w:r>
       </w:hyperlink>
       <w:r>
@@ -50340,23 +51021,41 @@
         </w:rPr>
         <w:t>,</w:t>
       </w:r>
-      <w:hyperlink r:id="rId616">
-        <w:r>
-          <w:rPr>
-            <w:lang w:val="ru_RU" w:bidi="ru_RU"/>
-          </w:rPr>
-          <w:rPr>
-            <w:color w:val="0000EE"/>
-            <w:u w:val="single"/>
-          </w:rPr>
-          <w:t>31–46</w:t>
-        </w:r>
-      </w:hyperlink>
-      <w:r>
-        <w:rPr>
-          <w:lang w:val="ru_RU" w:bidi="ru_RU"/>
-        </w:rPr>
-        <w:t>).</w:t>
+      <w:hyperlink r:id="rId1044">
+        <w:r>
+          <w:rPr>
+            <w:lang w:val="ru_RU" w:bidi="ru_RU"/>
+          </w:rPr>
+          <w:rPr>
+            <w:color w:val="0000EE"/>
+            <w:u w:val="single"/>
+          </w:rPr>
+          <w:t>10</w:t>
+        </w:r>
+      </w:hyperlink>
+      <w:r>
+        <w:rPr>
+          <w:lang w:val="ru_RU" w:bidi="ru_RU"/>
+        </w:rPr>
+        <w:t xml:space="preserve">; </w:t>
+      </w:r>
+      <w:hyperlink r:id="rId1045">
+        <w:r>
+          <w:rPr>
+            <w:lang w:val="ru_RU" w:bidi="ru_RU"/>
+          </w:rPr>
+          <w:rPr>
+            <w:color w:val="0000EE"/>
+            <w:u w:val="single"/>
+          </w:rPr>
+          <w:t>Откр.20:11</w:t>
+        </w:r>
+      </w:hyperlink>
+      <w:r>
+        <w:rPr>
+          <w:lang w:val="ru_RU" w:bidi="ru_RU"/>
+        </w:rPr>
+        <w:t>), тогда как слова Иисуса никогда не исчезнут.</w:t>
       </w:r>
       <w:r>
         <w:rPr>
@@ -50385,705 +51084,6 @@
         <w:rPr>
           <w:lang w:val="ru_RU" w:bidi="ru_RU"/>
         </w:rPr>
-        <w:t>Марка 13:28–31</w:t>
-      </w:r>
-      <w:r>
-        <w:rPr>
-          <w:lang w:val="ru_RU" w:bidi="ru_RU"/>
-        </w:rPr>
-      </w:r>
-    </w:p>
-    <w:p>
-      <w:pPr/>
-      <w:r>
-        <w:rPr>
-          <w:lang w:val="ru_RU" w:bidi="ru_RU"/>
-        </w:rPr>
-      </w:r>
-      <w:r>
-        <w:rPr>
-          <w:lang w:val="ru_RU" w:bidi="ru_RU"/>
-        </w:rPr>
-        <w:t xml:space="preserve">Этот отрывок содержит урок (буквально, </w:t>
-      </w:r>
-      <w:r>
-        <w:rPr>
-          <w:i/>
-          <w:lang w:val="ru_RU" w:bidi="ru_RU"/>
-        </w:rPr>
-        <w:t>притчу</w:t>
-      </w:r>
-      <w:r>
-        <w:rPr>
-          <w:lang w:val="ru_RU" w:bidi="ru_RU"/>
-        </w:rPr>
-        <w:t>) о смоковнице (</w:t>
-      </w:r>
-      <w:hyperlink r:id="rId1032">
-        <w:r>
-          <w:rPr>
-            <w:lang w:val="ru_RU" w:bidi="ru_RU"/>
-          </w:rPr>
-          <w:rPr>
-            <w:color w:val="0000EE"/>
-            <w:u w:val="single"/>
-          </w:rPr>
-          <w:t>13:28–30</w:t>
-        </w:r>
-      </w:hyperlink>
-      <w:r>
-        <w:rPr>
-          <w:lang w:val="ru_RU" w:bidi="ru_RU"/>
-        </w:rPr>
-        <w:t>) и два высказывания (</w:t>
-      </w:r>
-      <w:hyperlink r:id="rId1033">
-        <w:r>
-          <w:rPr>
-            <w:lang w:val="ru_RU" w:bidi="ru_RU"/>
-          </w:rPr>
-          <w:rPr>
-            <w:color w:val="0000EE"/>
-            <w:u w:val="single"/>
-          </w:rPr>
-          <w:t>13:30–31</w:t>
-        </w:r>
-      </w:hyperlink>
-      <w:r>
-        <w:rPr>
-          <w:lang w:val="ru_RU" w:bidi="ru_RU"/>
-        </w:rPr>
-        <w:t xml:space="preserve">). Он связан с </w:t>
-      </w:r>
-      <w:hyperlink r:id="rId1034">
-        <w:r>
-          <w:rPr>
-            <w:lang w:val="ru_RU" w:bidi="ru_RU"/>
-          </w:rPr>
-          <w:rPr>
-            <w:color w:val="0000EE"/>
-            <w:u w:val="single"/>
-          </w:rPr>
-          <w:t>13:4–23</w:t>
-        </w:r>
-      </w:hyperlink>
-      <w:r>
-        <w:rPr>
-          <w:lang w:val="ru_RU" w:bidi="ru_RU"/>
-        </w:rPr>
-        <w:t xml:space="preserve"> посредством слов «всё сие» (</w:t>
-      </w:r>
-      <w:hyperlink r:id="rId959">
-        <w:r>
-          <w:rPr>
-            <w:lang w:val="ru_RU" w:bidi="ru_RU"/>
-          </w:rPr>
-          <w:rPr>
-            <w:color w:val="0000EE"/>
-            <w:u w:val="single"/>
-          </w:rPr>
-          <w:t>13:4</w:t>
-        </w:r>
-      </w:hyperlink>
-      <w:r>
-        <w:rPr>
-          <w:lang w:val="ru_RU" w:bidi="ru_RU"/>
-        </w:rPr>
-        <w:t>) и фразой «когда вы увидите то сбывающимся» (</w:t>
-      </w:r>
-      <w:hyperlink r:id="rId1035">
-        <w:r>
-          <w:rPr>
-            <w:lang w:val="ru_RU" w:bidi="ru_RU"/>
-          </w:rPr>
-          <w:rPr>
-            <w:color w:val="0000EE"/>
-            <w:u w:val="single"/>
-          </w:rPr>
-          <w:t>13:29</w:t>
-        </w:r>
-      </w:hyperlink>
-      <w:r>
-        <w:rPr>
-          <w:lang w:val="ru_RU" w:bidi="ru_RU"/>
-        </w:rPr>
-        <w:t xml:space="preserve">; ср. </w:t>
-      </w:r>
-      <w:hyperlink r:id="rId1000">
-        <w:r>
-          <w:rPr>
-            <w:lang w:val="ru_RU" w:bidi="ru_RU"/>
-          </w:rPr>
-          <w:rPr>
-            <w:color w:val="0000EE"/>
-            <w:u w:val="single"/>
-          </w:rPr>
-          <w:t>13:14</w:t>
-        </w:r>
-      </w:hyperlink>
-      <w:r>
-        <w:rPr>
-          <w:lang w:val="ru_RU" w:bidi="ru_RU"/>
-        </w:rPr>
-        <w:t>).</w:t>
-      </w:r>
-      <w:r>
-        <w:rPr>
-          <w:lang w:val="ru_RU" w:bidi="ru_RU"/>
-        </w:rPr>
-      </w:r>
-      <w:r>
-        <w:rPr>
-          <w:lang w:val="ru_RU" w:bidi="ru_RU"/>
-        </w:rPr>
-      </w:r>
-    </w:p>
-    <w:p>
-      <w:pPr/>
-      <w:r>
-        <w:rPr>
-          <w:lang w:val="ru_RU" w:bidi="ru_RU"/>
-        </w:rPr>
-      </w:r>
-    </w:p>
-    <w:p>
-      <w:pPr>
-        <w:pStyle w:val="Heading2"/>
-      </w:pPr>
-      <w:r>
-        <w:rPr>
-          <w:lang w:val="ru_RU" w:bidi="ru_RU"/>
-        </w:rPr>
-        <w:t>Марка 13:29</w:t>
-      </w:r>
-      <w:r>
-        <w:rPr>
-          <w:lang w:val="ru_RU" w:bidi="ru_RU"/>
-        </w:rPr>
-      </w:r>
-    </w:p>
-    <w:p>
-      <w:pPr/>
-      <w:r>
-        <w:rPr>
-          <w:lang w:val="ru_RU" w:bidi="ru_RU"/>
-        </w:rPr>
-      </w:r>
-      <w:r>
-        <w:rPr>
-          <w:lang w:val="ru_RU" w:bidi="ru_RU"/>
-        </w:rPr>
-        <w:t>«То сбывающимся» (буквально «</w:t>
-      </w:r>
-      <w:r>
-        <w:rPr>
-          <w:i/>
-          <w:lang w:val="ru_RU" w:bidi="ru_RU"/>
-        </w:rPr>
-        <w:t>близко, при дверях</w:t>
-      </w:r>
-      <w:r>
-        <w:rPr>
-          <w:lang w:val="ru_RU" w:bidi="ru_RU"/>
-        </w:rPr>
-        <w:t xml:space="preserve">») — в греческом переводе отсутствует подлежащее, поэтому определить используется мужской или средний род мы можем только в контексте, и он зависит от того, относится ли </w:t>
-      </w:r>
-      <w:hyperlink r:id="rId952">
-        <w:r>
-          <w:rPr>
-            <w:lang w:val="ru_RU" w:bidi="ru_RU"/>
-          </w:rPr>
-          <w:rPr>
-            <w:color w:val="0000EE"/>
-            <w:u w:val="single"/>
-          </w:rPr>
-          <w:t>13:29–30</w:t>
-        </w:r>
-      </w:hyperlink>
-      <w:r>
-        <w:rPr>
-          <w:lang w:val="ru_RU" w:bidi="ru_RU"/>
-        </w:rPr>
-        <w:t xml:space="preserve"> к </w:t>
-      </w:r>
-      <w:hyperlink r:id="rId1034">
-        <w:r>
-          <w:rPr>
-            <w:lang w:val="ru_RU" w:bidi="ru_RU"/>
-          </w:rPr>
-          <w:rPr>
-            <w:color w:val="0000EE"/>
-            <w:u w:val="single"/>
-          </w:rPr>
-          <w:t>13:4–23</w:t>
-        </w:r>
-      </w:hyperlink>
-      <w:r>
-        <w:rPr>
-          <w:lang w:val="ru_RU" w:bidi="ru_RU"/>
-        </w:rPr>
-        <w:t xml:space="preserve"> или к </w:t>
-      </w:r>
-      <w:hyperlink r:id="rId925">
-        <w:r>
-          <w:rPr>
-            <w:lang w:val="ru_RU" w:bidi="ru_RU"/>
-          </w:rPr>
-          <w:rPr>
-            <w:color w:val="0000EE"/>
-            <w:u w:val="single"/>
-          </w:rPr>
-          <w:t>13:24–27</w:t>
-        </w:r>
-      </w:hyperlink>
-      <w:r>
-        <w:rPr>
-          <w:lang w:val="ru_RU" w:bidi="ru_RU"/>
-        </w:rPr>
-        <w:t xml:space="preserve">. Контекст New Life Translation (современный перевод на английском языке) относит эту фразу к возвращению Иисуса Христа. Но есть и другая версия: поскольку слова в стихе </w:t>
-      </w:r>
-      <w:hyperlink r:id="rId959">
-        <w:r>
-          <w:rPr>
-            <w:lang w:val="ru_RU" w:bidi="ru_RU"/>
-          </w:rPr>
-          <w:rPr>
-            <w:color w:val="0000EE"/>
-            <w:u w:val="single"/>
-          </w:rPr>
-          <w:t>13:4</w:t>
-        </w:r>
-      </w:hyperlink>
-      <w:r>
-        <w:rPr>
-          <w:lang w:val="ru_RU" w:bidi="ru_RU"/>
-        </w:rPr>
-        <w:t xml:space="preserve"> повторяются в </w:t>
-      </w:r>
-      <w:hyperlink r:id="rId1035">
-        <w:r>
-          <w:rPr>
-            <w:lang w:val="ru_RU" w:bidi="ru_RU"/>
-          </w:rPr>
-          <w:rPr>
-            <w:color w:val="0000EE"/>
-            <w:u w:val="single"/>
-          </w:rPr>
-          <w:t>13:29</w:t>
-        </w:r>
-      </w:hyperlink>
-      <w:r>
-        <w:rPr>
-          <w:lang w:val="ru_RU" w:bidi="ru_RU"/>
-        </w:rPr>
-        <w:t xml:space="preserve"> и </w:t>
-      </w:r>
-      <w:hyperlink r:id="rId281">
-        <w:r>
-          <w:rPr>
-            <w:lang w:val="ru_RU" w:bidi="ru_RU"/>
-          </w:rPr>
-          <w:rPr>
-            <w:color w:val="0000EE"/>
-            <w:u w:val="single"/>
-          </w:rPr>
-          <w:t>30</w:t>
-        </w:r>
-      </w:hyperlink>
-      <w:r>
-        <w:rPr>
-          <w:lang w:val="ru_RU" w:bidi="ru_RU"/>
-        </w:rPr>
-        <w:t xml:space="preserve"> (См. </w:t>
-      </w:r>
-      <w:r>
-        <w:rPr>
-          <w:lang w:val="ru_RU" w:bidi="ru_RU"/>
-        </w:rPr>
-        <w:t>Учебные заметки к Евангелию от Марка 13:28–31</w:t>
-      </w:r>
-      <w:r>
-        <w:rPr>
-          <w:lang w:val="ru_RU" w:bidi="ru_RU"/>
-        </w:rPr>
-        <w:t xml:space="preserve">), то их относят к разрушению Иерусалима. </w:t>
-      </w:r>
-      <w:r>
-        <w:rPr>
-          <w:lang w:val="ru_RU" w:bidi="ru_RU"/>
-        </w:rPr>
-        <w:t>Точно так же, как появление молодых листьев на смоковнице является предвестником лета, то и «</w:t>
-      </w:r>
-      <w:r>
-        <w:rPr>
-          <w:lang w:val="ru_RU" w:bidi="ru_RU"/>
-        </w:rPr>
-        <w:t>мерзость запустения» (</w:t>
-      </w:r>
-      <w:hyperlink r:id="rId1000">
-        <w:r>
-          <w:rPr>
-            <w:lang w:val="ru_RU" w:bidi="ru_RU"/>
-          </w:rPr>
-          <w:rPr>
-            <w:color w:val="0000EE"/>
-            <w:u w:val="single"/>
-          </w:rPr>
-          <w:t>13:14</w:t>
-        </w:r>
-      </w:hyperlink>
-      <w:r>
-        <w:rPr>
-          <w:lang w:val="ru_RU" w:bidi="ru_RU"/>
-        </w:rPr>
-        <w:t>) будет предвестником разрушения Иерусалима.</w:t>
-      </w:r>
-      <w:r>
-        <w:rPr>
-          <w:lang w:val="ru_RU" w:bidi="ru_RU"/>
-        </w:rPr>
-      </w:r>
-      <w:r>
-        <w:rPr>
-          <w:lang w:val="ru_RU" w:bidi="ru_RU"/>
-        </w:rPr>
-      </w:r>
-    </w:p>
-    <w:p>
-      <w:pPr/>
-      <w:r>
-        <w:rPr>
-          <w:lang w:val="ru_RU" w:bidi="ru_RU"/>
-        </w:rPr>
-      </w:r>
-    </w:p>
-    <w:p>
-      <w:pPr>
-        <w:pStyle w:val="Heading2"/>
-      </w:pPr>
-      <w:r>
-        <w:rPr>
-          <w:lang w:val="ru_RU" w:bidi="ru_RU"/>
-        </w:rPr>
-        <w:t>Марка 13:30</w:t>
-      </w:r>
-      <w:r>
-        <w:rPr>
-          <w:lang w:val="ru_RU" w:bidi="ru_RU"/>
-        </w:rPr>
-      </w:r>
-    </w:p>
-    <w:p>
-      <w:pPr/>
-      <w:r>
-        <w:rPr>
-          <w:lang w:val="ru_RU" w:bidi="ru_RU"/>
-        </w:rPr>
-      </w:r>
-      <w:r>
-        <w:rPr>
-          <w:lang w:val="ru_RU" w:bidi="ru_RU"/>
-        </w:rPr>
-        <w:t xml:space="preserve">Поколение времён Иисуса должно было увидеть исполнение этих событий. Люди того поколения действительно стали свидетелями разрушения Иерусалима. Однако те, кто считает, что здесь говорится о втором пришествии Иисуса Христа, должны под словом </w:t>
-      </w:r>
-      <w:r>
-        <w:rPr>
-          <w:i/>
-          <w:lang w:val="ru_RU" w:bidi="ru_RU"/>
-        </w:rPr>
-        <w:t>род</w:t>
-      </w:r>
-      <w:r>
-        <w:rPr>
-          <w:lang w:val="ru_RU" w:bidi="ru_RU"/>
-        </w:rPr>
-        <w:t xml:space="preserve"> понимать нечто иное, чем «людей, живших в то время». Это может относиться к еврейскому народу, всему человечеству, христианской общине или к поколению последнего времени.</w:t>
-      </w:r>
-      <w:r>
-        <w:rPr>
-          <w:lang w:val="ru_RU" w:bidi="ru_RU"/>
-        </w:rPr>
-      </w:r>
-      <w:r>
-        <w:rPr>
-          <w:lang w:val="ru_RU" w:bidi="ru_RU"/>
-        </w:rPr>
-      </w:r>
-    </w:p>
-    <w:p>
-      <w:pPr/>
-      <w:r>
-        <w:rPr>
-          <w:lang w:val="ru_RU" w:bidi="ru_RU"/>
-        </w:rPr>
-      </w:r>
-    </w:p>
-    <w:p>
-      <w:pPr>
-        <w:pStyle w:val="Heading2"/>
-      </w:pPr>
-      <w:r>
-        <w:rPr>
-          <w:lang w:val="ru_RU" w:bidi="ru_RU"/>
-        </w:rPr>
-        <w:t>Марка 13:31</w:t>
-      </w:r>
-      <w:r>
-        <w:rPr>
-          <w:lang w:val="ru_RU" w:bidi="ru_RU"/>
-        </w:rPr>
-      </w:r>
-    </w:p>
-    <w:p>
-      <w:pPr/>
-      <w:r>
-        <w:rPr>
-          <w:lang w:val="ru_RU" w:bidi="ru_RU"/>
-        </w:rPr>
-      </w:r>
-      <w:r>
-        <w:rPr>
-          <w:lang w:val="ru_RU" w:bidi="ru_RU"/>
-        </w:rPr>
-        <w:t xml:space="preserve">Иисус гарантировал достоверность Своих слов. Фраза «слова Мои не прейдут» относится ко всему, чтобы было сказано Им в </w:t>
-      </w:r>
-      <w:hyperlink r:id="rId736">
-        <w:r>
-          <w:rPr>
-            <w:lang w:val="ru_RU" w:bidi="ru_RU"/>
-          </w:rPr>
-          <w:rPr>
-            <w:color w:val="0000EE"/>
-            <w:u w:val="single"/>
-          </w:rPr>
-          <w:t>Мк.13:1–37</w:t>
-        </w:r>
-      </w:hyperlink>
-      <w:r>
-        <w:rPr>
-          <w:lang w:val="ru_RU" w:bidi="ru_RU"/>
-        </w:rPr>
-        <w:t>. Возможно, первоначальные читатели Евангелия от Марка понимали, что здесь говорится об истинности всего учения Иисуса, которое было им известно (</w:t>
-      </w:r>
-      <w:hyperlink r:id="rId389">
-        <w:r>
-          <w:rPr>
-            <w:lang w:val="ru_RU" w:bidi="ru_RU"/>
-          </w:rPr>
-          <w:rPr>
-            <w:color w:val="0000EE"/>
-            <w:u w:val="single"/>
-          </w:rPr>
-          <w:t>Лк.1:2</w:t>
-        </w:r>
-      </w:hyperlink>
-      <w:r>
-        <w:rPr>
-          <w:lang w:val="ru_RU" w:bidi="ru_RU"/>
-        </w:rPr>
-        <w:t xml:space="preserve">). </w:t>
-      </w:r>
-      <w:r>
-        <w:rPr>
-          <w:lang w:val="ru_RU" w:bidi="ru_RU"/>
-        </w:rPr>
-        <w:t>Подобно Священным Писаниям Ветхого Завета</w:t>
-      </w:r>
-      <w:r>
-        <w:rPr>
-          <w:lang w:val="ru_RU" w:bidi="ru_RU"/>
-        </w:rPr>
-        <w:t xml:space="preserve"> (см. </w:t>
-      </w:r>
-      <w:hyperlink r:id="rId1036">
-        <w:r>
-          <w:rPr>
-            <w:lang w:val="ru_RU" w:bidi="ru_RU"/>
-          </w:rPr>
-          <w:rPr>
-            <w:color w:val="0000EE"/>
-            <w:u w:val="single"/>
-          </w:rPr>
-          <w:t>Ис.40:8</w:t>
-        </w:r>
-      </w:hyperlink>
-      <w:r>
-        <w:rPr>
-          <w:lang w:val="ru_RU" w:bidi="ru_RU"/>
-        </w:rPr>
-        <w:t xml:space="preserve">), слова Иисуса вечны, а Его учение неизменно, в отличие от сотворённых неба и земли, которые исчезнут (см. также </w:t>
-      </w:r>
-      <w:hyperlink r:id="rId1037">
-        <w:r>
-          <w:rPr>
-            <w:lang w:val="ru_RU" w:bidi="ru_RU"/>
-          </w:rPr>
-          <w:rPr>
-            <w:color w:val="0000EE"/>
-            <w:u w:val="single"/>
-          </w:rPr>
-          <w:t>Пс.101:26–27</w:t>
-        </w:r>
-      </w:hyperlink>
-      <w:r>
-        <w:rPr>
-          <w:lang w:val="ru_RU" w:bidi="ru_RU"/>
-        </w:rPr>
-        <w:t xml:space="preserve">; </w:t>
-      </w:r>
-      <w:hyperlink r:id="rId1038">
-        <w:r>
-          <w:rPr>
-            <w:lang w:val="ru_RU" w:bidi="ru_RU"/>
-          </w:rPr>
-          <w:rPr>
-            <w:color w:val="0000EE"/>
-            <w:u w:val="single"/>
-          </w:rPr>
-          <w:t>Ис.40:6–8</w:t>
-        </w:r>
-      </w:hyperlink>
-      <w:r>
-        <w:rPr>
-          <w:lang w:val="ru_RU" w:bidi="ru_RU"/>
-        </w:rPr>
-        <w:t xml:space="preserve">; </w:t>
-      </w:r>
-      <w:hyperlink r:id="rId1039">
-        <w:r>
-          <w:rPr>
-            <w:lang w:val="ru_RU" w:bidi="ru_RU"/>
-          </w:rPr>
-          <w:rPr>
-            <w:color w:val="0000EE"/>
-            <w:u w:val="single"/>
-          </w:rPr>
-          <w:t>51:6</w:t>
-        </w:r>
-      </w:hyperlink>
-      <w:r>
-        <w:rPr>
-          <w:lang w:val="ru_RU" w:bidi="ru_RU"/>
-        </w:rPr>
-        <w:t xml:space="preserve">; </w:t>
-      </w:r>
-      <w:hyperlink r:id="rId1040">
-        <w:r>
-          <w:rPr>
-            <w:lang w:val="ru_RU" w:bidi="ru_RU"/>
-          </w:rPr>
-          <w:rPr>
-            <w:color w:val="0000EE"/>
-            <w:u w:val="single"/>
-          </w:rPr>
-          <w:t>Мф.5:18</w:t>
-        </w:r>
-      </w:hyperlink>
-      <w:r>
-        <w:rPr>
-          <w:lang w:val="ru_RU" w:bidi="ru_RU"/>
-        </w:rPr>
-        <w:t xml:space="preserve">; </w:t>
-      </w:r>
-      <w:hyperlink r:id="rId1041">
-        <w:r>
-          <w:rPr>
-            <w:lang w:val="ru_RU" w:bidi="ru_RU"/>
-          </w:rPr>
-          <w:rPr>
-            <w:color w:val="0000EE"/>
-            <w:u w:val="single"/>
-          </w:rPr>
-          <w:t>Лк.16:17</w:t>
-        </w:r>
-      </w:hyperlink>
-      <w:r>
-        <w:rPr>
-          <w:lang w:val="ru_RU" w:bidi="ru_RU"/>
-        </w:rPr>
-        <w:t xml:space="preserve">; </w:t>
-      </w:r>
-      <w:hyperlink r:id="rId1042">
-        <w:r>
-          <w:rPr>
-            <w:lang w:val="ru_RU" w:bidi="ru_RU"/>
-          </w:rPr>
-          <w:rPr>
-            <w:color w:val="0000EE"/>
-            <w:u w:val="single"/>
-          </w:rPr>
-          <w:t>2 Петр.3:7</w:t>
-        </w:r>
-      </w:hyperlink>
-      <w:r>
-        <w:rPr>
-          <w:lang w:val="ru_RU" w:bidi="ru_RU"/>
-        </w:rPr>
-        <w:t>,</w:t>
-      </w:r>
-      <w:hyperlink r:id="rId1043">
-        <w:r>
-          <w:rPr>
-            <w:lang w:val="ru_RU" w:bidi="ru_RU"/>
-          </w:rPr>
-          <w:rPr>
-            <w:color w:val="0000EE"/>
-            <w:u w:val="single"/>
-          </w:rPr>
-          <w:t>10</w:t>
-        </w:r>
-      </w:hyperlink>
-      <w:r>
-        <w:rPr>
-          <w:lang w:val="ru_RU" w:bidi="ru_RU"/>
-        </w:rPr>
-        <w:t xml:space="preserve">; </w:t>
-      </w:r>
-      <w:hyperlink r:id="rId1044">
-        <w:r>
-          <w:rPr>
-            <w:lang w:val="ru_RU" w:bidi="ru_RU"/>
-          </w:rPr>
-          <w:rPr>
-            <w:color w:val="0000EE"/>
-            <w:u w:val="single"/>
-          </w:rPr>
-          <w:t>Откр.20:11</w:t>
-        </w:r>
-      </w:hyperlink>
-      <w:r>
-        <w:rPr>
-          <w:lang w:val="ru_RU" w:bidi="ru_RU"/>
-        </w:rPr>
-        <w:t>), тогда как слова Иисуса никогда не исчезнут.</w:t>
-      </w:r>
-      <w:r>
-        <w:rPr>
-          <w:lang w:val="ru_RU" w:bidi="ru_RU"/>
-        </w:rPr>
-      </w:r>
-      <w:r>
-        <w:rPr>
-          <w:lang w:val="ru_RU" w:bidi="ru_RU"/>
-        </w:rPr>
-      </w:r>
-    </w:p>
-    <w:p>
-      <w:pPr/>
-      <w:r>
-        <w:rPr>
-          <w:lang w:val="ru_RU" w:bidi="ru_RU"/>
-        </w:rPr>
-      </w:r>
-    </w:p>
-    <w:p>
-      <w:pPr>
-        <w:pStyle w:val="Heading2"/>
-      </w:pPr>
-      <w:r>
-        <w:rPr>
-          <w:lang w:val="ru_RU" w:bidi="ru_RU"/>
-        </w:rPr>
         <w:t>Марка 13:32</w:t>
       </w:r>
       <w:r>
@@ -51111,7 +51111,7 @@
         </w:rPr>
         <w:t xml:space="preserve">(ср. </w:t>
       </w:r>
-      <w:hyperlink r:id="rId1045">
+      <w:hyperlink r:id="rId1046">
         <w:r>
           <w:rPr>
             <w:lang w:val="ru_RU" w:bidi="ru_RU"/>
@@ -51141,7 +51141,7 @@
         </w:rPr>
         <w:t xml:space="preserve"> (</w:t>
       </w:r>
-      <w:hyperlink r:id="rId1006">
+      <w:hyperlink r:id="rId1007">
         <w:r>
           <w:rPr>
             <w:lang w:val="ru_RU" w:bidi="ru_RU"/>
@@ -51214,7 +51214,7 @@
         </w:rPr>
         <w:t xml:space="preserve"> (</w:t>
       </w:r>
-      <w:hyperlink r:id="rId1046">
+      <w:hyperlink r:id="rId1047">
         <w:r>
           <w:rPr>
             <w:lang w:val="ru_RU" w:bidi="ru_RU"/>
@@ -51232,7 +51232,7 @@
         </w:rPr>
         <w:t xml:space="preserve">; </w:t>
       </w:r>
-      <w:hyperlink r:id="rId711">
+      <w:hyperlink r:id="rId712">
         <w:r>
           <w:rPr>
             <w:lang w:val="ru_RU" w:bidi="ru_RU"/>
@@ -51304,7 +51304,7 @@
         </w:rPr>
         <w:t xml:space="preserve"> </w:t>
       </w:r>
-      <w:hyperlink r:id="rId1047">
+      <w:hyperlink r:id="rId1048">
         <w:r>
           <w:rPr>
             <w:lang w:val="ru_RU" w:bidi="ru_RU"/>
@@ -51334,7 +51334,7 @@
         </w:rPr>
         <w:t xml:space="preserve">из отрывка </w:t>
       </w:r>
-      <w:hyperlink r:id="rId958">
+      <w:hyperlink r:id="rId959">
         <w:r>
           <w:rPr>
             <w:lang w:val="ru_RU" w:bidi="ru_RU"/>
@@ -51358,6 +51358,24 @@
         </w:rPr>
         <w:t xml:space="preserve">, так и отрывок </w:t>
       </w:r>
+      <w:hyperlink r:id="rId927">
+        <w:r>
+          <w:rPr>
+            <w:lang w:val="ru_RU" w:bidi="ru_RU"/>
+          </w:rPr>
+          <w:rPr>
+            <w:color w:val="0000EE"/>
+            <w:u w:val="single"/>
+          </w:rPr>
+          <w:t>13:32–37</w:t>
+        </w:r>
+      </w:hyperlink>
+      <w:r>
+        <w:rPr>
+          <w:lang w:val="ru_RU" w:bidi="ru_RU"/>
+        </w:rPr>
+        <w:t xml:space="preserve"> продолжает тему из отрывка </w:t>
+      </w:r>
       <w:hyperlink r:id="rId926">
         <w:r>
           <w:rPr>
@@ -51367,24 +51385,6 @@
             <w:color w:val="0000EE"/>
             <w:u w:val="single"/>
           </w:rPr>
-          <w:t>13:32–37</w:t>
-        </w:r>
-      </w:hyperlink>
-      <w:r>
-        <w:rPr>
-          <w:lang w:val="ru_RU" w:bidi="ru_RU"/>
-        </w:rPr>
-        <w:t xml:space="preserve"> продолжает тему из отрывка </w:t>
-      </w:r>
-      <w:hyperlink r:id="rId925">
-        <w:r>
-          <w:rPr>
-            <w:lang w:val="ru_RU" w:bidi="ru_RU"/>
-          </w:rPr>
-          <w:rPr>
-            <w:color w:val="0000EE"/>
-            <w:u w:val="single"/>
-          </w:rPr>
           <w:t>13:24–27</w:t>
         </w:r>
       </w:hyperlink>
@@ -51394,7 +51394,7 @@
         </w:rPr>
         <w:t xml:space="preserve"> и говорит о втором пришествии Иисуса Христа. Вступительное предупреждение о том, что не нужно строить домыслы относительно конца времён (</w:t>
       </w:r>
-      <w:hyperlink r:id="rId711">
+      <w:hyperlink r:id="rId712">
         <w:r>
           <w:rPr>
             <w:lang w:val="ru_RU" w:bidi="ru_RU"/>
@@ -51412,7 +51412,7 @@
         </w:rPr>
         <w:t>), сопровождается предупреждением бодрствовать, потому что никто не знает, когда эти события произойдут (</w:t>
       </w:r>
-      <w:hyperlink r:id="rId1048">
+      <w:hyperlink r:id="rId1049">
         <w:r>
           <w:rPr>
             <w:lang w:val="ru_RU" w:bidi="ru_RU"/>
@@ -51430,7 +51430,7 @@
         </w:rPr>
         <w:t>). Притча напоминает о необходимости быть готовыми к возвращению Господа Иисуса Христа (</w:t>
       </w:r>
-      <w:hyperlink r:id="rId1049">
+      <w:hyperlink r:id="rId1050">
         <w:r>
           <w:rPr>
             <w:lang w:val="ru_RU" w:bidi="ru_RU"/>
@@ -51460,7 +51460,7 @@
         </w:rPr>
         <w:t>(</w:t>
       </w:r>
-      <w:hyperlink r:id="rId1050">
+      <w:hyperlink r:id="rId1051">
         <w:r>
           <w:rPr>
             <w:lang w:val="ru_RU" w:bidi="ru_RU"/>
@@ -51490,7 +51490,7 @@
         </w:rPr>
         <w:t>бодрствовать (</w:t>
       </w:r>
-      <w:hyperlink r:id="rId1051">
+      <w:hyperlink r:id="rId1052">
         <w:r>
           <w:rPr>
             <w:lang w:val="ru_RU" w:bidi="ru_RU"/>
@@ -51604,7 +51604,7 @@
         </w:rPr>
         <w:t xml:space="preserve">Смысл истории не в том, что возвращение Господа неопределённо или незапланированно (см. </w:t>
       </w:r>
-      <w:hyperlink r:id="rId1052">
+      <w:hyperlink r:id="rId1053">
         <w:r>
           <w:rPr>
             <w:lang w:val="ru_RU" w:bidi="ru_RU"/>
@@ -51622,7 +51622,7 @@
         </w:rPr>
         <w:t xml:space="preserve">; </w:t>
       </w:r>
-      <w:hyperlink r:id="rId1053">
+      <w:hyperlink r:id="rId1054">
         <w:r>
           <w:rPr>
             <w:lang w:val="ru_RU" w:bidi="ru_RU"/>
@@ -51640,7 +51640,7 @@
         </w:rPr>
         <w:t xml:space="preserve">; </w:t>
       </w:r>
-      <w:hyperlink r:id="rId1054">
+      <w:hyperlink r:id="rId1055">
         <w:r>
           <w:rPr>
             <w:lang w:val="ru_RU" w:bidi="ru_RU"/>
@@ -51658,7 +51658,7 @@
         </w:rPr>
         <w:t xml:space="preserve">; </w:t>
       </w:r>
-      <w:hyperlink r:id="rId1055">
+      <w:hyperlink r:id="rId1056">
         <w:r>
           <w:rPr>
             <w:lang w:val="ru_RU" w:bidi="ru_RU"/>
@@ -51786,7 +51786,7 @@
         </w:rPr>
         <w:t xml:space="preserve">Этот отрывок, изначально адресованный ученикам («вам», см. также </w:t>
       </w:r>
-      <w:hyperlink r:id="rId963">
+      <w:hyperlink r:id="rId964">
         <w:r>
           <w:rPr>
             <w:lang w:val="ru_RU" w:bidi="ru_RU"/>
@@ -51840,7 +51840,7 @@
         </w:rPr>
         <w:t xml:space="preserve">отя в </w:t>
       </w:r>
-      <w:hyperlink r:id="rId926">
+      <w:hyperlink r:id="rId927">
         <w:r>
           <w:rPr>
             <w:lang w:val="ru_RU" w:bidi="ru_RU"/>
@@ -51882,7 +51882,7 @@
         </w:rPr>
         <w:t xml:space="preserve"> (</w:t>
       </w:r>
-      <w:hyperlink r:id="rId1056">
+      <w:hyperlink r:id="rId1057">
         <w:r>
           <w:rPr>
             <w:lang w:val="ru_RU" w:bidi="ru_RU"/>
@@ -51913,7 +51913,7 @@
         </w:rPr>
         <w:t xml:space="preserve"> (в переводе с арамейского «Гряди, Господи Иисусе», см. </w:t>
       </w:r>
-      <w:hyperlink r:id="rId1015">
+      <w:hyperlink r:id="rId1016">
         <w:r>
           <w:rPr>
             <w:lang w:val="ru_RU" w:bidi="ru_RU"/>
@@ -51931,7 +51931,7 @@
         </w:rPr>
         <w:t xml:space="preserve">; </w:t>
       </w:r>
-      <w:hyperlink r:id="rId1016">
+      <w:hyperlink r:id="rId1017">
         <w:r>
           <w:rPr>
             <w:lang w:val="ru_RU" w:bidi="ru_RU"/>
@@ -51949,7 +51949,7 @@
         </w:rPr>
         <w:t>), и до сих пор мы все с нетерпением ожидаем Его явления (</w:t>
       </w:r>
-      <w:hyperlink r:id="rId1057">
+      <w:hyperlink r:id="rId1058">
         <w:r>
           <w:rPr>
             <w:lang w:val="ru_RU" w:bidi="ru_RU"/>
@@ -52165,74 +52165,74 @@
         </w:rPr>
         <w:t>История о том, как Иисуса помазала женщина в Вифании (</w:t>
       </w:r>
+      <w:hyperlink r:id="rId732">
+        <w:r>
+          <w:rPr>
+            <w:lang w:val="ru_RU" w:bidi="ru_RU"/>
+          </w:rPr>
+          <w:rPr>
+            <w:color w:val="0000EE"/>
+            <w:u w:val="single"/>
+          </w:rPr>
+          <w:t>14:3–9</w:t>
+        </w:r>
+      </w:hyperlink>
+      <w:r>
+        <w:rPr>
+          <w:lang w:val="ru_RU" w:bidi="ru_RU"/>
+        </w:rPr>
+        <w:t xml:space="preserve">) создаёт атмосферу для последующих событий. Описание этого события в Евангелии от </w:t>
+      </w:r>
+      <w:hyperlink r:id="rId187">
+        <w:r>
+          <w:rPr>
+            <w:lang w:val="ru_RU" w:bidi="ru_RU"/>
+          </w:rPr>
+          <w:rPr>
+            <w:color w:val="0000EE"/>
+            <w:u w:val="single"/>
+          </w:rPr>
+          <w:t>Луки 7:36–50</w:t>
+        </w:r>
+      </w:hyperlink>
+      <w:r>
+        <w:rPr>
+          <w:lang w:val="ru_RU" w:bidi="ru_RU"/>
+        </w:rPr>
+        <w:t xml:space="preserve"> значительно отличается и, возможно, там описано другое событие. Этот случай произошёл в Вифании</w:t>
+      </w:r>
+      <w:r>
+        <w:rPr>
+          <w:i/>
+          <w:lang w:val="ru_RU" w:bidi="ru_RU"/>
+        </w:rPr>
+        <w:t>,</w:t>
+      </w:r>
+      <w:r>
+        <w:rPr>
+          <w:lang w:val="ru_RU" w:bidi="ru_RU"/>
+        </w:rPr>
+        <w:t xml:space="preserve"> в трёх километрах к востоку от Иерусалима на нижнем восточном склоне Елеонской горы, где Иисус, по-видимому, останавливался, когда был в Иудее (</w:t>
+      </w:r>
+      <w:hyperlink r:id="rId795">
+        <w:r>
+          <w:rPr>
+            <w:lang w:val="ru_RU" w:bidi="ru_RU"/>
+          </w:rPr>
+          <w:rPr>
+            <w:color w:val="0000EE"/>
+            <w:u w:val="single"/>
+          </w:rPr>
+          <w:t>Мк.11:1</w:t>
+        </w:r>
+      </w:hyperlink>
+      <w:r>
+        <w:rPr>
+          <w:lang w:val="ru_RU" w:bidi="ru_RU"/>
+        </w:rPr>
+        <w:t>,</w:t>
+      </w:r>
       <w:hyperlink r:id="rId731">
-        <w:r>
-          <w:rPr>
-            <w:lang w:val="ru_RU" w:bidi="ru_RU"/>
-          </w:rPr>
-          <w:rPr>
-            <w:color w:val="0000EE"/>
-            <w:u w:val="single"/>
-          </w:rPr>
-          <w:t>14:3–9</w:t>
-        </w:r>
-      </w:hyperlink>
-      <w:r>
-        <w:rPr>
-          <w:lang w:val="ru_RU" w:bidi="ru_RU"/>
-        </w:rPr>
-        <w:t xml:space="preserve">) создаёт атмосферу для последующих событий. Описание этого события в Евангелии от </w:t>
-      </w:r>
-      <w:hyperlink r:id="rId187">
-        <w:r>
-          <w:rPr>
-            <w:lang w:val="ru_RU" w:bidi="ru_RU"/>
-          </w:rPr>
-          <w:rPr>
-            <w:color w:val="0000EE"/>
-            <w:u w:val="single"/>
-          </w:rPr>
-          <w:t>Луки 7:36–50</w:t>
-        </w:r>
-      </w:hyperlink>
-      <w:r>
-        <w:rPr>
-          <w:lang w:val="ru_RU" w:bidi="ru_RU"/>
-        </w:rPr>
-        <w:t xml:space="preserve"> значительно отличается и, возможно, там описано другое событие. Этот случай произошёл в Вифании</w:t>
-      </w:r>
-      <w:r>
-        <w:rPr>
-          <w:i/>
-          <w:lang w:val="ru_RU" w:bidi="ru_RU"/>
-        </w:rPr>
-        <w:t>,</w:t>
-      </w:r>
-      <w:r>
-        <w:rPr>
-          <w:lang w:val="ru_RU" w:bidi="ru_RU"/>
-        </w:rPr>
-        <w:t xml:space="preserve"> в трёх километрах к востоку от Иерусалима на нижнем восточном склоне Елеонской горы, где Иисус, по-видимому, останавливался, когда был в Иудее (</w:t>
-      </w:r>
-      <w:hyperlink r:id="rId794">
-        <w:r>
-          <w:rPr>
-            <w:lang w:val="ru_RU" w:bidi="ru_RU"/>
-          </w:rPr>
-          <w:rPr>
-            <w:color w:val="0000EE"/>
-            <w:u w:val="single"/>
-          </w:rPr>
-          <w:t>Мк.11:1</w:t>
-        </w:r>
-      </w:hyperlink>
-      <w:r>
-        <w:rPr>
-          <w:lang w:val="ru_RU" w:bidi="ru_RU"/>
-        </w:rPr>
-        <w:t>,</w:t>
-      </w:r>
-      <w:hyperlink r:id="rId730">
         <w:r>
           <w:rPr>
             <w:lang w:val="ru_RU" w:bidi="ru_RU"/>
@@ -52318,7 +52318,7 @@
         </w:rPr>
         <w:t xml:space="preserve"> (см. </w:t>
       </w:r>
-      <w:hyperlink r:id="rId1058">
+      <w:hyperlink r:id="rId1059">
         <w:r>
           <w:rPr>
             <w:lang w:val="ru_RU" w:bidi="ru_RU"/>
@@ -52336,7 +52336,7 @@
         </w:rPr>
         <w:t xml:space="preserve">) разбила горлышко запечатанного алавастрового сосуда, в котором находилось очень дорогое ароматное масло (из чистого нарда), и вылила всё это масло на голову Иисуса (см. </w:t>
       </w:r>
-      <w:hyperlink r:id="rId1059">
+      <w:hyperlink r:id="rId1060">
         <w:r>
           <w:rPr>
             <w:lang w:val="ru_RU" w:bidi="ru_RU"/>
@@ -52354,7 +52354,7 @@
         </w:rPr>
         <w:t xml:space="preserve">; </w:t>
       </w:r>
-      <w:hyperlink r:id="rId1060">
+      <w:hyperlink r:id="rId1061">
         <w:r>
           <w:rPr>
             <w:lang w:val="ru_RU" w:bidi="ru_RU"/>
@@ -52420,7 +52420,7 @@
         </w:rPr>
         <w:t xml:space="preserve">Некоторые люди (ср. </w:t>
       </w:r>
-      <w:hyperlink r:id="rId1061">
+      <w:hyperlink r:id="rId1062">
         <w:r>
           <w:rPr>
             <w:lang w:val="ru_RU" w:bidi="ru_RU"/>
@@ -52438,7 +52438,7 @@
         </w:rPr>
         <w:t xml:space="preserve">; </w:t>
       </w:r>
-      <w:hyperlink r:id="rId1062">
+      <w:hyperlink r:id="rId1063">
         <w:r>
           <w:rPr>
             <w:lang w:val="ru_RU" w:bidi="ru_RU"/>
@@ -52642,7 +52642,7 @@
         </w:rPr>
         <w:t xml:space="preserve"> (</w:t>
       </w:r>
-      <w:hyperlink r:id="rId1063">
+      <w:hyperlink r:id="rId1064">
         <w:r>
           <w:rPr>
             <w:lang w:val="ru_RU" w:bidi="ru_RU"/>
@@ -52720,7 +52720,7 @@
         </w:rPr>
         <w:t>(</w:t>
       </w:r>
-      <w:hyperlink r:id="rId1064">
+      <w:hyperlink r:id="rId1065">
         <w:r>
           <w:rPr>
             <w:lang w:val="ru_RU" w:bidi="ru_RU"/>
@@ -52738,7 +52738,7 @@
         </w:rPr>
         <w:t xml:space="preserve">; </w:t>
       </w:r>
-      <w:hyperlink r:id="rId1065">
+      <w:hyperlink r:id="rId1066">
         <w:r>
           <w:rPr>
             <w:lang w:val="ru_RU" w:bidi="ru_RU"/>
@@ -52756,7 +52756,7 @@
         </w:rPr>
         <w:t>,</w:t>
       </w:r>
-      <w:hyperlink r:id="rId1066">
+      <w:hyperlink r:id="rId1067">
         <w:r>
           <w:rPr>
             <w:lang w:val="ru_RU" w:bidi="ru_RU"/>
@@ -52822,7 +52822,7 @@
         </w:rPr>
         <w:t>Пасхальный ягнёнок приносится в жертву вечером, при наступлении сумерек, 14-го дня месяца Нисан (</w:t>
       </w:r>
-      <w:hyperlink r:id="rId1067">
+      <w:hyperlink r:id="rId1068">
         <w:r>
           <w:rPr>
             <w:lang w:val="ru_RU" w:bidi="ru_RU"/>
@@ -52894,7 +52894,7 @@
         </w:rPr>
         <w:t>Подготовка к еврейской пасхальной трапезе (</w:t>
       </w:r>
-      <w:hyperlink r:id="rId1068">
+      <w:hyperlink r:id="rId1069">
         <w:r>
           <w:rPr>
             <w:lang w:val="ru_RU" w:bidi="ru_RU"/>
@@ -52960,7 +52960,7 @@
         </w:rPr>
         <w:t>(</w:t>
       </w:r>
-      <w:hyperlink r:id="rId1069">
+      <w:hyperlink r:id="rId1070">
         <w:r>
           <w:rPr>
             <w:lang w:val="ru_RU" w:bidi="ru_RU"/>
@@ -52978,7 +52978,7 @@
         </w:rPr>
         <w:t>,</w:t>
       </w:r>
-      <w:hyperlink r:id="rId666">
+      <w:hyperlink r:id="rId667">
         <w:r>
           <w:rPr>
             <w:lang w:val="ru_RU" w:bidi="ru_RU"/>
@@ -52996,7 +52996,7 @@
         </w:rPr>
         <w:t>,</w:t>
       </w:r>
-      <w:hyperlink r:id="rId1070">
+      <w:hyperlink r:id="rId1071">
         <w:r>
           <w:rPr>
             <w:lang w:val="ru_RU" w:bidi="ru_RU"/>
@@ -53014,7 +53014,7 @@
         </w:rPr>
         <w:t xml:space="preserve">; </w:t>
       </w:r>
-      <w:hyperlink r:id="rId1071">
+      <w:hyperlink r:id="rId1072">
         <w:r>
           <w:rPr>
             <w:lang w:val="ru_RU" w:bidi="ru_RU"/>
@@ -53032,7 +53032,7 @@
         </w:rPr>
         <w:t xml:space="preserve">; </w:t>
       </w:r>
-      <w:hyperlink r:id="rId1072">
+      <w:hyperlink r:id="rId1073">
         <w:r>
           <w:rPr>
             <w:lang w:val="ru_RU" w:bidi="ru_RU"/>
@@ -53050,7 +53050,7 @@
         </w:rPr>
         <w:t>,</w:t>
       </w:r>
-      <w:hyperlink r:id="rId1073">
+      <w:hyperlink r:id="rId1074">
         <w:r>
           <w:rPr>
             <w:lang w:val="ru_RU" w:bidi="ru_RU"/>
@@ -53068,7 +53068,7 @@
         </w:rPr>
         <w:t>,</w:t>
       </w:r>
-      <w:hyperlink r:id="rId1074">
+      <w:hyperlink r:id="rId1075">
         <w:r>
           <w:rPr>
             <w:lang w:val="ru_RU" w:bidi="ru_RU"/>
@@ -53086,7 +53086,7 @@
         </w:rPr>
         <w:t>,</w:t>
       </w:r>
-      <w:hyperlink r:id="rId1075">
+      <w:hyperlink r:id="rId1076">
         <w:r>
           <w:rPr>
             <w:lang w:val="ru_RU" w:bidi="ru_RU"/>
@@ -53104,7 +53104,7 @@
         </w:rPr>
         <w:t xml:space="preserve">; ср. </w:t>
       </w:r>
-      <w:hyperlink r:id="rId1076">
+      <w:hyperlink r:id="rId1077">
         <w:r>
           <w:rPr>
             <w:lang w:val="ru_RU" w:bidi="ru_RU"/>
@@ -53122,7 +53122,7 @@
         </w:rPr>
         <w:t xml:space="preserve">; </w:t>
       </w:r>
-      <w:hyperlink r:id="rId1077">
+      <w:hyperlink r:id="rId1078">
         <w:r>
           <w:rPr>
             <w:lang w:val="ru_RU" w:bidi="ru_RU"/>
@@ -53140,7 +53140,7 @@
         </w:rPr>
         <w:t xml:space="preserve">). Многие паломники праздновали еврейскую Пасху в Иерусалиме, где находился Храм Бога (см. </w:t>
       </w:r>
-      <w:hyperlink r:id="rId1078">
+      <w:hyperlink r:id="rId1079">
         <w:r>
           <w:rPr>
             <w:lang w:val="ru_RU" w:bidi="ru_RU"/>
@@ -53206,7 +53206,7 @@
         </w:rPr>
         <w:t xml:space="preserve">Иисус даёт ученикам указания, похожие на те, что были в </w:t>
       </w:r>
-      <w:hyperlink r:id="rId1079">
+      <w:hyperlink r:id="rId1080">
         <w:r>
           <w:rPr>
             <w:lang w:val="ru_RU" w:bidi="ru_RU"/>
@@ -53249,7 +53249,7 @@
         </w:rPr>
         <w:t>(</w:t>
       </w:r>
-      <w:hyperlink r:id="rId1080">
+      <w:hyperlink r:id="rId1081">
         <w:r>
           <w:rPr>
             <w:lang w:val="ru_RU" w:bidi="ru_RU"/>
@@ -53315,169 +53315,169 @@
         </w:rPr>
         <w:t xml:space="preserve"> «Двенадцать» — это группа из двенадцати учеников Иисуса; десять пришли с Иисусом, а двое уже всех ждали в доме (</w:t>
       </w:r>
+      <w:hyperlink r:id="rId1082">
+        <w:r>
+          <w:rPr>
+            <w:lang w:val="ru_RU" w:bidi="ru_RU"/>
+          </w:rPr>
+          <w:rPr>
+            <w:color w:val="0000EE"/>
+            <w:u w:val="single"/>
+          </w:rPr>
+          <w:t>14:13</w:t>
+        </w:r>
+      </w:hyperlink>
+      <w:r>
+        <w:rPr>
+          <w:lang w:val="ru_RU" w:bidi="ru_RU"/>
+        </w:rPr>
+        <w:t>).</w:t>
+      </w:r>
+      <w:r>
+        <w:rPr>
+          <w:lang w:val="ru_RU" w:bidi="ru_RU"/>
+        </w:rPr>
+      </w:r>
+      <w:r>
+        <w:rPr>
+          <w:lang w:val="ru_RU" w:bidi="ru_RU"/>
+        </w:rPr>
+      </w:r>
+    </w:p>
+    <w:p>
+      <w:pPr/>
+      <w:r>
+        <w:rPr>
+          <w:lang w:val="ru_RU" w:bidi="ru_RU"/>
+        </w:rPr>
+      </w:r>
+    </w:p>
+    <w:p>
+      <w:pPr>
+        <w:pStyle w:val="Heading2"/>
+      </w:pPr>
+      <w:r>
+        <w:rPr>
+          <w:lang w:val="ru_RU" w:bidi="ru_RU"/>
+        </w:rPr>
+        <w:t>Марка 14:18</w:t>
+      </w:r>
+      <w:r>
+        <w:rPr>
+          <w:lang w:val="ru_RU" w:bidi="ru_RU"/>
+        </w:rPr>
+      </w:r>
+    </w:p>
+    <w:p>
+      <w:pPr/>
+      <w:r>
+        <w:rPr>
+          <w:lang w:val="ru_RU" w:bidi="ru_RU"/>
+        </w:rPr>
+      </w:r>
+      <w:r>
+        <w:rPr>
+          <w:lang w:val="ru_RU" w:bidi="ru_RU"/>
+        </w:rPr>
+        <w:t xml:space="preserve">«Когда они возлежали и ели» — </w:t>
+      </w:r>
+      <w:r>
+        <w:rPr>
+          <w:lang w:val="ru_RU" w:bidi="ru_RU"/>
+        </w:rPr>
+        <w:t xml:space="preserve">пасху, как и другие праздничные трапезы, ели лёжа. Во время пасхальной трапезы кто-нибудь (обычно младший сын) спрашивал хозяина: «Чем этот вечер отличается от других?» Затем отец или хозяин дома рассказывал истории о Пасхе и Исходе евреев из Египта </w:t>
+      </w:r>
+      <w:r>
+        <w:rPr>
+          <w:lang w:val="ru_RU" w:bidi="ru_RU"/>
+        </w:rPr>
+        <w:t>(</w:t>
+      </w:r>
+      <w:hyperlink r:id="rId1083">
+        <w:r>
+          <w:rPr>
+            <w:lang w:val="ru_RU" w:bidi="ru_RU"/>
+          </w:rPr>
+          <w:rPr>
+            <w:color w:val="0000EE"/>
+            <w:u w:val="single"/>
+          </w:rPr>
+          <w:t>Втор.26:5–9</w:t>
+        </w:r>
+      </w:hyperlink>
+      <w:r>
+        <w:rPr>
+          <w:lang w:val="ru_RU" w:bidi="ru_RU"/>
+        </w:rPr>
+        <w:t>). Еда на пасхальном ужине носила символический характер. Пасхальный ягнёнок напоминал о крови жертвенных ягнят, которая защищали дома израильтян от ангела смерти, который лишил жизни первенцев в Египте (</w:t>
+      </w:r>
+      <w:hyperlink r:id="rId1084">
+        <w:r>
+          <w:rPr>
+            <w:lang w:val="ru_RU" w:bidi="ru_RU"/>
+          </w:rPr>
+          <w:rPr>
+            <w:color w:val="0000EE"/>
+            <w:u w:val="single"/>
+          </w:rPr>
+          <w:t>Исх.12:28–30</w:t>
+        </w:r>
+      </w:hyperlink>
+      <w:r>
+        <w:rPr>
+          <w:lang w:val="ru_RU" w:bidi="ru_RU"/>
+        </w:rPr>
+        <w:t>). Пресный хлеб напоминал о быстром уходе Божьего народа (</w:t>
+      </w:r>
+      <w:hyperlink r:id="rId1085">
+        <w:r>
+          <w:rPr>
+            <w:lang w:val="ru_RU" w:bidi="ru_RU"/>
+          </w:rPr>
+          <w:rPr>
+            <w:color w:val="0000EE"/>
+            <w:u w:val="single"/>
+          </w:rPr>
+          <w:t>Исх.12:31–34</w:t>
+        </w:r>
+      </w:hyperlink>
+      <w:r>
+        <w:rPr>
+          <w:lang w:val="ru_RU" w:bidi="ru_RU"/>
+        </w:rPr>
+        <w:t>,</w:t>
+      </w:r>
+      <w:hyperlink r:id="rId1086">
+        <w:r>
+          <w:rPr>
+            <w:lang w:val="ru_RU" w:bidi="ru_RU"/>
+          </w:rPr>
+          <w:rPr>
+            <w:color w:val="0000EE"/>
+            <w:u w:val="single"/>
+          </w:rPr>
+          <w:t>39</w:t>
+        </w:r>
+      </w:hyperlink>
+      <w:r>
+        <w:rPr>
+          <w:lang w:val="ru_RU" w:bidi="ru_RU"/>
+        </w:rPr>
+        <w:t xml:space="preserve">). Солёная вода </w:t>
+      </w:r>
+      <w:r>
+        <w:rPr>
+          <w:lang w:val="ru_RU" w:bidi="ru_RU"/>
+        </w:rPr>
+        <w:t>символизировала слёзы, которые они проливали во время перехода через Красное море, а горькие травы</w:t>
+      </w:r>
+      <w:r>
+        <w:rPr>
+          <w:lang w:val="ru_RU" w:bidi="ru_RU"/>
+        </w:rPr>
+        <w:t xml:space="preserve"> — их рабство. Четыре чаши вина символизировали четырёхкратное Божье обещание, написанное в </w:t>
+      </w:r>
       <w:hyperlink r:id="rId1081">
-        <w:r>
-          <w:rPr>
-            <w:lang w:val="ru_RU" w:bidi="ru_RU"/>
-          </w:rPr>
-          <w:rPr>
-            <w:color w:val="0000EE"/>
-            <w:u w:val="single"/>
-          </w:rPr>
-          <w:t>14:13</w:t>
-        </w:r>
-      </w:hyperlink>
-      <w:r>
-        <w:rPr>
-          <w:lang w:val="ru_RU" w:bidi="ru_RU"/>
-        </w:rPr>
-        <w:t>).</w:t>
-      </w:r>
-      <w:r>
-        <w:rPr>
-          <w:lang w:val="ru_RU" w:bidi="ru_RU"/>
-        </w:rPr>
-      </w:r>
-      <w:r>
-        <w:rPr>
-          <w:lang w:val="ru_RU" w:bidi="ru_RU"/>
-        </w:rPr>
-      </w:r>
-    </w:p>
-    <w:p>
-      <w:pPr/>
-      <w:r>
-        <w:rPr>
-          <w:lang w:val="ru_RU" w:bidi="ru_RU"/>
-        </w:rPr>
-      </w:r>
-    </w:p>
-    <w:p>
-      <w:pPr>
-        <w:pStyle w:val="Heading2"/>
-      </w:pPr>
-      <w:r>
-        <w:rPr>
-          <w:lang w:val="ru_RU" w:bidi="ru_RU"/>
-        </w:rPr>
-        <w:t>Марка 14:18</w:t>
-      </w:r>
-      <w:r>
-        <w:rPr>
-          <w:lang w:val="ru_RU" w:bidi="ru_RU"/>
-        </w:rPr>
-      </w:r>
-    </w:p>
-    <w:p>
-      <w:pPr/>
-      <w:r>
-        <w:rPr>
-          <w:lang w:val="ru_RU" w:bidi="ru_RU"/>
-        </w:rPr>
-      </w:r>
-      <w:r>
-        <w:rPr>
-          <w:lang w:val="ru_RU" w:bidi="ru_RU"/>
-        </w:rPr>
-        <w:t xml:space="preserve">«Когда они возлежали и ели» — </w:t>
-      </w:r>
-      <w:r>
-        <w:rPr>
-          <w:lang w:val="ru_RU" w:bidi="ru_RU"/>
-        </w:rPr>
-        <w:t xml:space="preserve">пасху, как и другие праздничные трапезы, ели лёжа. Во время пасхальной трапезы кто-нибудь (обычно младший сын) спрашивал хозяина: «Чем этот вечер отличается от других?» Затем отец или хозяин дома рассказывал истории о Пасхе и Исходе евреев из Египта </w:t>
-      </w:r>
-      <w:r>
-        <w:rPr>
-          <w:lang w:val="ru_RU" w:bidi="ru_RU"/>
-        </w:rPr>
-        <w:t>(</w:t>
-      </w:r>
-      <w:hyperlink r:id="rId1082">
-        <w:r>
-          <w:rPr>
-            <w:lang w:val="ru_RU" w:bidi="ru_RU"/>
-          </w:rPr>
-          <w:rPr>
-            <w:color w:val="0000EE"/>
-            <w:u w:val="single"/>
-          </w:rPr>
-          <w:t>Втор.26:5–9</w:t>
-        </w:r>
-      </w:hyperlink>
-      <w:r>
-        <w:rPr>
-          <w:lang w:val="ru_RU" w:bidi="ru_RU"/>
-        </w:rPr>
-        <w:t>). Еда на пасхальном ужине носила символический характер. Пасхальный ягнёнок напоминал о крови жертвенных ягнят, которая защищали дома израильтян от ангела смерти, который лишил жизни первенцев в Египте (</w:t>
-      </w:r>
-      <w:hyperlink r:id="rId1083">
-        <w:r>
-          <w:rPr>
-            <w:lang w:val="ru_RU" w:bidi="ru_RU"/>
-          </w:rPr>
-          <w:rPr>
-            <w:color w:val="0000EE"/>
-            <w:u w:val="single"/>
-          </w:rPr>
-          <w:t>Исх.12:28–30</w:t>
-        </w:r>
-      </w:hyperlink>
-      <w:r>
-        <w:rPr>
-          <w:lang w:val="ru_RU" w:bidi="ru_RU"/>
-        </w:rPr>
-        <w:t>). Пресный хлеб напоминал о быстром уходе Божьего народа (</w:t>
-      </w:r>
-      <w:hyperlink r:id="rId1084">
-        <w:r>
-          <w:rPr>
-            <w:lang w:val="ru_RU" w:bidi="ru_RU"/>
-          </w:rPr>
-          <w:rPr>
-            <w:color w:val="0000EE"/>
-            <w:u w:val="single"/>
-          </w:rPr>
-          <w:t>Исх.12:31–34</w:t>
-        </w:r>
-      </w:hyperlink>
-      <w:r>
-        <w:rPr>
-          <w:lang w:val="ru_RU" w:bidi="ru_RU"/>
-        </w:rPr>
-        <w:t>,</w:t>
-      </w:r>
-      <w:hyperlink r:id="rId1085">
-        <w:r>
-          <w:rPr>
-            <w:lang w:val="ru_RU" w:bidi="ru_RU"/>
-          </w:rPr>
-          <w:rPr>
-            <w:color w:val="0000EE"/>
-            <w:u w:val="single"/>
-          </w:rPr>
-          <w:t>39</w:t>
-        </w:r>
-      </w:hyperlink>
-      <w:r>
-        <w:rPr>
-          <w:lang w:val="ru_RU" w:bidi="ru_RU"/>
-        </w:rPr>
-        <w:t xml:space="preserve">). Солёная вода </w:t>
-      </w:r>
-      <w:r>
-        <w:rPr>
-          <w:lang w:val="ru_RU" w:bidi="ru_RU"/>
-        </w:rPr>
-        <w:t>символизировала слёзы, которые они проливали во время перехода через Красное море, а горькие травы</w:t>
-      </w:r>
-      <w:r>
-        <w:rPr>
-          <w:lang w:val="ru_RU" w:bidi="ru_RU"/>
-        </w:rPr>
-        <w:t xml:space="preserve"> — их рабство. Четыре чаши вина символизировали четырёхкратное Божье обещание, написанное в </w:t>
-      </w:r>
-      <w:hyperlink r:id="rId1080">
         <w:r>
           <w:rPr>
             <w:lang w:val="ru_RU" w:bidi="ru_RU"/>
@@ -53513,7 +53513,7 @@
         </w:rPr>
         <w:t xml:space="preserve">Предательство Иисуса было ужасным, и ужас этого предательства заключался в том, что предателем был один из тех, кто ел вместе с Ним за одним столом (см. </w:t>
       </w:r>
-      <w:hyperlink r:id="rId1086">
+      <w:hyperlink r:id="rId1087">
         <w:r>
           <w:rPr>
             <w:lang w:val="ru_RU" w:bidi="ru_RU"/>
@@ -53531,7 +53531,7 @@
         </w:rPr>
         <w:t xml:space="preserve">; </w:t>
       </w:r>
-      <w:hyperlink r:id="rId1087">
+      <w:hyperlink r:id="rId1088">
         <w:r>
           <w:rPr>
             <w:lang w:val="ru_RU" w:bidi="ru_RU"/>
@@ -53609,7 +53609,7 @@
         </w:rPr>
         <w:t xml:space="preserve"> (хотя читатель знал об этом с </w:t>
       </w:r>
-      <w:hyperlink r:id="rId1088">
+      <w:hyperlink r:id="rId1089">
         <w:r>
           <w:rPr>
             <w:lang w:val="ru_RU" w:bidi="ru_RU"/>
@@ -53693,7 +53693,7 @@
         </w:rPr>
         <w:t xml:space="preserve">. Иисус заранее знал, что это предательство является частью Божьего плана (ср. </w:t>
       </w:r>
-      <w:hyperlink r:id="rId694">
+      <w:hyperlink r:id="rId695">
         <w:r>
           <w:rPr>
             <w:lang w:val="ru_RU" w:bidi="ru_RU"/>
@@ -53711,7 +53711,7 @@
         </w:rPr>
         <w:t xml:space="preserve">) и что предатель уже осуждён. Иисус и авторы Евангелий не объясняют, как взаимодействует Божья суверенная воля и человеческая ответственность Иуды, хотя и первое, и второе заявляется бескомпромиссно (см. </w:t>
       </w:r>
-      <w:hyperlink r:id="rId1089">
+      <w:hyperlink r:id="rId1090">
         <w:r>
           <w:rPr>
             <w:lang w:val="ru_RU" w:bidi="ru_RU"/>
@@ -53845,7 +53845,7 @@
         </w:rPr>
         <w:t xml:space="preserve">Четвёртый взгляд заключается в том, что трапеза в первую очередь является воспоминанием, а хлеб и вино символизируют жертву Иисуса за нас. См. также </w:t>
       </w:r>
-      <w:hyperlink r:id="rId1090">
+      <w:hyperlink r:id="rId1091">
         <w:r>
           <w:rPr>
             <w:lang w:val="ru_RU" w:bidi="ru_RU"/>
@@ -53941,7 +53941,7 @@
         </w:rPr>
         <w:t xml:space="preserve">; </w:t>
       </w:r>
-      <w:hyperlink r:id="rId715">
+      <w:hyperlink r:id="rId716">
         <w:r>
           <w:rPr>
             <w:lang w:val="ru_RU" w:bidi="ru_RU"/>
@@ -53971,7 +53971,7 @@
         </w:rPr>
         <w:t>(</w:t>
       </w:r>
-      <w:hyperlink r:id="rId1091">
+      <w:hyperlink r:id="rId1092">
         <w:r>
           <w:rPr>
             <w:lang w:val="ru_RU" w:bidi="ru_RU"/>
@@ -53989,7 +53989,7 @@
         </w:rPr>
         <w:t xml:space="preserve">; </w:t>
       </w:r>
-      <w:hyperlink r:id="rId1092">
+      <w:hyperlink r:id="rId1093">
         <w:r>
           <w:rPr>
             <w:lang w:val="ru_RU" w:bidi="ru_RU"/>
@@ -54007,7 +54007,7 @@
         </w:rPr>
         <w:t xml:space="preserve">; см. </w:t>
       </w:r>
-      <w:hyperlink r:id="rId1093">
+      <w:hyperlink r:id="rId1094">
         <w:r>
           <w:rPr>
             <w:lang w:val="ru_RU" w:bidi="ru_RU"/>
@@ -54025,7 +54025,7 @@
         </w:rPr>
         <w:t xml:space="preserve">; </w:t>
       </w:r>
-      <w:hyperlink r:id="rId1094">
+      <w:hyperlink r:id="rId1095">
         <w:r>
           <w:rPr>
             <w:lang w:val="ru_RU" w:bidi="ru_RU"/>
@@ -54043,7 +54043,7 @@
         </w:rPr>
         <w:t xml:space="preserve">; </w:t>
       </w:r>
-      <w:hyperlink r:id="rId1095">
+      <w:hyperlink r:id="rId1096">
         <w:r>
           <w:rPr>
             <w:lang w:val="ru_RU" w:bidi="ru_RU"/>
@@ -54061,7 +54061,7 @@
         </w:rPr>
         <w:t xml:space="preserve">; </w:t>
       </w:r>
-      <w:hyperlink r:id="rId1096">
+      <w:hyperlink r:id="rId1097">
         <w:r>
           <w:rPr>
             <w:lang w:val="ru_RU" w:bidi="ru_RU"/>
@@ -54115,7 +54115,7 @@
         </w:rPr>
         <w:t xml:space="preserve">; </w:t>
       </w:r>
-      <w:hyperlink r:id="rId1097">
+      <w:hyperlink r:id="rId1098">
         <w:r>
           <w:rPr>
             <w:lang w:val="ru_RU" w:bidi="ru_RU"/>
@@ -54242,7 +54242,7 @@
         </w:rPr>
         <w:t>(</w:t>
       </w:r>
-      <w:hyperlink r:id="rId1098">
+      <w:hyperlink r:id="rId1099">
         <w:r>
           <w:rPr>
             <w:lang w:val="ru_RU" w:bidi="ru_RU"/>
@@ -54368,7 +54368,7 @@
         </w:rPr>
         <w:t xml:space="preserve">В стихе написаны слова ободрение и надежды, несмотря на пророчество о предательстве и смерти Иисуса. После воскресения из мёртвых Иисус встретил учеников в Галилее (см. </w:t>
       </w:r>
-      <w:hyperlink r:id="rId1099">
+      <w:hyperlink r:id="rId1100">
         <w:r>
           <w:rPr>
             <w:lang w:val="ru_RU" w:bidi="ru_RU"/>
@@ -54386,7 +54386,7 @@
         </w:rPr>
         <w:t xml:space="preserve">), где они были прощены и впоследствии продолжили своё апостольское служение (см. </w:t>
       </w:r>
-      <w:hyperlink r:id="rId1100">
+      <w:hyperlink r:id="rId1101">
         <w:r>
           <w:rPr>
             <w:lang w:val="ru_RU" w:bidi="ru_RU"/>
@@ -54518,7 +54518,7 @@
         </w:rPr>
         <w:t xml:space="preserve">Гефсимания (в переводе с арамейского означает «точило для маслин») существует до сих пор. Это оливковый сад, также называемый Гефсиманским садом в </w:t>
       </w:r>
-      <w:hyperlink r:id="rId1101">
+      <w:hyperlink r:id="rId1102">
         <w:r>
           <w:rPr>
             <w:lang w:val="ru_RU" w:bidi="ru_RU"/>
@@ -54536,7 +54536,7 @@
         </w:rPr>
         <w:t xml:space="preserve">, а в </w:t>
       </w:r>
-      <w:hyperlink r:id="rId1102">
+      <w:hyperlink r:id="rId1103">
         <w:r>
           <w:rPr>
             <w:lang w:val="ru_RU" w:bidi="ru_RU"/>
@@ -54602,7 +54602,7 @@
         </w:rPr>
         <w:t>Иисус пошёл вперёд с Петром, Иаковом и Иоанном (</w:t>
       </w:r>
-      <w:hyperlink r:id="rId1103">
+      <w:hyperlink r:id="rId1104">
         <w:r>
           <w:rPr>
             <w:lang w:val="ru_RU" w:bidi="ru_RU"/>
@@ -54620,7 +54620,7 @@
         </w:rPr>
         <w:t xml:space="preserve">; </w:t>
       </w:r>
-      <w:hyperlink r:id="rId1104">
+      <w:hyperlink r:id="rId1105">
         <w:r>
           <w:rPr>
             <w:lang w:val="ru_RU" w:bidi="ru_RU"/>
@@ -54704,7 +54704,7 @@
         </w:rPr>
         <w:t xml:space="preserve">Иисус пал на землю и молился, потому что сильно переживал (см. </w:t>
       </w:r>
-      <w:hyperlink r:id="rId1105">
+      <w:hyperlink r:id="rId1106">
         <w:r>
           <w:rPr>
             <w:lang w:val="ru_RU" w:bidi="ru_RU"/>
@@ -54722,7 +54722,7 @@
         </w:rPr>
         <w:t xml:space="preserve">; </w:t>
       </w:r>
-      <w:hyperlink r:id="rId1106">
+      <w:hyperlink r:id="rId1107">
         <w:r>
           <w:rPr>
             <w:lang w:val="ru_RU" w:bidi="ru_RU"/>
@@ -54740,7 +54740,7 @@
         </w:rPr>
         <w:t xml:space="preserve">; </w:t>
       </w:r>
-      <w:hyperlink r:id="rId1107">
+      <w:hyperlink r:id="rId1108">
         <w:r>
           <w:rPr>
             <w:lang w:val="ru_RU" w:bidi="ru_RU"/>
@@ -54758,7 +54758,7 @@
         </w:rPr>
         <w:t xml:space="preserve">; </w:t>
       </w:r>
-      <w:hyperlink r:id="rId1108">
+      <w:hyperlink r:id="rId1109">
         <w:r>
           <w:rPr>
             <w:lang w:val="ru_RU" w:bidi="ru_RU"/>
@@ -54819,7 +54819,7 @@
         </w:rPr>
         <w:t xml:space="preserve">, что указывает на Их близкие отношения (см. </w:t>
       </w:r>
-      <w:hyperlink r:id="rId1109">
+      <w:hyperlink r:id="rId1110">
         <w:r>
           <w:rPr>
             <w:lang w:val="ru_RU" w:bidi="ru_RU"/>
@@ -54897,7 +54897,7 @@
         </w:rPr>
         <w:t xml:space="preserve">; </w:t>
       </w:r>
-      <w:hyperlink r:id="rId1110">
+      <w:hyperlink r:id="rId1111">
         <w:r>
           <w:rPr>
             <w:lang w:val="ru_RU" w:bidi="ru_RU"/>
@@ -54915,7 +54915,7 @@
         </w:rPr>
         <w:t xml:space="preserve">; </w:t>
       </w:r>
-      <w:hyperlink r:id="rId1111">
+      <w:hyperlink r:id="rId1112">
         <w:r>
           <w:rPr>
             <w:lang w:val="ru_RU" w:bidi="ru_RU"/>
@@ -55023,7 +55023,7 @@
         </w:rPr>
         <w:t xml:space="preserve">Хотя дух силён, чтобы не поддаться искушению (см. </w:t>
       </w:r>
-      <w:hyperlink r:id="rId1112">
+      <w:hyperlink r:id="rId1113">
         <w:r>
           <w:rPr>
             <w:lang w:val="ru_RU" w:bidi="ru_RU"/>
@@ -55041,7 +55041,7 @@
         </w:rPr>
         <w:t>,</w:t>
       </w:r>
-      <w:hyperlink r:id="rId1113">
+      <w:hyperlink r:id="rId1114">
         <w:r>
           <w:rPr>
             <w:lang w:val="ru_RU" w:bidi="ru_RU"/>
@@ -55120,7 +55120,7 @@
         </w:rPr>
         <w:t xml:space="preserve">Вероятно, Иисус молился о том же, о чём и раньше (см. </w:t>
       </w:r>
-      <w:hyperlink r:id="rId1114">
+      <w:hyperlink r:id="rId1115">
         <w:r>
           <w:rPr>
             <w:lang w:val="ru_RU" w:bidi="ru_RU"/>
@@ -55138,7 +55138,7 @@
         </w:rPr>
         <w:t>,</w:t>
       </w:r>
-      <w:hyperlink r:id="rId1115">
+      <w:hyperlink r:id="rId1116">
         <w:r>
           <w:rPr>
             <w:lang w:val="ru_RU" w:bidi="ru_RU"/>
@@ -55174,7 +55174,7 @@
         </w:rPr>
         <w:t>,</w:t>
       </w:r>
-      <w:hyperlink r:id="rId1116">
+      <w:hyperlink r:id="rId1117">
         <w:r>
           <w:rPr>
             <w:lang w:val="ru_RU" w:bidi="ru_RU"/>
@@ -55240,7 +55240,7 @@
         </w:rPr>
         <w:t>«пришёл час» — страсти Иисуса начались, настал час пролития крови жертвенного ягнёнка (</w:t>
       </w:r>
-      <w:hyperlink r:id="rId670">
+      <w:hyperlink r:id="rId671">
         <w:r>
           <w:rPr>
             <w:lang w:val="ru_RU" w:bidi="ru_RU"/>
@@ -55258,7 +55258,7 @@
         </w:rPr>
         <w:t>). Это заявление совпало с прибытием Иуды и вооружённой толпы, которые пришли арестовать Иисуса. Иисус был отдан в руки грешников, ради которых Он добровольно пошёл на крест (</w:t>
       </w:r>
-      <w:hyperlink r:id="rId1117">
+      <w:hyperlink r:id="rId1118">
         <w:r>
           <w:rPr>
             <w:lang w:val="ru_RU" w:bidi="ru_RU"/>
@@ -55294,7 +55294,7 @@
         </w:rPr>
         <w:t xml:space="preserve">; </w:t>
       </w:r>
-      <w:hyperlink r:id="rId1118">
+      <w:hyperlink r:id="rId1119">
         <w:r>
           <w:rPr>
             <w:lang w:val="ru_RU" w:bidi="ru_RU"/>
@@ -55426,7 +55426,7 @@
         </w:rPr>
         <w:t xml:space="preserve">). Они хотели избежать конфликта, поэтому пришедших было достаточно много, чтобы подавить любое сопротивление со стороны Иисуса или Его учеников (ср. </w:t>
       </w:r>
-      <w:hyperlink r:id="rId1119">
+      <w:hyperlink r:id="rId1120">
         <w:r>
           <w:rPr>
             <w:lang w:val="ru_RU" w:bidi="ru_RU"/>
@@ -55444,7 +55444,7 @@
         </w:rPr>
         <w:t xml:space="preserve">; </w:t>
       </w:r>
-      <w:hyperlink r:id="rId1120">
+      <w:hyperlink r:id="rId1121">
         <w:r>
           <w:rPr>
             <w:lang w:val="ru_RU" w:bidi="ru_RU"/>
@@ -55510,7 +55510,7 @@
         </w:rPr>
         <w:t xml:space="preserve">В Гефсиманском саду было темно, а пришедшие арестовать Иисуса не знали, как Он выглядел (см. </w:t>
       </w:r>
-      <w:hyperlink r:id="rId1121">
+      <w:hyperlink r:id="rId1122">
         <w:r>
           <w:rPr>
             <w:lang w:val="ru_RU" w:bidi="ru_RU"/>
@@ -55553,7 +55553,7 @@
         </w:rPr>
         <w:t>(</w:t>
       </w:r>
-      <w:hyperlink r:id="rId1122">
+      <w:hyperlink r:id="rId1123">
         <w:r>
           <w:rPr>
             <w:lang w:val="ru_RU" w:bidi="ru_RU"/>
@@ -55571,7 +55571,7 @@
         </w:rPr>
         <w:t xml:space="preserve">; </w:t>
       </w:r>
-      <w:hyperlink r:id="rId1123">
+      <w:hyperlink r:id="rId1124">
         <w:r>
           <w:rPr>
             <w:lang w:val="ru_RU" w:bidi="ru_RU"/>
@@ -55589,7 +55589,7 @@
         </w:rPr>
         <w:t xml:space="preserve">; </w:t>
       </w:r>
-      <w:hyperlink r:id="rId1124">
+      <w:hyperlink r:id="rId1125">
         <w:r>
           <w:rPr>
             <w:lang w:val="ru_RU" w:bidi="ru_RU"/>
@@ -55655,7 +55655,7 @@
         </w:rPr>
         <w:t xml:space="preserve">Один из учеников, который был с Иисусом (Пётр, см. </w:t>
       </w:r>
-      <w:hyperlink r:id="rId1125">
+      <w:hyperlink r:id="rId1126">
         <w:r>
           <w:rPr>
             <w:lang w:val="ru_RU" w:bidi="ru_RU"/>
@@ -55673,7 +55673,7 @@
         </w:rPr>
         <w:t xml:space="preserve">), попытался поспешно защититься, отрубив ухо рабу первосвященника (см. </w:t>
       </w:r>
-      <w:hyperlink r:id="rId1126">
+      <w:hyperlink r:id="rId1127">
         <w:r>
           <w:rPr>
             <w:lang w:val="ru_RU" w:bidi="ru_RU"/>
@@ -55739,7 +55739,7 @@
         </w:rPr>
         <w:t xml:space="preserve">Но всё происходило так, чтобы сбылось то, что написано в Писании об Иисусе. Таким образом, Марк заверил своих читателей, что эти события были частью Божьего плана. См. </w:t>
       </w:r>
-      <w:hyperlink r:id="rId1127">
+      <w:hyperlink r:id="rId1128">
         <w:r>
           <w:rPr>
             <w:lang w:val="ru_RU" w:bidi="ru_RU"/>
@@ -55805,7 +55805,7 @@
         </w:rPr>
         <w:t>Все ученики покинули Иисуса, как Он и предсказывал несколько часов назад (</w:t>
       </w:r>
-      <w:hyperlink r:id="rId1128">
+      <w:hyperlink r:id="rId1129">
         <w:r>
           <w:rPr>
             <w:lang w:val="ru_RU" w:bidi="ru_RU"/>
@@ -55919,7 +55919,7 @@
         </w:rPr>
         <w:t>Первосвященники, старейшины и книжники не представляли «верховный суд», т.е. синедрион, в полном составе (</w:t>
       </w:r>
-      <w:hyperlink r:id="rId1129">
+      <w:hyperlink r:id="rId1130">
         <w:r>
           <w:rPr>
             <w:lang w:val="ru_RU" w:bidi="ru_RU"/>
@@ -55937,7 +55937,7 @@
         </w:rPr>
         <w:t xml:space="preserve">; </w:t>
       </w:r>
-      <w:hyperlink r:id="rId797">
+      <w:hyperlink r:id="rId798">
         <w:r>
           <w:rPr>
             <w:lang w:val="ru_RU" w:bidi="ru_RU"/>
@@ -55968,7 +55968,7 @@
         </w:rPr>
         <w:t xml:space="preserve"> где собирался синедрион. Итак, сцена для отречения Петра подготовлена (</w:t>
       </w:r>
-      <w:hyperlink r:id="rId1116">
+      <w:hyperlink r:id="rId1117">
         <w:r>
           <w:rPr>
             <w:lang w:val="ru_RU" w:bidi="ru_RU"/>
@@ -56034,6 +56034,24 @@
         </w:rPr>
         <w:t xml:space="preserve">Иисуса привели на суд сразу после Его ареста. Существуют возражения против историчности различных рассказов о суде над Иисусом из-за расхождений в деталях с правилами, описанными в Мишны, в трактате Санхедрин. Однако, стоит учитывать, что, во-первых, Мишна была написана около 200 года н.э., тогда как Евангелие от Марка было написано в конце 60-х годов, более чем за 130 лет до этого. Во-вторых, правила, записанные в Мишне Санхедрин, идеализируют то, что позднее раввины считали должно происходить на подобных судах, и не обязательно описывают то, что происходило на самом деле. В-третьих, сомнительно, что саддукеи, возглавлявшие синедрион, следовали бы фарисейским правилам, записанным в Мишне Санхедрин (см. </w:t>
       </w:r>
+      <w:hyperlink r:id="rId1131">
+        <w:r>
+          <w:rPr>
+            <w:lang w:val="ru_RU" w:bidi="ru_RU"/>
+          </w:rPr>
+          <w:rPr>
+            <w:color w:val="0000EE"/>
+            <w:u w:val="single"/>
+          </w:rPr>
+          <w:t>Деян.23:6–10</w:t>
+        </w:r>
+      </w:hyperlink>
+      <w:r>
+        <w:rPr>
+          <w:lang w:val="ru_RU" w:bidi="ru_RU"/>
+        </w:rPr>
+        <w:t>). В-четвёртых, правила, написанные в Мишне Санхедрин, иногда противоречат тому, что писал еврейский историк Иосиф Флавий. В-пятых, не всегда соблюдались правила поведения во время судебных разбирательств. Таким образом, суд над Иисусом был инсценировкой, Его приговор был предопределён, а обвинения для его исполнения были придуманы (</w:t>
+      </w:r>
       <w:hyperlink r:id="rId1130">
         <w:r>
           <w:rPr>
@@ -56043,24 +56061,6 @@
             <w:color w:val="0000EE"/>
             <w:u w:val="single"/>
           </w:rPr>
-          <w:t>Деян.23:6–10</w:t>
-        </w:r>
-      </w:hyperlink>
-      <w:r>
-        <w:rPr>
-          <w:lang w:val="ru_RU" w:bidi="ru_RU"/>
-        </w:rPr>
-        <w:t>). В-четвёртых, правила, написанные в Мишне Санхедрин, иногда противоречат тому, что писал еврейский историк Иосиф Флавий. В-пятых, не всегда соблюдались правила поведения во время судебных разбирательств. Таким образом, суд над Иисусом был инсценировкой, Его приговор был предопределён, а обвинения для его исполнения были придуманы (</w:t>
-      </w:r>
-      <w:hyperlink r:id="rId1129">
-        <w:r>
-          <w:rPr>
-            <w:lang w:val="ru_RU" w:bidi="ru_RU"/>
-          </w:rPr>
-          <w:rPr>
-            <w:color w:val="0000EE"/>
-            <w:u w:val="single"/>
-          </w:rPr>
           <w:t>Мк.14:55</w:t>
         </w:r>
       </w:hyperlink>
@@ -56143,7 +56143,7 @@
         </w:rPr>
         <w:t xml:space="preserve"> (</w:t>
       </w:r>
-      <w:hyperlink r:id="rId1129">
+      <w:hyperlink r:id="rId1130">
         <w:r>
           <w:rPr>
             <w:lang w:val="ru_RU" w:bidi="ru_RU"/>
@@ -56161,7 +56161,7 @@
         </w:rPr>
         <w:t>), взяты показания очевидцев (</w:t>
       </w:r>
-      <w:hyperlink r:id="rId1131">
+      <w:hyperlink r:id="rId1132">
         <w:r>
           <w:rPr>
             <w:lang w:val="ru_RU" w:bidi="ru_RU"/>
@@ -56179,7 +56179,7 @@
         </w:rPr>
         <w:t>), Иисус призвали поклясться (</w:t>
       </w:r>
-      <w:hyperlink r:id="rId1132">
+      <w:hyperlink r:id="rId1133">
         <w:r>
           <w:rPr>
             <w:lang w:val="ru_RU" w:bidi="ru_RU"/>
@@ -56197,7 +56197,7 @@
         </w:rPr>
         <w:t>), Иисусу разрешили Себя защищать (</w:t>
       </w:r>
-      <w:hyperlink r:id="rId1133">
+      <w:hyperlink r:id="rId1134">
         <w:r>
           <w:rPr>
             <w:lang w:val="ru_RU" w:bidi="ru_RU"/>
@@ -56215,7 +56215,7 @@
         </w:rPr>
         <w:t>), первосвященник разодрал на себе свою одежду (</w:t>
       </w:r>
-      <w:hyperlink r:id="rId1134">
+      <w:hyperlink r:id="rId1135">
         <w:r>
           <w:rPr>
             <w:lang w:val="ru_RU" w:bidi="ru_RU"/>
@@ -56233,7 +56233,7 @@
         </w:rPr>
         <w:t>) и прозвучал заключительный приговор синедриона (</w:t>
       </w:r>
-      <w:hyperlink r:id="rId1135">
+      <w:hyperlink r:id="rId1136">
         <w:r>
           <w:rPr>
             <w:lang w:val="ru_RU" w:bidi="ru_RU"/>
@@ -56275,7 +56275,7 @@
         </w:rPr>
         <w:t xml:space="preserve">Лжесвидетели давали ложные показания, искажая слова Иисуса о разрушении и восстановлении Храма (см. </w:t>
       </w:r>
-      <w:hyperlink r:id="rId782">
+      <w:hyperlink r:id="rId783">
         <w:r>
           <w:rPr>
             <w:lang w:val="ru_RU" w:bidi="ru_RU"/>
@@ -56293,7 +56293,7 @@
         </w:rPr>
         <w:t xml:space="preserve">; </w:t>
       </w:r>
-      <w:hyperlink r:id="rId1136">
+      <w:hyperlink r:id="rId1137">
         <w:r>
           <w:rPr>
             <w:lang w:val="ru_RU" w:bidi="ru_RU"/>
@@ -56311,7 +56311,7 @@
         </w:rPr>
         <w:t xml:space="preserve">; </w:t>
       </w:r>
-      <w:hyperlink r:id="rId1137">
+      <w:hyperlink r:id="rId1138">
         <w:r>
           <w:rPr>
             <w:lang w:val="ru_RU" w:bidi="ru_RU"/>
@@ -56444,7 +56444,7 @@
         </w:rPr>
         <w:t>Лжесвидетели не смогли договориться (</w:t>
       </w:r>
-      <w:hyperlink r:id="rId1138">
+      <w:hyperlink r:id="rId1139">
         <w:r>
           <w:rPr>
             <w:lang w:val="ru_RU" w:bidi="ru_RU"/>
@@ -56630,7 +56630,7 @@
         </w:rPr>
         <w:t>) и ученики (</w:t>
       </w:r>
-      <w:hyperlink r:id="rId1139">
+      <w:hyperlink r:id="rId1140">
         <w:r>
           <w:rPr>
             <w:lang w:val="ru_RU" w:bidi="ru_RU"/>
@@ -56666,7 +56666,7 @@
         </w:rPr>
         <w:t>Вторая часть ответа Иисуса говорит о том, что Он будет сидеть по правую руку от Бога. Эти слова предвещали Его воскресение, вознесение (</w:t>
       </w:r>
-      <w:hyperlink r:id="rId1140">
+      <w:hyperlink r:id="rId1141">
         <w:r>
           <w:rPr>
             <w:lang w:val="ru_RU" w:bidi="ru_RU"/>
@@ -56684,7 +56684,7 @@
         </w:rPr>
         <w:t xml:space="preserve">; </w:t>
       </w:r>
-      <w:hyperlink r:id="rId1012">
+      <w:hyperlink r:id="rId1013">
         <w:r>
           <w:rPr>
             <w:lang w:val="ru_RU" w:bidi="ru_RU"/>
@@ -56702,7 +56702,7 @@
         </w:rPr>
         <w:t xml:space="preserve">; см. </w:t>
       </w:r>
-      <w:hyperlink r:id="rId1141">
+      <w:hyperlink r:id="rId1142">
         <w:r>
           <w:rPr>
             <w:lang w:val="ru_RU" w:bidi="ru_RU"/>
@@ -56720,7 +56720,7 @@
         </w:rPr>
         <w:t xml:space="preserve">; </w:t>
       </w:r>
-      <w:hyperlink r:id="rId1142">
+      <w:hyperlink r:id="rId1143">
         <w:r>
           <w:rPr>
             <w:lang w:val="ru_RU" w:bidi="ru_RU"/>
@@ -56822,7 +56822,7 @@
         </w:rPr>
         <w:t xml:space="preserve"> (см. </w:t>
       </w:r>
-      <w:hyperlink r:id="rId1143">
+      <w:hyperlink r:id="rId1144">
         <w:r>
           <w:rPr>
             <w:lang w:val="ru_RU" w:bidi="ru_RU"/>
@@ -56840,7 +56840,7 @@
         </w:rPr>
         <w:t xml:space="preserve">). Евангелист Марк не приводит точные слова, сказанные Иисусом на суде (ср. </w:t>
       </w:r>
-      <w:hyperlink r:id="rId1144">
+      <w:hyperlink r:id="rId1145">
         <w:r>
           <w:rPr>
             <w:lang w:val="ru_RU" w:bidi="ru_RU"/>
@@ -56858,7 +56858,7 @@
         </w:rPr>
         <w:t xml:space="preserve">; </w:t>
       </w:r>
-      <w:hyperlink r:id="rId1145">
+      <w:hyperlink r:id="rId1146">
         <w:r>
           <w:rPr>
             <w:lang w:val="ru_RU" w:bidi="ru_RU"/>
@@ -56894,7 +56894,7 @@
         </w:rPr>
         <w:t xml:space="preserve">провозгласил себя мессией, и это не считалось богохульством. То, что Иисус называл себя Сыном Человеческим, нельзя было считать богохульством, поскольку до суда над Иисусом было более пятидесяти случаев, когда Иисус использовал этот титул, и обвинение в богохульстве ни разу не выдвигалось. И всё же для первосвященника и синедриона было достаточно того, что Иисус заявил о Себе как о Сыне Человеческом из </w:t>
       </w:r>
-      <w:hyperlink r:id="rId1146">
+      <w:hyperlink r:id="rId1147">
         <w:r>
           <w:rPr>
             <w:lang w:val="ru_RU" w:bidi="ru_RU"/>
@@ -56918,7 +56918,7 @@
         </w:rPr>
         <w:t>. К этому было добавлено и то, что во время Своего служения Иисус прощал грехи (</w:t>
       </w:r>
-      <w:hyperlink r:id="rId1147">
+      <w:hyperlink r:id="rId1148">
         <w:r>
           <w:rPr>
             <w:lang w:val="ru_RU" w:bidi="ru_RU"/>
@@ -56936,7 +56936,7 @@
         </w:rPr>
         <w:t xml:space="preserve">; </w:t>
       </w:r>
-      <w:hyperlink r:id="rId1148">
+      <w:hyperlink r:id="rId1149">
         <w:r>
           <w:rPr>
             <w:lang w:val="ru_RU" w:bidi="ru_RU"/>
@@ -56954,7 +56954,7 @@
         </w:rPr>
         <w:t>), называл Себя Божьим Сыном (</w:t>
       </w:r>
-      <w:hyperlink r:id="rId1149">
+      <w:hyperlink r:id="rId1150">
         <w:r>
           <w:rPr>
             <w:lang w:val="ru_RU" w:bidi="ru_RU"/>
@@ -57002,7 +57002,7 @@
         </w:rPr>
         <w:t>(</w:t>
       </w:r>
-      <w:hyperlink r:id="rId747">
+      <w:hyperlink r:id="rId748">
         <w:r>
           <w:rPr>
             <w:lang w:val="ru_RU" w:bidi="ru_RU"/>
@@ -57032,7 +57032,7 @@
         </w:rPr>
         <w:t xml:space="preserve"> (</w:t>
       </w:r>
-      <w:hyperlink r:id="rId1129">
+      <w:hyperlink r:id="rId1130">
         <w:r>
           <w:rPr>
             <w:lang w:val="ru_RU" w:bidi="ru_RU"/>
@@ -57102,7 +57102,7 @@
         </w:rPr>
         <w:t xml:space="preserve">«Начали плевать на Него» — см. </w:t>
       </w:r>
-      <w:hyperlink r:id="rId871">
+      <w:hyperlink r:id="rId872">
         <w:r>
           <w:rPr>
             <w:lang w:val="ru_RU" w:bidi="ru_RU"/>
@@ -57156,7 +57156,7 @@
         </w:rPr>
         <w:t>,</w:t>
       </w:r>
-      <w:hyperlink r:id="rId1150">
+      <w:hyperlink r:id="rId1151">
         <w:r>
           <w:rPr>
             <w:lang w:val="ru_RU" w:bidi="ru_RU"/>
@@ -57174,7 +57174,7 @@
         </w:rPr>
         <w:t xml:space="preserve">; </w:t>
       </w:r>
-      <w:hyperlink r:id="rId1151">
+      <w:hyperlink r:id="rId1152">
         <w:r>
           <w:rPr>
             <w:lang w:val="ru_RU" w:bidi="ru_RU"/>
@@ -57234,7 +57234,7 @@
         </w:rPr>
         <w:t xml:space="preserve"> перед Понтием Пилатом (</w:t>
       </w:r>
-      <w:hyperlink r:id="rId1152">
+      <w:hyperlink r:id="rId1153">
         <w:r>
           <w:rPr>
             <w:lang w:val="ru_RU" w:bidi="ru_RU"/>
@@ -57378,7 +57378,7 @@
         </w:rPr>
         <w:t>из города Назарет, было позорным, так как иудеи презирали жителей Галилеи (</w:t>
       </w:r>
-      <w:hyperlink r:id="rId1153">
+      <w:hyperlink r:id="rId1154">
         <w:r>
           <w:rPr>
             <w:lang w:val="ru_RU" w:bidi="ru_RU"/>
@@ -57396,7 +57396,7 @@
         </w:rPr>
         <w:t xml:space="preserve">; </w:t>
       </w:r>
-      <w:hyperlink r:id="rId1154">
+      <w:hyperlink r:id="rId1155">
         <w:r>
           <w:rPr>
             <w:lang w:val="ru_RU" w:bidi="ru_RU"/>
@@ -57414,7 +57414,7 @@
         </w:rPr>
         <w:t>,</w:t>
       </w:r>
-      <w:hyperlink r:id="rId1155">
+      <w:hyperlink r:id="rId1156">
         <w:r>
           <w:rPr>
             <w:lang w:val="ru_RU" w:bidi="ru_RU"/>
@@ -57528,7 +57528,7 @@
         </w:rPr>
         <w:t xml:space="preserve">Служанка снова обвиняет Петра перед людьми, стоявшими неподалёку. Окружающие люди подумали, что Пётр был последователем Иисуса, потому что он также был из Галилеи (см. </w:t>
       </w:r>
-      <w:hyperlink r:id="rId1156">
+      <w:hyperlink r:id="rId1157">
         <w:r>
           <w:rPr>
             <w:lang w:val="ru_RU" w:bidi="ru_RU"/>
@@ -57546,7 +57546,7 @@
         </w:rPr>
         <w:t xml:space="preserve">; ср. </w:t>
       </w:r>
-      <w:hyperlink r:id="rId1157">
+      <w:hyperlink r:id="rId1158">
         <w:r>
           <w:rPr>
             <w:lang w:val="ru_RU" w:bidi="ru_RU"/>
@@ -57786,7 +57786,7 @@
         </w:rPr>
         <w:t>Синедрион не мог выносить смертный приговор (</w:t>
       </w:r>
-      <w:hyperlink r:id="rId696">
+      <w:hyperlink r:id="rId697">
         <w:r>
           <w:rPr>
             <w:lang w:val="ru_RU" w:bidi="ru_RU"/>
@@ -57924,7 +57924,7 @@
         </w:rPr>
         <w:t xml:space="preserve"> является эквивалентом еврейского титула «Царь Израилев» (</w:t>
       </w:r>
-      <w:hyperlink r:id="rId1158">
+      <w:hyperlink r:id="rId1159">
         <w:r>
           <w:rPr>
             <w:lang w:val="ru_RU" w:bidi="ru_RU"/>
@@ -57960,7 +57960,7 @@
         </w:rPr>
         <w:t>«Ты говоришь» — данный ответ Иисуса на вопрос Пилата встречается во всех четырёх Евангелиях. Иисус знал, что Он — Царь (</w:t>
       </w:r>
-      <w:hyperlink r:id="rId1159">
+      <w:hyperlink r:id="rId1160">
         <w:r>
           <w:rPr>
             <w:lang w:val="ru_RU" w:bidi="ru_RU"/>
@@ -57978,7 +57978,7 @@
         </w:rPr>
         <w:t xml:space="preserve">; </w:t>
       </w:r>
-      <w:hyperlink r:id="rId1160">
+      <w:hyperlink r:id="rId1161">
         <w:r>
           <w:rPr>
             <w:lang w:val="ru_RU" w:bidi="ru_RU"/>
@@ -58032,7 +58032,7 @@
         </w:rPr>
         <w:t>), хотя и понимал, что Иисус не представлял политической угрозы (</w:t>
       </w:r>
-      <w:hyperlink r:id="rId1161">
+      <w:hyperlink r:id="rId1162">
         <w:r>
           <w:rPr>
             <w:lang w:val="ru_RU" w:bidi="ru_RU"/>
@@ -58152,7 +58152,7 @@
         </w:rPr>
         <w:t xml:space="preserve"> </w:t>
       </w:r>
-      <w:hyperlink r:id="rId1162">
+      <w:hyperlink r:id="rId1163">
         <w:r>
           <w:rPr>
             <w:lang w:val="ru_RU" w:bidi="ru_RU"/>
@@ -58176,7 +58176,7 @@
         </w:rPr>
         <w:t>(</w:t>
       </w:r>
-      <w:hyperlink r:id="rId1163">
+      <w:hyperlink r:id="rId1164">
         <w:r>
           <w:rPr>
             <w:lang w:val="ru_RU" w:bidi="ru_RU"/>
@@ -58194,7 +58194,7 @@
         </w:rPr>
         <w:t xml:space="preserve">; </w:t>
       </w:r>
-      <w:hyperlink r:id="rId1164">
+      <w:hyperlink r:id="rId1165">
         <w:r>
           <w:rPr>
             <w:lang w:val="ru_RU" w:bidi="ru_RU"/>
@@ -58212,7 +58212,7 @@
         </w:rPr>
         <w:t xml:space="preserve">; </w:t>
       </w:r>
-      <w:hyperlink r:id="rId1165">
+      <w:hyperlink r:id="rId1166">
         <w:r>
           <w:rPr>
             <w:lang w:val="ru_RU" w:bidi="ru_RU"/>
@@ -58254,7 +58254,7 @@
         </w:rPr>
         <w:t xml:space="preserve">«Варавва» — см. также </w:t>
       </w:r>
-      <w:hyperlink r:id="rId1166">
+      <w:hyperlink r:id="rId1167">
         <w:r>
           <w:rPr>
             <w:lang w:val="ru_RU" w:bidi="ru_RU"/>
@@ -58272,7 +58272,7 @@
         </w:rPr>
         <w:t xml:space="preserve">; </w:t>
       </w:r>
-      <w:hyperlink r:id="rId1167">
+      <w:hyperlink r:id="rId1168">
         <w:r>
           <w:rPr>
             <w:lang w:val="ru_RU" w:bidi="ru_RU"/>
@@ -58308,7 +58308,7 @@
         </w:rPr>
         <w:t>«со своими сообщниками, которые во время мятежа сделали убийство» — вероятно, готовность Пилата отпустить Варавву (</w:t>
       </w:r>
-      <w:hyperlink r:id="rId1168">
+      <w:hyperlink r:id="rId1169">
         <w:r>
           <w:rPr>
             <w:lang w:val="ru_RU" w:bidi="ru_RU"/>
@@ -58464,7 +58464,7 @@
         </w:rPr>
         <w:t xml:space="preserve"> Этот кнут раздирал кожу, что нередко приводило к смерти ещё до казни. Предсказание Иисуса, сказанное в </w:t>
       </w:r>
-      <w:hyperlink r:id="rId871">
+      <w:hyperlink r:id="rId872">
         <w:r>
           <w:rPr>
             <w:lang w:val="ru_RU" w:bidi="ru_RU"/>
@@ -58603,7 +58603,7 @@
         </w:rPr>
         <w:t>Почему ранняя церковь решила придумать историю, в которой главная личность их веры была распята? Эта история была и остаётся для иудеев соблазном, а для язычников — безумием (</w:t>
       </w:r>
-      <w:hyperlink r:id="rId1169">
+      <w:hyperlink r:id="rId1170">
         <w:r>
           <w:rPr>
             <w:lang w:val="ru_RU" w:bidi="ru_RU"/>
@@ -58669,7 +58669,7 @@
         </w:rPr>
         <w:t>«Багряница» — ткань пурпурного (фиолетового) цвета, изготовленная с использованием дорогого красителя; только царские особы и богатые люди носили багряницу (</w:t>
       </w:r>
-      <w:hyperlink r:id="rId1170">
+      <w:hyperlink r:id="rId1171">
         <w:r>
           <w:rPr>
             <w:lang w:val="ru_RU" w:bidi="ru_RU"/>
@@ -58844,7 +58844,7 @@
         </w:rPr>
         <w:t xml:space="preserve"> Северной Африке) нести крест Иисуса (ср. </w:t>
       </w:r>
-      <w:hyperlink r:id="rId853">
+      <w:hyperlink r:id="rId854">
         <w:r>
           <w:rPr>
             <w:lang w:val="ru_RU" w:bidi="ru_RU"/>
@@ -58943,7 +58943,7 @@
         </w:rPr>
         <w:t xml:space="preserve"> которые предположительно были известны первым читателям Марка (ср. </w:t>
       </w:r>
-      <w:hyperlink r:id="rId1171">
+      <w:hyperlink r:id="rId1172">
         <w:r>
           <w:rPr>
             <w:lang w:val="ru_RU" w:bidi="ru_RU"/>
@@ -58992,7 +58992,7 @@
         </w:rPr>
         <w:t xml:space="preserve"> — калваре («Голгофа»). Во времена Иисуса Голгофа находилась за пределами Иерусалима (</w:t>
       </w:r>
-      <w:hyperlink r:id="rId1172">
+      <w:hyperlink r:id="rId1173">
         <w:r>
           <w:rPr>
             <w:lang w:val="ru_RU" w:bidi="ru_RU"/>
@@ -59010,7 +59010,7 @@
         </w:rPr>
         <w:t xml:space="preserve">; см. </w:t>
       </w:r>
-      <w:hyperlink r:id="rId1173">
+      <w:hyperlink r:id="rId1174">
         <w:r>
           <w:rPr>
             <w:lang w:val="ru_RU" w:bidi="ru_RU"/>
@@ -59028,7 +59028,7 @@
         </w:rPr>
         <w:t xml:space="preserve">; </w:t>
       </w:r>
-      <w:hyperlink r:id="rId1174">
+      <w:hyperlink r:id="rId1175">
         <w:r>
           <w:rPr>
             <w:lang w:val="ru_RU" w:bidi="ru_RU"/>
@@ -59094,7 +59094,7 @@
         </w:rPr>
         <w:t>Неизвестно, предложили ли Иисусу выпить вино со смирною из жалости (</w:t>
       </w:r>
-      <w:hyperlink r:id="rId1175">
+      <w:hyperlink r:id="rId1176">
         <w:r>
           <w:rPr>
             <w:lang w:val="ru_RU" w:bidi="ru_RU"/>
@@ -59112,7 +59112,7 @@
         </w:rPr>
         <w:t>) или в насмешку. Иисус отказался от напитка, так как Он решил выпить чашу, которую дал Ему Бог (</w:t>
       </w:r>
-      <w:hyperlink r:id="rId1176">
+      <w:hyperlink r:id="rId1177">
         <w:r>
           <w:rPr>
             <w:lang w:val="ru_RU" w:bidi="ru_RU"/>
@@ -59238,7 +59238,7 @@
         </w:rPr>
         <w:t>вплоть до 337 года н.э. Император Константин Великий запретил казнь через распятие. Это была медленная, позорная и мучительная смерть. Иногда мученик жил несколько дней, вороны и собаки поедали его тело. Человека могли привязать к кресту верёвками или, как в случае с Иисусом (</w:t>
       </w:r>
-      <w:hyperlink r:id="rId1177">
+      <w:hyperlink r:id="rId1178">
         <w:r>
           <w:rPr>
             <w:lang w:val="ru_RU" w:bidi="ru_RU"/>
@@ -59256,7 +59256,7 @@
         </w:rPr>
         <w:t xml:space="preserve">; </w:t>
       </w:r>
-      <w:hyperlink r:id="rId1178">
+      <w:hyperlink r:id="rId1179">
         <w:r>
           <w:rPr>
             <w:lang w:val="ru_RU" w:bidi="ru_RU"/>
@@ -59274,7 +59274,7 @@
         </w:rPr>
         <w:t>,</w:t>
       </w:r>
-      <w:hyperlink r:id="rId1179">
+      <w:hyperlink r:id="rId1180">
         <w:r>
           <w:rPr>
             <w:lang w:val="ru_RU" w:bidi="ru_RU"/>
@@ -59292,7 +59292,7 @@
         </w:rPr>
         <w:t xml:space="preserve">; см. </w:t>
       </w:r>
-      <w:hyperlink r:id="rId1180">
+      <w:hyperlink r:id="rId1181">
         <w:r>
           <w:rPr>
             <w:lang w:val="ru_RU" w:bidi="ru_RU"/>
@@ -59388,7 +59388,7 @@
         </w:rPr>
         <w:t xml:space="preserve">современному измерению времени. В Евангелии от </w:t>
       </w:r>
-      <w:hyperlink r:id="rId1077">
+      <w:hyperlink r:id="rId1078">
         <w:r>
           <w:rPr>
             <w:lang w:val="ru_RU" w:bidi="ru_RU"/>
@@ -59418,7 +59418,7 @@
         </w:rPr>
         <w:t xml:space="preserve"> (</w:t>
       </w:r>
-      <w:hyperlink r:id="rId1181">
+      <w:hyperlink r:id="rId1182">
         <w:r>
           <w:rPr>
             <w:lang w:val="ru_RU" w:bidi="ru_RU"/>
@@ -59436,7 +59436,7 @@
         </w:rPr>
         <w:t xml:space="preserve">; </w:t>
       </w:r>
-      <w:hyperlink r:id="rId1182">
+      <w:hyperlink r:id="rId1183">
         <w:r>
           <w:rPr>
             <w:lang w:val="ru_RU" w:bidi="ru_RU"/>
@@ -59466,7 +59466,7 @@
         </w:rPr>
         <w:t>(</w:t>
       </w:r>
-      <w:hyperlink r:id="rId1183">
+      <w:hyperlink r:id="rId1184">
         <w:r>
           <w:rPr>
             <w:lang w:val="ru_RU" w:bidi="ru_RU"/>
@@ -59484,7 +59484,7 @@
         </w:rPr>
         <w:t xml:space="preserve">; </w:t>
       </w:r>
-      <w:hyperlink r:id="rId1184">
+      <w:hyperlink r:id="rId1185">
         <w:r>
           <w:rPr>
             <w:lang w:val="ru_RU" w:bidi="ru_RU"/>
@@ -59502,7 +59502,7 @@
         </w:rPr>
         <w:t xml:space="preserve">; </w:t>
       </w:r>
-      <w:hyperlink r:id="rId1185">
+      <w:hyperlink r:id="rId1186">
         <w:r>
           <w:rPr>
             <w:lang w:val="ru_RU" w:bidi="ru_RU"/>
@@ -59520,7 +59520,7 @@
         </w:rPr>
         <w:t xml:space="preserve">; </w:t>
       </w:r>
-      <w:hyperlink r:id="rId1186">
+      <w:hyperlink r:id="rId1187">
         <w:r>
           <w:rPr>
             <w:lang w:val="ru_RU" w:bidi="ru_RU"/>
@@ -59538,7 +59538,7 @@
         </w:rPr>
         <w:t xml:space="preserve">; </w:t>
       </w:r>
-      <w:hyperlink r:id="rId1187">
+      <w:hyperlink r:id="rId1188">
         <w:r>
           <w:rPr>
             <w:lang w:val="ru_RU" w:bidi="ru_RU"/>
@@ -59556,7 +59556,7 @@
         </w:rPr>
         <w:t xml:space="preserve">; </w:t>
       </w:r>
-      <w:hyperlink r:id="rId1077">
+      <w:hyperlink r:id="rId1078">
         <w:r>
           <w:rPr>
             <w:lang w:val="ru_RU" w:bidi="ru_RU"/>
@@ -59574,7 +59574,7 @@
         </w:rPr>
         <w:t xml:space="preserve">; </w:t>
       </w:r>
-      <w:hyperlink r:id="rId1188">
+      <w:hyperlink r:id="rId1189">
         <w:r>
           <w:rPr>
             <w:lang w:val="ru_RU" w:bidi="ru_RU"/>
@@ -59767,7 +59767,7 @@
         </w:rPr>
         <w:t xml:space="preserve">), качали с презрением головами (см. </w:t>
       </w:r>
-      <w:hyperlink r:id="rId1189">
+      <w:hyperlink r:id="rId1190">
         <w:r>
           <w:rPr>
             <w:lang w:val="ru_RU" w:bidi="ru_RU"/>
@@ -59851,7 +59851,7 @@
         </w:rPr>
         <w:t xml:space="preserve">Два разбойника, которые были распяты с Иисусом, также насмехались над Ним. Они не оказали сострадания Ему, хотя у них была такая же тяжёлая доля (ср. </w:t>
       </w:r>
-      <w:hyperlink r:id="rId1190">
+      <w:hyperlink r:id="rId1191">
         <w:r>
           <w:rPr>
             <w:lang w:val="ru_RU" w:bidi="ru_RU"/>
@@ -59935,7 +59935,7 @@
         </w:rPr>
         <w:t xml:space="preserve">(см. </w:t>
       </w:r>
-      <w:hyperlink r:id="rId1191">
+      <w:hyperlink r:id="rId1192">
         <w:r>
           <w:rPr>
             <w:lang w:val="ru_RU" w:bidi="ru_RU"/>
@@ -59971,7 +59971,7 @@
         </w:rPr>
         <w:t xml:space="preserve">; </w:t>
       </w:r>
-      <w:hyperlink r:id="rId782">
+      <w:hyperlink r:id="rId783">
         <w:r>
           <w:rPr>
             <w:lang w:val="ru_RU" w:bidi="ru_RU"/>
@@ -60061,7 +60061,7 @@
         </w:rPr>
         <w:t xml:space="preserve">«Боже мой! Боже мой! для чего Ты меня оставил?» — Иисус процитировал </w:t>
       </w:r>
-      <w:hyperlink r:id="rId1192">
+      <w:hyperlink r:id="rId1193">
         <w:r>
           <w:rPr>
             <w:lang w:val="ru_RU" w:bidi="ru_RU"/>
@@ -60091,7 +60091,7 @@
         </w:rPr>
         <w:t xml:space="preserve"> </w:t>
       </w:r>
-      <w:hyperlink r:id="rId1193">
+      <w:hyperlink r:id="rId1194">
         <w:r>
           <w:rPr>
             <w:lang w:val="ru_RU" w:bidi="ru_RU"/>
@@ -60127,7 +60127,7 @@
         </w:rPr>
         <w:t xml:space="preserve">; </w:t>
       </w:r>
-      <w:hyperlink r:id="rId1194">
+      <w:hyperlink r:id="rId1195">
         <w:r>
           <w:rPr>
             <w:lang w:val="ru_RU" w:bidi="ru_RU"/>
@@ -60145,7 +60145,7 @@
         </w:rPr>
         <w:t xml:space="preserve">; </w:t>
       </w:r>
-      <w:hyperlink r:id="rId1110">
+      <w:hyperlink r:id="rId1111">
         <w:r>
           <w:rPr>
             <w:lang w:val="ru_RU" w:bidi="ru_RU"/>
@@ -60163,7 +60163,7 @@
         </w:rPr>
         <w:t xml:space="preserve"> и </w:t>
       </w:r>
-      <w:hyperlink r:id="rId1111">
+      <w:hyperlink r:id="rId1112">
         <w:r>
           <w:rPr>
             <w:lang w:val="ru_RU" w:bidi="ru_RU"/>
@@ -60273,7 +60273,7 @@
         </w:rPr>
         <w:t xml:space="preserve"> (</w:t>
       </w:r>
-      <w:hyperlink r:id="rId1195">
+      <w:hyperlink r:id="rId1196">
         <w:r>
           <w:rPr>
             <w:lang w:val="ru_RU" w:bidi="ru_RU"/>
@@ -60405,7 +60405,7 @@
         </w:rPr>
         <w:t xml:space="preserve">Завеса, разодранная в Храме надвое, была либо той, которая отделяла святилище от внутреннего двора (это был великолепный гобелен высотой 25 метров, висевший в дверях Храма; он был виден из двора мужчин, когда те смотрели на здание Храма). Или же эта завеса была той, которая отделяла Святое Святых от остального святилища. Если это была внешняя завеса, то разрыв (также как и тьму, </w:t>
       </w:r>
-      <w:hyperlink r:id="rId1183">
+      <w:hyperlink r:id="rId1184">
         <w:r>
           <w:rPr>
             <w:lang w:val="ru_RU" w:bidi="ru_RU"/>
@@ -60441,7 +60441,7 @@
         </w:rPr>
         <w:t xml:space="preserve">; </w:t>
       </w:r>
-      <w:hyperlink r:id="rId782">
+      <w:hyperlink r:id="rId783">
         <w:r>
           <w:rPr>
             <w:lang w:val="ru_RU" w:bidi="ru_RU"/>
@@ -60459,7 +60459,7 @@
         </w:rPr>
         <w:t xml:space="preserve">) исполнилось духовно (см. </w:t>
       </w:r>
-      <w:hyperlink r:id="rId1196">
+      <w:hyperlink r:id="rId1197">
         <w:r>
           <w:rPr>
             <w:lang w:val="ru_RU" w:bidi="ru_RU"/>
@@ -60489,7 +60489,7 @@
         </w:rPr>
         <w:t xml:space="preserve">). Теперь Его смерть открыла путь для верующих в Него к прямым отношениям с Богом (см. </w:t>
       </w:r>
-      <w:hyperlink r:id="rId1197">
+      <w:hyperlink r:id="rId1198">
         <w:r>
           <w:rPr>
             <w:lang w:val="ru_RU" w:bidi="ru_RU"/>
@@ -60507,7 +60507,7 @@
         </w:rPr>
         <w:t xml:space="preserve">; </w:t>
       </w:r>
-      <w:hyperlink r:id="rId1198">
+      <w:hyperlink r:id="rId1199">
         <w:r>
           <w:rPr>
             <w:lang w:val="ru_RU" w:bidi="ru_RU"/>
@@ -60525,7 +60525,7 @@
         </w:rPr>
         <w:t xml:space="preserve">; </w:t>
       </w:r>
-      <w:hyperlink r:id="rId1199">
+      <w:hyperlink r:id="rId1200">
         <w:r>
           <w:rPr>
             <w:lang w:val="ru_RU" w:bidi="ru_RU"/>
@@ -60761,7 +60761,7 @@
         </w:rPr>
         <w:t>), Он Сам Себя так называл (</w:t>
       </w:r>
-      <w:hyperlink r:id="rId1149">
+      <w:hyperlink r:id="rId1150">
         <w:r>
           <w:rPr>
             <w:lang w:val="ru_RU" w:bidi="ru_RU"/>
@@ -60779,7 +60779,7 @@
         </w:rPr>
         <w:t xml:space="preserve">; </w:t>
       </w:r>
-      <w:hyperlink r:id="rId711">
+      <w:hyperlink r:id="rId712">
         <w:r>
           <w:rPr>
             <w:lang w:val="ru_RU" w:bidi="ru_RU"/>
@@ -60863,7 +60863,7 @@
         </w:rPr>
         <w:t xml:space="preserve">Эти женщины обеспечивали некоторые материальные нужды Иисуса (см. </w:t>
       </w:r>
-      <w:hyperlink r:id="rId1200">
+      <w:hyperlink r:id="rId1201">
         <w:r>
           <w:rPr>
             <w:lang w:val="ru_RU" w:bidi="ru_RU"/>
@@ -60881,7 +60881,7 @@
         </w:rPr>
         <w:t>). Они присутствовали при погребении (</w:t>
       </w:r>
-      <w:hyperlink r:id="rId1201">
+      <w:hyperlink r:id="rId1202">
         <w:r>
           <w:rPr>
             <w:lang w:val="ru_RU" w:bidi="ru_RU"/>
@@ -60899,7 +60899,7 @@
         </w:rPr>
         <w:t>), находились у пустой гробницы (</w:t>
       </w:r>
-      <w:hyperlink r:id="rId1202">
+      <w:hyperlink r:id="rId1203">
         <w:r>
           <w:rPr>
             <w:lang w:val="ru_RU" w:bidi="ru_RU"/>
@@ -60948,7 +60948,7 @@
         </w:rPr>
         <w:t xml:space="preserve"> из деревни Магдала на берегу Галилейского моря, была главным персонажем в описаниях истории о воскресении (</w:t>
       </w:r>
-      <w:hyperlink r:id="rId1203">
+      <w:hyperlink r:id="rId1204">
         <w:r>
           <w:rPr>
             <w:lang w:val="ru_RU" w:bidi="ru_RU"/>
@@ -60966,7 +60966,7 @@
         </w:rPr>
         <w:t>,</w:t>
       </w:r>
-      <w:hyperlink r:id="rId1204">
+      <w:hyperlink r:id="rId1205">
         <w:r>
           <w:rPr>
             <w:lang w:val="ru_RU" w:bidi="ru_RU"/>
@@ -60984,7 +60984,7 @@
         </w:rPr>
         <w:t xml:space="preserve">; </w:t>
       </w:r>
-      <w:hyperlink r:id="rId1205">
+      <w:hyperlink r:id="rId1206">
         <w:r>
           <w:rPr>
             <w:lang w:val="ru_RU" w:bidi="ru_RU"/>
@@ -61002,7 +61002,7 @@
         </w:rPr>
         <w:t xml:space="preserve">; </w:t>
       </w:r>
-      <w:hyperlink r:id="rId1206">
+      <w:hyperlink r:id="rId1207">
         <w:r>
           <w:rPr>
             <w:lang w:val="ru_RU" w:bidi="ru_RU"/>
@@ -61020,7 +61020,7 @@
         </w:rPr>
         <w:t xml:space="preserve">; </w:t>
       </w:r>
-      <w:hyperlink r:id="rId1207">
+      <w:hyperlink r:id="rId1208">
         <w:r>
           <w:rPr>
             <w:lang w:val="ru_RU" w:bidi="ru_RU"/>
@@ -61038,7 +61038,7 @@
         </w:rPr>
         <w:t>,</w:t>
       </w:r>
-      <w:hyperlink r:id="rId1208">
+      <w:hyperlink r:id="rId1209">
         <w:r>
           <w:rPr>
             <w:lang w:val="ru_RU" w:bidi="ru_RU"/>
@@ -61074,7 +61074,7 @@
         </w:rPr>
         <w:t xml:space="preserve"> Мария (мать Иакова младшего): это мог быть Иаков, сын Алфея (</w:t>
       </w:r>
-      <w:hyperlink r:id="rId1209">
+      <w:hyperlink r:id="rId1210">
         <w:r>
           <w:rPr>
             <w:lang w:val="ru_RU" w:bidi="ru_RU"/>
@@ -61110,7 +61110,7 @@
         </w:rPr>
         <w:t xml:space="preserve">Саломея упоминается только в этом отрывке и в Евангелии от </w:t>
       </w:r>
-      <w:hyperlink r:id="rId1203">
+      <w:hyperlink r:id="rId1204">
         <w:r>
           <w:rPr>
             <w:lang w:val="ru_RU" w:bidi="ru_RU"/>
@@ -61188,7 +61188,7 @@
         </w:rPr>
         <w:t xml:space="preserve">примерно 32 км к северо-западу от Иерусалима) был уважаемым членом синедриона и тайным учеником Иисуса, который ждал прихода Божьего Царства (см. </w:t>
       </w:r>
-      <w:hyperlink r:id="rId1210">
+      <w:hyperlink r:id="rId1211">
         <w:r>
           <w:rPr>
             <w:lang w:val="ru_RU" w:bidi="ru_RU"/>
@@ -61206,7 +61206,7 @@
         </w:rPr>
         <w:t xml:space="preserve">; </w:t>
       </w:r>
-      <w:hyperlink r:id="rId1211">
+      <w:hyperlink r:id="rId1212">
         <w:r>
           <w:rPr>
             <w:lang w:val="ru_RU" w:bidi="ru_RU"/>
@@ -61224,7 +61224,7 @@
         </w:rPr>
         <w:t xml:space="preserve">; </w:t>
       </w:r>
-      <w:hyperlink r:id="rId1212">
+      <w:hyperlink r:id="rId1213">
         <w:r>
           <w:rPr>
             <w:lang w:val="ru_RU" w:bidi="ru_RU"/>
@@ -61242,7 +61242,7 @@
         </w:rPr>
         <w:t>). Он смело попросил у Пилата разрешение забрать тело Иисуса для погребения. Поскольку он был членом верховного суда и не был известен как ученик Иисуса, то римлянин удовлетворили его просьбу. Тем более, данная просьба соответствовала еврейскому закону, так как необходимо было хоронить мёртвых до заката солнца (</w:t>
       </w:r>
-      <w:hyperlink r:id="rId1213">
+      <w:hyperlink r:id="rId1214">
         <w:r>
           <w:rPr>
             <w:lang w:val="ru_RU" w:bidi="ru_RU"/>
@@ -61308,7 +61308,7 @@
         </w:rPr>
         <w:t xml:space="preserve">Иосиф подготовил тело Иисуса к погребению и положил Его в свою собственную гробницу (см. </w:t>
       </w:r>
-      <w:hyperlink r:id="rId1214">
+      <w:hyperlink r:id="rId1215">
         <w:r>
           <w:rPr>
             <w:lang w:val="ru_RU" w:bidi="ru_RU"/>
@@ -61386,7 +61386,7 @@
         </w:rPr>
         <w:t xml:space="preserve"> чтобы помазать тело Иисуса (</w:t>
       </w:r>
-      <w:hyperlink r:id="rId1203">
+      <w:hyperlink r:id="rId1204">
         <w:r>
           <w:rPr>
             <w:lang w:val="ru_RU" w:bidi="ru_RU"/>
@@ -61446,7 +61446,7 @@
         </w:rPr>
         <w:t xml:space="preserve"> (</w:t>
       </w:r>
-      <w:hyperlink r:id="rId1215">
+      <w:hyperlink r:id="rId1216">
         <w:r>
           <w:rPr>
             <w:lang w:val="ru_RU" w:bidi="ru_RU"/>
@@ -61464,7 +61464,7 @@
         </w:rPr>
         <w:t xml:space="preserve">, </w:t>
       </w:r>
-      <w:hyperlink r:id="rId1216">
+      <w:hyperlink r:id="rId1217">
         <w:r>
           <w:rPr>
             <w:lang w:val="ru_RU" w:bidi="ru_RU"/>
@@ -61590,7 +61590,7 @@
         </w:rPr>
         <w:t>Ангел повторил ученикам слова и обещание Иисуса (</w:t>
       </w:r>
-      <w:hyperlink r:id="rId1217">
+      <w:hyperlink r:id="rId1218">
         <w:r>
           <w:rPr>
             <w:lang w:val="ru_RU" w:bidi="ru_RU"/>
@@ -61674,7 +61674,7 @@
         </w:rPr>
         <w:t xml:space="preserve">«никому ничего не сказали» — данное высказывание можно рассмотреть с двух сторон: с положительной (женщины поспешили рассказать об этом только ученикам </w:t>
       </w:r>
-      <w:hyperlink r:id="rId1099">
+      <w:hyperlink r:id="rId1100">
         <w:r>
           <w:rPr>
             <w:lang w:val="ru_RU" w:bidi="ru_RU"/>
@@ -61692,7 +61692,7 @@
         </w:rPr>
         <w:t xml:space="preserve">; ср. </w:t>
       </w:r>
-      <w:hyperlink r:id="rId1218">
+      <w:hyperlink r:id="rId1219">
         <w:r>
           <w:rPr>
             <w:lang w:val="ru_RU" w:bidi="ru_RU"/>
@@ -61710,7 +61710,7 @@
         </w:rPr>
         <w:t xml:space="preserve">; </w:t>
       </w:r>
-      <w:hyperlink r:id="rId1219">
+      <w:hyperlink r:id="rId1220">
         <w:r>
           <w:rPr>
             <w:lang w:val="ru_RU" w:bidi="ru_RU"/>
@@ -61728,7 +61728,7 @@
         </w:rPr>
         <w:t xml:space="preserve">) или с отрицательной (они вообще никому не сказали о том, что видели). Ср. </w:t>
       </w:r>
-      <w:hyperlink r:id="rId1220">
+      <w:hyperlink r:id="rId1221">
         <w:r>
           <w:rPr>
             <w:lang w:val="ru_RU" w:bidi="ru_RU"/>
@@ -61746,7 +61746,7 @@
         </w:rPr>
         <w:t xml:space="preserve">; </w:t>
       </w:r>
-      <w:hyperlink r:id="rId1221">
+      <w:hyperlink r:id="rId1222">
         <w:r>
           <w:rPr>
             <w:lang w:val="ru_RU" w:bidi="ru_RU"/>
@@ -61764,7 +61764,7 @@
         </w:rPr>
         <w:t>,</w:t>
       </w:r>
-      <w:hyperlink r:id="rId1222">
+      <w:hyperlink r:id="rId1223">
         <w:r>
           <w:rPr>
             <w:lang w:val="ru_RU" w:bidi="ru_RU"/>
@@ -62000,7 +62000,7 @@
         </w:rPr>
         <w:t xml:space="preserve">(7) В </w:t>
       </w:r>
-      <w:hyperlink r:id="rId1099">
+      <w:hyperlink r:id="rId1100">
         <w:r>
           <w:rPr>
             <w:lang w:val="ru_RU" w:bidi="ru_RU"/>

--- a/rus/docx/41.content.docx
+++ b/rus/docx/41.content.docx
@@ -53793,57 +53793,59 @@
         <w:rPr>
           <w:lang w:val="ru_RU" w:bidi="ru_RU"/>
         </w:rPr>
-        <w:t xml:space="preserve"> «Сие есть Тело Моё... сие есть Кровь Моя» — некоторые понимают эти слова буквально, что хлеб и вино превращаются в тело и кровь Иисуса (</w:t>
+        <w:t xml:space="preserve"> «Сие есть Тело Моё... сие есть Кровь Моя» — со времён Реформации появилось три доминирующих толкования фразы Иисуса о хлебе и вине: (1) что хлеб и вино во время Вечери буквально превращаются в Тело и Кровь Иисуса Христа (</w:t>
       </w:r>
       <w:r>
         <w:rPr>
           <w:i/>
           <w:lang w:val="ru_RU" w:bidi="ru_RU"/>
         </w:rPr>
+        <w:t xml:space="preserve">транссубстанциация </w:t>
+      </w:r>
+      <w:r>
+        <w:rPr>
+          <w:lang w:val="ru_RU" w:bidi="ru_RU"/>
+        </w:rPr>
+        <w:t xml:space="preserve">или </w:t>
+      </w:r>
+      <w:r>
+        <w:rPr>
+          <w:i/>
+          <w:lang w:val="ru_RU" w:bidi="ru_RU"/>
+        </w:rPr>
         <w:t>пресуществление</w:t>
       </w:r>
       <w:r>
         <w:rPr>
           <w:lang w:val="ru_RU" w:bidi="ru_RU"/>
         </w:rPr>
-        <w:t xml:space="preserve">); другие считают, что хлеб и вино остаются хлебом и вином, но в них </w:t>
-      </w:r>
-      <w:r>
-        <w:rPr>
-          <w:lang w:val="ru_RU" w:bidi="ru_RU"/>
-        </w:rPr>
-        <w:t xml:space="preserve">ощущается реальное присутствие Иисуса </w:t>
-      </w:r>
-      <w:r>
-        <w:rPr>
-          <w:lang w:val="ru_RU" w:bidi="ru_RU"/>
-        </w:rPr>
-        <w:t>(</w:t>
+        <w:t>); (2) что Христос, как понимается, действительно присутствует в таинстве таинственным, но реальным образом, который превосходит человеческое понимание (</w:t>
       </w:r>
       <w:r>
         <w:rPr>
           <w:i/>
           <w:lang w:val="ru_RU" w:bidi="ru_RU"/>
         </w:rPr>
-        <w:t>соприсуществление, или консубстанция</w:t>
-      </w:r>
-      <w:r>
-        <w:rPr>
-          <w:lang w:val="ru_RU" w:bidi="ru_RU"/>
-        </w:rPr>
-        <w:t xml:space="preserve">). </w:t>
-      </w:r>
-      <w:r>
-        <w:rPr>
-          <w:lang w:val="ru_RU" w:bidi="ru_RU"/>
-        </w:rPr>
-        <w:t xml:space="preserve">Согласно этим двум взглядам, когда человек участвует в Вечере Господней, он на самом деле ест и пьет тело и кровь Иисуса. Третья точка зрения заключается в том, что, вкушая хлеб и вино, христиане духовно питаются Иисусом. </w:t>
-      </w:r>
-      <w:r>
-        <w:rPr>
-          <w:lang w:val="ru_RU" w:bidi="ru_RU"/>
-        </w:rPr>
-        <w:t xml:space="preserve">Четвёртый взгляд заключается в том, что трапеза в первую очередь является воспоминанием, а хлеб и вино символизируют жертву Иисуса за нас. См. также </w:t>
+        <w:t>реальное присутствие</w:t>
+      </w:r>
+      <w:r>
+        <w:rPr>
+          <w:lang w:val="ru_RU" w:bidi="ru_RU"/>
+        </w:rPr>
+        <w:t>).; (3) что хлеб и вино просто являются символами Тела и Крови Христа, а принятие Вечери приносит участникам особую благодать по вере через Святого Духа (</w:t>
+      </w:r>
+      <w:r>
+        <w:rPr>
+          <w:i/>
+          <w:lang w:val="ru_RU" w:bidi="ru_RU"/>
+        </w:rPr>
+        <w:t>символизм</w:t>
+      </w:r>
+      <w:r>
+        <w:rPr>
+          <w:lang w:val="ru_RU" w:bidi="ru_RU"/>
+        </w:rPr>
+        <w:t xml:space="preserve">). См. также </w:t>
       </w:r>
       <w:hyperlink r:id="rId1091">
         <w:r>
@@ -53857,18 +53859,6 @@
           <w:t>Ин.6:53–63</w:t>
         </w:r>
       </w:hyperlink>
-      <w:r>
-        <w:rPr>
-          <w:lang w:val="ru_RU" w:bidi="ru_RU"/>
-        </w:rPr>
-        <w:t xml:space="preserve"> и </w:t>
-      </w:r>
-      <w:r>
-        <w:rPr>
-          <w:lang w:val="ru_RU" w:bidi="ru_RU"/>
-        </w:rPr>
-        <w:t>Сопутствующие учебные заметки</w:t>
-      </w:r>
       <w:r>
         <w:rPr>
           <w:lang w:val="ru_RU" w:bidi="ru_RU"/>

--- a/rus/docx/41.content.docx
+++ b/rus/docx/41.content.docx
@@ -35217,7 +35217,7 @@
         <w:rPr>
           <w:lang w:val="ru_RU" w:bidi="ru_RU"/>
         </w:rPr>
-        <w:t>) или принять на себя Божий гнев, как это сделал Иисус (</w:t>
+        <w:t>) или пройти те же страдания, которые Он пережил на кресте (</w:t>
       </w:r>
       <w:hyperlink r:id="rId493">
         <w:r>

--- a/rus/docx/41.content.docx
+++ b/rus/docx/41.content.docx
@@ -19,7 +19,7 @@
         <w:rPr>
           <w:lang w:val="ru_RU" w:bidi="ru_RU"/>
         </w:rPr>
-        <w:t>Resource: Tyndale Open Study Notes</w:t>
+        <w:t>Resource: Aquifer Open Study Notes</w:t>
       </w:r>
       <w:r>
         <w:rPr>
@@ -112,7 +112,7 @@
         <w:rPr>
           <w:lang w:val="ru_RU" w:bidi="ru_RU"/>
         </w:rPr>
-        <w:t>Tyndale Open Study Notes</w:t>
+        <w:t>Aquifer Open Study Notes</w:t>
       </w:r>
     </w:p>
     <w:p>
